--- a/08-传感器电路/09-距离与位置传感器电路/旋转变压器电路/旋转变压器电路.docx
+++ b/08-传感器电路/09-距离与位置传感器电路/旋转变压器电路/旋转变压器电路.docx
@@ -2422,6 +2422,20 @@
     </w:p>
     <w:bookmarkEnd w:id="26"/>
     <w:bookmarkEnd w:id="27"/>
+    <w:p>
+      <w:pPr>
+        <w:spacing w:before="360"/>
+        <w:jc w:val="center"/>
+      </w:pPr>
+      <w:r>
+        <w:rPr>
+          <w:rFonts w:ascii="Times New Roman" w:hAnsi="Times New Roman"/>
+          <w:color w:val="555555"/>
+          <w:sz w:val="21"/>
+        </w:rPr>
+        <w:t>材料收集者：杜文杰</w:t>
+      </w:r>
+    </w:p>
     <w:sectPr>
       <w:headerReference r:id="rId9" w:type="default"/>
       <w:footerReference r:id="rId10" w:type="default"/>

--- a/08-传感器电路/09-距离与位置传感器电路/旋转变压器电路/旋转变压器电路.docx
+++ b/08-传感器电路/09-距离与位置传感器电路/旋转变压器电路/旋转变压器电路.docx
@@ -1,6 +1,6 @@
 
 <file path=word/document.xml><?xml version="1.0" encoding="utf-8"?>
-<w:document xmlns:w="http://schemas.openxmlformats.org/wordprocessingml/2006/main" xmlns:m="http://schemas.openxmlformats.org/officeDocument/2006/math" xmlns:r="http://schemas.openxmlformats.org/officeDocument/2006/relationships" xmlns:o="urn:schemas-microsoft-com:office:office" xmlns:v="urn:schemas-microsoft-com:vml" xmlns:w10="urn:schemas-microsoft-com:office:word" xmlns:a="http://schemas.openxmlformats.org/drawingml/2006/main" xmlns:pic="http://schemas.openxmlformats.org/drawingml/2006/picture" xmlns:wp="http://schemas.openxmlformats.org/drawingml/2006/wordprocessingDrawing">
+<w:document xmlns:m="http://schemas.openxmlformats.org/officeDocument/2006/math" xmlns:r="http://schemas.openxmlformats.org/officeDocument/2006/relationships" xmlns:w="http://schemas.openxmlformats.org/wordprocessingml/2006/main" xmlns:o="urn:schemas-microsoft-com:office:office" xmlns:v="urn:schemas-microsoft-com:vml" xmlns:w10="urn:schemas-microsoft-com:office:word" xmlns:a="http://schemas.openxmlformats.org/drawingml/2006/main" xmlns:pic="http://schemas.openxmlformats.org/drawingml/2006/picture" xmlns:wp="http://schemas.openxmlformats.org/drawingml/2006/wordprocessingDrawing">
   <w:body>
     <w:bookmarkStart w:id="27" w:name="旋转变压器电路"/>
     <w:p>
@@ -9,7 +9,7 @@
       </w:pPr>
       <w:r>
         <w:rPr>
-          <w:rFonts w:hint="eastAsia"/>
+          <w:rFonts w:hint="eastAsia" w:eastAsia="黑体"/>
         </w:rPr>
         <w:t xml:space="preserve">旋转变压器电路</w:t>
       </w:r>
@@ -21,7 +21,7 @@
       </w:pPr>
       <w:r>
         <w:rPr>
-          <w:rFonts w:hint="eastAsia"/>
+          <w:rFonts w:hint="eastAsia" w:eastAsia="黑体"/>
         </w:rPr>
         <w:t xml:space="preserve">拓扑描述</w:t>
       </w:r>
@@ -32,16 +32,19 @@
       </w:pPr>
       <w:r>
         <w:rPr>
-          <w:rFonts w:hint="eastAsia"/>
+          <w:rFonts w:hint="eastAsia" w:eastAsia="黑体"/>
         </w:rPr>
         <w:t xml:space="preserve">传感元件为</w:t>
       </w:r>
       <w:r>
+        <w:rPr>
+          <w:rFonts w:eastAsia="黑体"/>
+        </w:rPr>
         <w:t xml:space="preserve"> </w:t>
       </w:r>
       <w:r>
         <w:rPr>
-          <w:rFonts w:hint="eastAsia"/>
+          <w:rFonts w:hint="eastAsia" w:eastAsia="黑体"/>
           <w:b/>
           <w:bCs/>
         </w:rPr>
@@ -49,16 +52,19 @@
       </w:r>
       <w:r>
         <w:rPr>
-          <w:rFonts w:hint="eastAsia"/>
+          <w:rFonts w:hint="eastAsia" w:eastAsia="黑体"/>
         </w:rPr>
         <w:t xml:space="preserve">（含</w:t>
       </w:r>
       <w:r>
+        <w:rPr>
+          <w:rFonts w:eastAsia="黑体"/>
+        </w:rPr>
         <w:t xml:space="preserve"> </w:t>
       </w:r>
       <w:r>
         <w:rPr>
-          <w:rFonts w:hint="eastAsia"/>
+          <w:rFonts w:hint="eastAsia" w:eastAsia="黑体"/>
           <w:b/>
           <w:bCs/>
         </w:rPr>
@@ -66,6 +72,7 @@
       </w:r>
       <w:r>
         <w:rPr>
+          <w:rFonts w:eastAsia="黑体"/>
           <w:b/>
           <w:bCs/>
         </w:rPr>
@@ -86,20 +93,26 @@
         </m:sSub>
       </m:oMath>
       <w:r>
+        <w:rPr>
+          <w:rFonts w:eastAsia="黑体"/>
+        </w:rPr>
         <w:t xml:space="preserve"> </w:t>
       </w:r>
       <w:r>
         <w:rPr>
-          <w:rFonts w:hint="eastAsia"/>
+          <w:rFonts w:hint="eastAsia" w:eastAsia="黑体"/>
         </w:rPr>
         <w:t xml:space="preserve">与</w:t>
       </w:r>
       <w:r>
+        <w:rPr>
+          <w:rFonts w:eastAsia="黑体"/>
+        </w:rPr>
         <w:t xml:space="preserve"> </w:t>
       </w:r>
       <w:r>
         <w:rPr>
-          <w:rFonts w:hint="eastAsia"/>
+          <w:rFonts w:hint="eastAsia" w:eastAsia="黑体"/>
           <w:b/>
           <w:bCs/>
         </w:rPr>
@@ -107,6 +120,7 @@
       </w:r>
       <w:r>
         <w:rPr>
+          <w:rFonts w:eastAsia="黑体"/>
           <w:b/>
           <w:bCs/>
         </w:rPr>
@@ -128,7 +142,7 @@
       </m:oMath>
       <w:r>
         <w:rPr>
-          <w:rFonts w:hint="eastAsia"/>
+          <w:rFonts w:hint="eastAsia" w:eastAsia="黑体"/>
           <w:b/>
           <w:bCs/>
         </w:rPr>
@@ -136,6 +150,7 @@
       </w:r>
       <w:r>
         <w:rPr>
+          <w:rFonts w:eastAsia="黑体"/>
           <w:b/>
           <w:bCs/>
         </w:rPr>
@@ -157,36 +172,45 @@
       </m:oMath>
       <w:r>
         <w:rPr>
-          <w:rFonts w:hint="eastAsia"/>
+          <w:rFonts w:hint="eastAsia" w:eastAsia="黑体"/>
         </w:rPr>
         <w:t xml:space="preserve">），调理电路为</w:t>
       </w:r>
       <w:r>
+        <w:rPr>
+          <w:rFonts w:eastAsia="黑体"/>
+        </w:rPr>
         <w:t xml:space="preserve"> </w:t>
       </w:r>
       <w:r>
         <w:rPr>
-          <w:rFonts w:hint="eastAsia"/>
+          <w:rFonts w:hint="eastAsia" w:eastAsia="黑体"/>
           <w:b/>
           <w:bCs/>
         </w:rPr>
         <w:t xml:space="preserve">激磁驱动电路</w:t>
       </w:r>
       <w:r>
+        <w:rPr>
+          <w:rFonts w:eastAsia="黑体"/>
+        </w:rPr>
         <w:t xml:space="preserve"> </w:t>
       </w:r>
       <w:r>
         <w:rPr>
-          <w:rFonts w:hint="eastAsia"/>
+          <w:rFonts w:hint="eastAsia" w:eastAsia="黑体"/>
         </w:rPr>
         <w:t xml:space="preserve">与</w:t>
       </w:r>
       <w:r>
+        <w:rPr>
+          <w:rFonts w:eastAsia="黑体"/>
+        </w:rPr>
         <w:t xml:space="preserve"> </w:t>
       </w:r>
       <w:r>
         <w:rPr>
-          <w:rFonts w:hint="eastAsia"/>
+          <w:rFonts w:hint="eastAsia" w:eastAsia="黑体"/>
           <w:b/>
           <w:bCs/>
         </w:rPr>
@@ -194,31 +218,37 @@
       </w:r>
       <w:r>
         <w:rPr>
-          <w:rFonts w:hint="eastAsia"/>
+          <w:rFonts w:hint="eastAsia" w:eastAsia="黑体"/>
         </w:rPr>
         <w:t xml:space="preserve">（专用芯片如</w:t>
       </w:r>
       <w:r>
+        <w:rPr>
+          <w:rFonts w:eastAsia="黑体"/>
+        </w:rPr>
         <w:t xml:space="preserve"> </w:t>
       </w:r>
       <w:r>
         <w:rPr>
-          <w:rFonts w:hint="eastAsia"/>
+          <w:rFonts w:hint="eastAsia" w:eastAsia="黑体"/>
         </w:rPr>
         <w:t xml:space="preserve">AD2S1210，或运放方案）。电路共有</w:t>
       </w:r>
       <w:r>
+        <w:rPr>
+          <w:rFonts w:eastAsia="黑体"/>
+        </w:rPr>
         <w:t xml:space="preserve"> 6 </w:t>
       </w:r>
       <w:r>
         <w:rPr>
-          <w:rFonts w:hint="eastAsia"/>
+          <w:rFonts w:hint="eastAsia" w:eastAsia="黑体"/>
         </w:rPr>
         <w:t xml:space="preserve">个关键节点：</w:t>
       </w:r>
       <w:r>
         <w:rPr>
-          <w:rFonts w:hint="eastAsia"/>
+          <w:rFonts w:hint="eastAsia" w:eastAsia="黑体"/>
           <w:b/>
           <w:bCs/>
         </w:rPr>
@@ -226,6 +256,7 @@
       </w:r>
       <w:r>
         <w:rPr>
+          <w:rFonts w:eastAsia="黑体"/>
           <w:b/>
           <w:bCs/>
         </w:rPr>
@@ -233,7 +264,7 @@
       </w:r>
       <w:r>
         <w:rPr>
-          <w:rFonts w:hint="eastAsia"/>
+          <w:rFonts w:hint="eastAsia" w:eastAsia="黑体"/>
           <w:b/>
           <w:bCs/>
         </w:rPr>
@@ -241,11 +272,14 @@
       </w:r>
       <w:r>
         <w:rPr>
-          <w:rFonts w:hint="eastAsia"/>
+          <w:rFonts w:hint="eastAsia" w:eastAsia="黑体"/>
         </w:rPr>
         <w:t xml:space="preserve">（激磁绕组</w:t>
       </w:r>
       <w:r>
+        <w:rPr>
+          <w:rFonts w:eastAsia="黑体"/>
+        </w:rPr>
         <w:t xml:space="preserve"> </w:t>
       </w:r>
       <m:oMath>
@@ -263,17 +297,20 @@
         </m:sSub>
       </m:oMath>
       <w:r>
+        <w:rPr>
+          <w:rFonts w:eastAsia="黑体"/>
+        </w:rPr>
         <w:t xml:space="preserve"> </w:t>
       </w:r>
       <w:r>
         <w:rPr>
-          <w:rFonts w:hint="eastAsia"/>
+          <w:rFonts w:hint="eastAsia" w:eastAsia="黑体"/>
         </w:rPr>
         <w:t xml:space="preserve">的一端，接激磁驱动输出）；</w:t>
       </w:r>
       <w:r>
         <w:rPr>
-          <w:rFonts w:hint="eastAsia"/>
+          <w:rFonts w:hint="eastAsia" w:eastAsia="黑体"/>
           <w:b/>
           <w:bCs/>
         </w:rPr>
@@ -281,6 +318,7 @@
       </w:r>
       <w:r>
         <w:rPr>
+          <w:rFonts w:eastAsia="黑体"/>
           <w:b/>
           <w:bCs/>
         </w:rPr>
@@ -288,7 +326,7 @@
       </w:r>
       <w:r>
         <w:rPr>
-          <w:rFonts w:hint="eastAsia"/>
+          <w:rFonts w:hint="eastAsia" w:eastAsia="黑体"/>
           <w:b/>
           <w:bCs/>
         </w:rPr>
@@ -296,7 +334,7 @@
       </w:r>
       <w:r>
         <w:rPr>
-          <w:rFonts w:hint="eastAsia"/>
+          <w:rFonts w:hint="eastAsia" w:eastAsia="黑体"/>
         </w:rPr>
         <w:t xml:space="preserve">（</w:t>
       </w:r>
@@ -315,17 +353,20 @@
         </m:sSub>
       </m:oMath>
       <w:r>
+        <w:rPr>
+          <w:rFonts w:eastAsia="黑体"/>
+        </w:rPr>
         <w:t xml:space="preserve"> </w:t>
       </w:r>
       <w:r>
         <w:rPr>
-          <w:rFonts w:hint="eastAsia"/>
+          <w:rFonts w:hint="eastAsia" w:eastAsia="黑体"/>
         </w:rPr>
         <w:t xml:space="preserve">另一端与两相绕组公共端，作为信号地）；</w:t>
       </w:r>
       <w:r>
         <w:rPr>
-          <w:rFonts w:hint="eastAsia"/>
+          <w:rFonts w:hint="eastAsia" w:eastAsia="黑体"/>
           <w:b/>
           <w:bCs/>
         </w:rPr>
@@ -333,6 +374,7 @@
       </w:r>
       <w:r>
         <w:rPr>
+          <w:rFonts w:eastAsia="黑体"/>
           <w:b/>
           <w:bCs/>
         </w:rPr>
@@ -340,7 +382,7 @@
       </w:r>
       <w:r>
         <w:rPr>
-          <w:rFonts w:hint="eastAsia"/>
+          <w:rFonts w:hint="eastAsia" w:eastAsia="黑体"/>
           <w:b/>
           <w:bCs/>
         </w:rPr>
@@ -348,7 +390,7 @@
       </w:r>
       <w:r>
         <w:rPr>
-          <w:rFonts w:hint="eastAsia"/>
+          <w:rFonts w:hint="eastAsia" w:eastAsia="黑体"/>
         </w:rPr>
         <w:t xml:space="preserve">（</w:t>
       </w:r>
@@ -367,15 +409,21 @@
         </m:sSub>
       </m:oMath>
       <w:r>
+        <w:rPr>
+          <w:rFonts w:eastAsia="黑体"/>
+        </w:rPr>
         <w:t xml:space="preserve"> </w:t>
       </w:r>
       <w:r>
         <w:rPr>
-          <w:rFonts w:hint="eastAsia"/>
+          <w:rFonts w:hint="eastAsia" w:eastAsia="黑体"/>
         </w:rPr>
         <w:t xml:space="preserve">信号端，输出</w:t>
       </w:r>
       <w:r>
+        <w:rPr>
+          <w:rFonts w:eastAsia="黑体"/>
+        </w:rPr>
         <w:t xml:space="preserve"> </w:t>
       </w:r>
       <m:oMath>
@@ -394,13 +442,13 @@
       </m:oMath>
       <w:r>
         <w:rPr>
-          <w:rFonts w:hint="eastAsia"/>
+          <w:rFonts w:hint="eastAsia" w:eastAsia="黑体"/>
         </w:rPr>
         <w:t xml:space="preserve">）；</w:t>
       </w:r>
       <w:r>
         <w:rPr>
-          <w:rFonts w:hint="eastAsia"/>
+          <w:rFonts w:hint="eastAsia" w:eastAsia="黑体"/>
           <w:b/>
           <w:bCs/>
         </w:rPr>
@@ -408,6 +456,7 @@
       </w:r>
       <w:r>
         <w:rPr>
+          <w:rFonts w:eastAsia="黑体"/>
           <w:b/>
           <w:bCs/>
         </w:rPr>
@@ -415,7 +464,7 @@
       </w:r>
       <w:r>
         <w:rPr>
-          <w:rFonts w:hint="eastAsia"/>
+          <w:rFonts w:hint="eastAsia" w:eastAsia="黑体"/>
           <w:b/>
           <w:bCs/>
         </w:rPr>
@@ -423,7 +472,7 @@
       </w:r>
       <w:r>
         <w:rPr>
-          <w:rFonts w:hint="eastAsia"/>
+          <w:rFonts w:hint="eastAsia" w:eastAsia="黑体"/>
         </w:rPr>
         <w:t xml:space="preserve">（</w:t>
       </w:r>
@@ -442,15 +491,21 @@
         </m:sSub>
       </m:oMath>
       <w:r>
+        <w:rPr>
+          <w:rFonts w:eastAsia="黑体"/>
+        </w:rPr>
         <w:t xml:space="preserve"> </w:t>
       </w:r>
       <w:r>
         <w:rPr>
-          <w:rFonts w:hint="eastAsia"/>
+          <w:rFonts w:hint="eastAsia" w:eastAsia="黑体"/>
         </w:rPr>
         <w:t xml:space="preserve">信号端，输出</w:t>
       </w:r>
       <w:r>
+        <w:rPr>
+          <w:rFonts w:eastAsia="黑体"/>
+        </w:rPr>
         <w:t xml:space="preserve"> </w:t>
       </w:r>
       <m:oMath>
@@ -469,13 +524,13 @@
       </m:oMath>
       <w:r>
         <w:rPr>
-          <w:rFonts w:hint="eastAsia"/>
+          <w:rFonts w:hint="eastAsia" w:eastAsia="黑体"/>
         </w:rPr>
         <w:t xml:space="preserve">）；</w:t>
       </w:r>
       <w:r>
         <w:rPr>
-          <w:rFonts w:hint="eastAsia"/>
+          <w:rFonts w:hint="eastAsia" w:eastAsia="黑体"/>
           <w:b/>
           <w:bCs/>
         </w:rPr>
@@ -483,6 +538,7 @@
       </w:r>
       <w:r>
         <w:rPr>
+          <w:rFonts w:eastAsia="黑体"/>
           <w:b/>
           <w:bCs/>
         </w:rPr>
@@ -490,7 +546,7 @@
       </w:r>
       <w:r>
         <w:rPr>
-          <w:rFonts w:hint="eastAsia"/>
+          <w:rFonts w:hint="eastAsia" w:eastAsia="黑体"/>
           <w:b/>
           <w:bCs/>
         </w:rPr>
@@ -498,22 +554,25 @@
       </w:r>
       <w:r>
         <w:rPr>
-          <w:rFonts w:hint="eastAsia"/>
+          <w:rFonts w:hint="eastAsia" w:eastAsia="黑体"/>
         </w:rPr>
         <w:t xml:space="preserve">（两相输出送入解调芯片的</w:t>
       </w:r>
       <w:r>
+        <w:rPr>
+          <w:rFonts w:eastAsia="黑体"/>
+        </w:rPr>
         <w:t xml:space="preserve"> SIN/COS </w:t>
       </w:r>
       <w:r>
         <w:rPr>
-          <w:rFonts w:hint="eastAsia"/>
+          <w:rFonts w:hint="eastAsia" w:eastAsia="黑体"/>
         </w:rPr>
         <w:t xml:space="preserve">输入）；</w:t>
       </w:r>
       <w:r>
         <w:rPr>
-          <w:rFonts w:hint="eastAsia"/>
+          <w:rFonts w:hint="eastAsia" w:eastAsia="黑体"/>
           <w:b/>
           <w:bCs/>
         </w:rPr>
@@ -521,6 +580,7 @@
       </w:r>
       <w:r>
         <w:rPr>
+          <w:rFonts w:eastAsia="黑体"/>
           <w:b/>
           <w:bCs/>
         </w:rPr>
@@ -528,7 +588,7 @@
       </w:r>
       <w:r>
         <w:rPr>
-          <w:rFonts w:hint="eastAsia"/>
+          <w:rFonts w:hint="eastAsia" w:eastAsia="黑体"/>
           <w:b/>
           <w:bCs/>
         </w:rPr>
@@ -536,7 +596,7 @@
       </w:r>
       <w:r>
         <w:rPr>
-          <w:rFonts w:hint="eastAsia"/>
+          <w:rFonts w:hint="eastAsia" w:eastAsia="黑体"/>
         </w:rPr>
         <w:t xml:space="preserve">（解调芯片输出的角度数字量或模拟电压）。</w:t>
       </w:r>
@@ -545,30 +605,33 @@
       <w:pPr/>
       <w:r>
         <w:rPr>
-          <w:rFonts w:hint="eastAsia"/>
+          <w:rFonts w:hint="eastAsia" w:eastAsia="黑体"/>
         </w:rPr>
         <w:t xml:space="preserve">各元件管脚连接：</w:t>
       </w:r>
       <w:r>
         <w:rPr>
-          <w:rFonts w:hint="eastAsia"/>
+          <w:rFonts w:hint="eastAsia" w:eastAsia="黑体"/>
           <w:b/>
           <w:bCs/>
         </w:rPr>
         <w:t xml:space="preserve">激磁驱动</w:t>
       </w:r>
       <w:r>
+        <w:rPr>
+          <w:rFonts w:eastAsia="黑体"/>
+        </w:rPr>
         <w:t xml:space="preserve"> </w:t>
       </w:r>
       <w:r>
         <w:rPr>
-          <w:rFonts w:hint="eastAsia"/>
+          <w:rFonts w:hint="eastAsia" w:eastAsia="黑体"/>
         </w:rPr>
         <w:t xml:space="preserve">输出端接激磁节点、地端接公共/地节点；</w:t>
       </w:r>
       <w:r>
         <w:rPr>
-          <w:rFonts w:hint="eastAsia"/>
+          <w:rFonts w:hint="eastAsia" w:eastAsia="黑体"/>
           <w:b/>
           <w:bCs/>
         </w:rPr>
@@ -576,6 +639,7 @@
       </w:r>
       <w:r>
         <w:rPr>
+          <w:rFonts w:eastAsia="黑体"/>
           <w:b/>
           <w:bCs/>
         </w:rPr>
@@ -596,17 +660,20 @@
         </m:sSub>
       </m:oMath>
       <w:r>
+        <w:rPr>
+          <w:rFonts w:eastAsia="黑体"/>
+        </w:rPr>
         <w:t xml:space="preserve"> </w:t>
       </w:r>
       <w:r>
         <w:rPr>
-          <w:rFonts w:hint="eastAsia"/>
+          <w:rFonts w:hint="eastAsia" w:eastAsia="黑体"/>
         </w:rPr>
         <w:t xml:space="preserve">一端接激磁节点、另一端接公共/地节点；</w:t>
       </w:r>
       <w:r>
         <w:rPr>
-          <w:rFonts w:hint="eastAsia"/>
+          <w:rFonts w:hint="eastAsia" w:eastAsia="黑体"/>
           <w:b/>
           <w:bCs/>
         </w:rPr>
@@ -614,6 +681,7 @@
       </w:r>
       <w:r>
         <w:rPr>
+          <w:rFonts w:eastAsia="黑体"/>
           <w:b/>
           <w:bCs/>
         </w:rPr>
@@ -634,17 +702,20 @@
         </m:sSub>
       </m:oMath>
       <w:r>
+        <w:rPr>
+          <w:rFonts w:eastAsia="黑体"/>
+        </w:rPr>
         <w:t xml:space="preserve"> </w:t>
       </w:r>
       <w:r>
         <w:rPr>
-          <w:rFonts w:hint="eastAsia"/>
+          <w:rFonts w:hint="eastAsia" w:eastAsia="黑体"/>
         </w:rPr>
         <w:t xml:space="preserve">一端接正弦相输出节点、另一端接公共/地节点；</w:t>
       </w:r>
       <w:r>
         <w:rPr>
-          <w:rFonts w:hint="eastAsia"/>
+          <w:rFonts w:hint="eastAsia" w:eastAsia="黑体"/>
           <w:b/>
           <w:bCs/>
         </w:rPr>
@@ -652,6 +723,7 @@
       </w:r>
       <w:r>
         <w:rPr>
+          <w:rFonts w:eastAsia="黑体"/>
           <w:b/>
           <w:bCs/>
         </w:rPr>
@@ -672,17 +744,20 @@
         </m:sSub>
       </m:oMath>
       <w:r>
+        <w:rPr>
+          <w:rFonts w:eastAsia="黑体"/>
+        </w:rPr>
         <w:t xml:space="preserve"> </w:t>
       </w:r>
       <w:r>
         <w:rPr>
-          <w:rFonts w:hint="eastAsia"/>
+          <w:rFonts w:hint="eastAsia" w:eastAsia="黑体"/>
         </w:rPr>
         <w:t xml:space="preserve">一端接余弦相输出节点、另一端接公共/地节点；</w:t>
       </w:r>
       <w:r>
         <w:rPr>
-          <w:rFonts w:hint="eastAsia"/>
+          <w:rFonts w:hint="eastAsia" w:eastAsia="黑体"/>
           <w:b/>
           <w:bCs/>
         </w:rPr>
@@ -690,53 +765,69 @@
       </w:r>
       <w:r>
         <w:rPr>
+          <w:rFonts w:eastAsia="黑体"/>
           <w:b/>
           <w:bCs/>
         </w:rPr>
         <w:t xml:space="preserve"> AD2S1210</w:t>
       </w:r>
       <w:r>
+        <w:rPr>
+          <w:rFonts w:eastAsia="黑体"/>
+        </w:rPr>
         <w:t xml:space="preserve"> </w:t>
       </w:r>
       <w:r>
         <w:rPr>
-          <w:rFonts w:hint="eastAsia"/>
+          <w:rFonts w:hint="eastAsia" w:eastAsia="黑体"/>
         </w:rPr>
         <w:t xml:space="preserve">的</w:t>
       </w:r>
       <w:r>
+        <w:rPr>
+          <w:rFonts w:eastAsia="黑体"/>
+        </w:rPr>
         <w:t xml:space="preserve"> SIN </w:t>
       </w:r>
       <w:r>
         <w:rPr>
-          <w:rFonts w:hint="eastAsia"/>
+          <w:rFonts w:hint="eastAsia" w:eastAsia="黑体"/>
         </w:rPr>
         <w:t xml:space="preserve">输入接正弦相输出节点、COS</w:t>
       </w:r>
       <w:r>
+        <w:rPr>
+          <w:rFonts w:eastAsia="黑体"/>
+        </w:rPr>
         <w:t xml:space="preserve"> </w:t>
       </w:r>
       <w:r>
         <w:rPr>
-          <w:rFonts w:hint="eastAsia"/>
+          <w:rFonts w:hint="eastAsia" w:eastAsia="黑体"/>
         </w:rPr>
         <w:t xml:space="preserve">输入接余弦相输出节点、EXC</w:t>
       </w:r>
       <w:r>
+        <w:rPr>
+          <w:rFonts w:eastAsia="黑体"/>
+        </w:rPr>
         <w:t xml:space="preserve"> </w:t>
       </w:r>
       <w:r>
         <w:rPr>
-          <w:rFonts w:hint="eastAsia"/>
+          <w:rFonts w:hint="eastAsia" w:eastAsia="黑体"/>
         </w:rPr>
         <w:t xml:space="preserve">输出接激磁节点、角度输出脚接角度输出/接口节点、电源脚接</w:t>
       </w:r>
       <w:r>
+        <w:rPr>
+          <w:rFonts w:eastAsia="黑体"/>
+        </w:rPr>
         <w:t xml:space="preserve"> </w:t>
       </w:r>
       <w:r>
         <w:rPr>
-          <w:rFonts w:hint="eastAsia"/>
+          <w:rFonts w:hint="eastAsia" w:eastAsia="黑体"/>
         </w:rPr>
         <w:t xml:space="preserve">VCC、地脚接信号地。</w:t>
       </w:r>
@@ -745,11 +836,14 @@
       <w:pPr/>
       <w:r>
         <w:rPr>
-          <w:rFonts w:hint="eastAsia"/>
+          <w:rFonts w:hint="eastAsia" w:eastAsia="黑体"/>
         </w:rPr>
         <w:t xml:space="preserve">由此构成”转子受激磁、定子两相感应出被</w:t>
       </w:r>
       <w:r>
+        <w:rPr>
+          <w:rFonts w:eastAsia="黑体"/>
+        </w:rPr>
         <w:t xml:space="preserve"> </w:t>
       </w:r>
       <m:oMath>
@@ -764,6 +858,9 @@
         </m:r>
       </m:oMath>
       <w:r>
+        <w:rPr>
+          <w:rFonts w:eastAsia="黑体"/>
+        </w:rPr>
         <w:t xml:space="preserve">、</w:t>
       </w:r>
       <m:oMath>
@@ -778,15 +875,21 @@
         </m:r>
       </m:oMath>
       <w:r>
+        <w:rPr>
+          <w:rFonts w:eastAsia="黑体"/>
+        </w:rPr>
         <w:t xml:space="preserve"> </w:t>
       </w:r>
       <w:r>
         <w:rPr>
-          <w:rFonts w:hint="eastAsia"/>
+          <w:rFonts w:hint="eastAsia" w:eastAsia="黑体"/>
         </w:rPr>
         <w:t xml:space="preserve">调制的包络，解调芯片按</w:t>
       </w:r>
       <w:r>
+        <w:rPr>
+          <w:rFonts w:eastAsia="黑体"/>
+        </w:rPr>
         <w:t xml:space="preserve"> </w:t>
       </w:r>
       <m:oMath>
@@ -849,11 +952,14 @@
         </m:r>
       </m:oMath>
       <w:r>
+        <w:rPr>
+          <w:rFonts w:eastAsia="黑体"/>
+        </w:rPr>
         <w:t xml:space="preserve"> </w:t>
       </w:r>
       <w:r>
         <w:rPr>
-          <w:rFonts w:hint="eastAsia"/>
+          <w:rFonts w:hint="eastAsia" w:eastAsia="黑体"/>
         </w:rPr>
         <w:t xml:space="preserve">解出转角”的旋转变压器绝对位置组态。</w:t>
       </w:r>
@@ -866,7 +972,7 @@
       </w:pPr>
       <w:r>
         <w:rPr>
-          <w:rFonts w:hint="eastAsia"/>
+          <w:rFonts w:hint="eastAsia" w:eastAsia="黑体"/>
         </w:rPr>
         <w:t xml:space="preserve">工作原理</w:t>
       </w:r>
@@ -877,11 +983,14 @@
       </w:pPr>
       <w:r>
         <w:rPr>
-          <w:rFonts w:hint="eastAsia"/>
+          <w:rFonts w:hint="eastAsia" w:eastAsia="黑体"/>
         </w:rPr>
         <w:t xml:space="preserve">对转子施加高频激励（如</w:t>
       </w:r>
       <w:r>
+        <w:rPr>
+          <w:rFonts w:eastAsia="黑体"/>
+        </w:rPr>
         <w:t xml:space="preserve"> </w:t>
       </w:r>
       <m:oMath>
@@ -909,11 +1018,14 @@
       </m:oMath>
       <w:r>
         <w:rPr>
-          <w:rFonts w:hint="eastAsia"/>
+          <w:rFonts w:hint="eastAsia" w:eastAsia="黑体"/>
         </w:rPr>
         <w:t xml:space="preserve">），随转角</w:t>
       </w:r>
       <w:r>
+        <w:rPr>
+          <w:rFonts w:eastAsia="黑体"/>
+        </w:rPr>
         <w:t xml:space="preserve"> </w:t>
       </w:r>
       <m:oMath>
@@ -922,15 +1034,21 @@
         </m:r>
       </m:oMath>
       <w:r>
+        <w:rPr>
+          <w:rFonts w:eastAsia="黑体"/>
+        </w:rPr>
         <w:t xml:space="preserve"> </w:t>
       </w:r>
       <w:r>
         <w:rPr>
-          <w:rFonts w:hint="eastAsia"/>
+          <w:rFonts w:hint="eastAsia" w:eastAsia="黑体"/>
         </w:rPr>
         <w:t xml:space="preserve">定子两相分别感应出被</w:t>
       </w:r>
       <w:r>
+        <w:rPr>
+          <w:rFonts w:eastAsia="黑体"/>
+        </w:rPr>
         <w:t xml:space="preserve"> </w:t>
       </w:r>
       <m:oMath>
@@ -945,6 +1063,9 @@
         </m:r>
       </m:oMath>
       <w:r>
+        <w:rPr>
+          <w:rFonts w:eastAsia="黑体"/>
+        </w:rPr>
         <w:t xml:space="preserve">、</w:t>
       </w:r>
       <m:oMath>
@@ -959,15 +1080,21 @@
         </m:r>
       </m:oMath>
       <w:r>
+        <w:rPr>
+          <w:rFonts w:eastAsia="黑体"/>
+        </w:rPr>
         <w:t xml:space="preserve"> </w:t>
       </w:r>
       <w:r>
         <w:rPr>
-          <w:rFonts w:hint="eastAsia"/>
+          <w:rFonts w:hint="eastAsia" w:eastAsia="黑体"/>
         </w:rPr>
         <w:t xml:space="preserve">调制的信号；解调芯片提取该包络并计算</w:t>
       </w:r>
       <w:r>
+        <w:rPr>
+          <w:rFonts w:eastAsia="黑体"/>
+        </w:rPr>
         <w:t xml:space="preserve"> </w:t>
       </w:r>
       <m:oMath>
@@ -1030,11 +1157,14 @@
         </m:r>
       </m:oMath>
       <w:r>
+        <w:rPr>
+          <w:rFonts w:eastAsia="黑体"/>
+        </w:rPr>
         <w:t xml:space="preserve"> </w:t>
       </w:r>
       <w:r>
         <w:rPr>
-          <w:rFonts w:hint="eastAsia"/>
+          <w:rFonts w:hint="eastAsia" w:eastAsia="黑体"/>
         </w:rPr>
         <w:t xml:space="preserve">得到转角。</w:t>
       </w:r>
@@ -1047,7 +1177,7 @@
       </w:pPr>
       <w:r>
         <w:rPr>
-          <w:rFonts w:hint="eastAsia"/>
+          <w:rFonts w:hint="eastAsia" w:eastAsia="黑体"/>
         </w:rPr>
         <w:t xml:space="preserve">关键计算公式</w:t>
       </w:r>
@@ -1061,7 +1191,7 @@
       </w:pPr>
       <w:r>
         <w:rPr>
-          <w:rFonts w:hint="eastAsia"/>
+          <w:rFonts w:hint="eastAsia" w:eastAsia="黑体"/>
         </w:rPr>
         <w:t xml:space="preserve">两相输出（转子激励型）：</w:t>
       </w:r>
@@ -1154,7 +1284,7 @@
       </w:pPr>
       <w:r>
         <w:rPr>
-          <w:rFonts w:hint="eastAsia"/>
+          <w:rFonts w:hint="eastAsia" w:eastAsia="黑体"/>
         </w:rPr>
         <w:t xml:space="preserve">余弦相输出：</w:t>
       </w:r>
@@ -1247,7 +1377,7 @@
       </w:pPr>
       <w:r>
         <w:rPr>
-          <w:rFonts w:hint="eastAsia"/>
+          <w:rFonts w:hint="eastAsia" w:eastAsia="黑体"/>
         </w:rPr>
         <w:t xml:space="preserve">转角解算：</w:t>
       </w:r>
@@ -1344,7 +1474,7 @@
             </w:pPr>
             <w:r>
               <w:rPr>
-                <w:rFonts w:hint="eastAsia"/>
+                <w:rFonts w:hint="eastAsia" w:eastAsia="黑体"/>
               </w:rPr>
               <w:t xml:space="preserve">符号</w:t>
             </w:r>
@@ -1358,7 +1488,7 @@
             </w:pPr>
             <w:r>
               <w:rPr>
-                <w:rFonts w:hint="eastAsia"/>
+                <w:rFonts w:hint="eastAsia" w:eastAsia="黑体"/>
               </w:rPr>
               <w:t xml:space="preserve">含义</w:t>
             </w:r>
@@ -1372,7 +1502,7 @@
             </w:pPr>
             <w:r>
               <w:rPr>
-                <w:rFonts w:hint="eastAsia"/>
+                <w:rFonts w:hint="eastAsia" w:eastAsia="黑体"/>
               </w:rPr>
               <w:t xml:space="preserve">单位</w:t>
             </w:r>
@@ -1422,6 +1552,9 @@
               </m:sSub>
             </m:oMath>
             <w:r>
+              <w:rPr>
+                <w:rFonts w:eastAsia="黑体"/>
+              </w:rPr>
               <w:t xml:space="preserve">​</w:t>
             </w:r>
           </w:p>
@@ -1434,7 +1567,7 @@
             </w:pPr>
             <w:r>
               <w:rPr>
-                <w:rFonts w:hint="eastAsia"/>
+                <w:rFonts w:hint="eastAsia" w:eastAsia="黑体"/>
               </w:rPr>
               <w:t xml:space="preserve">正/余弦相输出电压</w:t>
             </w:r>
@@ -1447,6 +1580,9 @@
               <w:pStyle w:val="Compact"/>
             </w:pPr>
             <w:r>
+              <w:rPr>
+                <w:rFonts w:eastAsia="黑体"/>
+              </w:rPr>
               <w:t xml:space="preserve">V</w:t>
             </w:r>
           </w:p>
@@ -1474,6 +1610,9 @@
               </m:sSub>
             </m:oMath>
             <w:r>
+              <w:rPr>
+                <w:rFonts w:eastAsia="黑体"/>
+              </w:rPr>
               <w:t xml:space="preserve">​</w:t>
             </w:r>
           </w:p>
@@ -1486,7 +1625,7 @@
             </w:pPr>
             <w:r>
               <w:rPr>
-                <w:rFonts w:hint="eastAsia"/>
+                <w:rFonts w:hint="eastAsia" w:eastAsia="黑体"/>
               </w:rPr>
               <w:t xml:space="preserve">激励电压幅值</w:t>
             </w:r>
@@ -1499,6 +1638,9 @@
               <w:pStyle w:val="Compact"/>
             </w:pPr>
             <w:r>
+              <w:rPr>
+                <w:rFonts w:eastAsia="黑体"/>
+              </w:rPr>
               <w:t xml:space="preserve">V</w:t>
             </w:r>
           </w:p>
@@ -1517,6 +1659,9 @@
               </m:r>
             </m:oMath>
             <w:r>
+              <w:rPr>
+                <w:rFonts w:eastAsia="黑体"/>
+              </w:rPr>
               <w:t xml:space="preserve">​</w:t>
             </w:r>
           </w:p>
@@ -1529,7 +1674,7 @@
             </w:pPr>
             <w:r>
               <w:rPr>
-                <w:rFonts w:hint="eastAsia"/>
+                <w:rFonts w:hint="eastAsia" w:eastAsia="黑体"/>
               </w:rPr>
               <w:t xml:space="preserve">变比</w:t>
             </w:r>
@@ -1543,7 +1688,7 @@
             </w:pPr>
             <w:r>
               <w:rPr>
-                <w:rFonts w:hint="eastAsia"/>
+                <w:rFonts w:hint="eastAsia" w:eastAsia="黑体"/>
               </w:rPr>
               <w:t xml:space="preserve">无量纲</w:t>
             </w:r>
@@ -1563,6 +1708,9 @@
               </m:r>
             </m:oMath>
             <w:r>
+              <w:rPr>
+                <w:rFonts w:eastAsia="黑体"/>
+              </w:rPr>
               <w:t xml:space="preserve">​</w:t>
             </w:r>
           </w:p>
@@ -1575,7 +1723,7 @@
             </w:pPr>
             <w:r>
               <w:rPr>
-                <w:rFonts w:hint="eastAsia"/>
+                <w:rFonts w:hint="eastAsia" w:eastAsia="黑体"/>
               </w:rPr>
               <w:t xml:space="preserve">转子转角</w:t>
             </w:r>
@@ -1588,6 +1736,9 @@
               <w:pStyle w:val="Compact"/>
             </w:pPr>
             <w:r>
+              <w:rPr>
+                <w:rFonts w:eastAsia="黑体"/>
+              </w:rPr>
               <w:t xml:space="preserve">rad</w:t>
             </w:r>
           </w:p>
@@ -1615,6 +1766,9 @@
               </m:sSub>
             </m:oMath>
             <w:r>
+              <w:rPr>
+                <w:rFonts w:eastAsia="黑体"/>
+              </w:rPr>
               <w:t xml:space="preserve">​</w:t>
             </w:r>
           </w:p>
@@ -1627,7 +1781,7 @@
             </w:pPr>
             <w:r>
               <w:rPr>
-                <w:rFonts w:hint="eastAsia"/>
+                <w:rFonts w:hint="eastAsia" w:eastAsia="黑体"/>
               </w:rPr>
               <w:t xml:space="preserve">激励角频率</w:t>
             </w:r>
@@ -1640,6 +1794,9 @@
               <w:pStyle w:val="Compact"/>
             </w:pPr>
             <w:r>
+              <w:rPr>
+                <w:rFonts w:eastAsia="黑体"/>
+              </w:rPr>
               <w:t xml:space="preserve">rad/s</w:t>
             </w:r>
           </w:p>
@@ -1654,7 +1811,7 @@
       </w:pPr>
       <w:r>
         <w:rPr>
-          <w:rFonts w:hint="eastAsia"/>
+          <w:rFonts w:hint="eastAsia" w:eastAsia="黑体"/>
         </w:rPr>
         <w:t xml:space="preserve">元件调整影响</w:t>
       </w:r>
@@ -1669,7 +1826,7 @@
       </w:pPr>
       <w:r>
         <w:rPr>
-          <w:rFonts w:hint="eastAsia"/>
+          <w:rFonts w:hint="eastAsia" w:eastAsia="黑体"/>
           <w:b/>
           <w:bCs/>
         </w:rPr>
@@ -1677,6 +1834,7 @@
       </w:r>
       <w:r>
         <w:rPr>
+          <w:rFonts w:eastAsia="黑体"/>
           <w:b/>
           <w:bCs/>
         </w:rPr>
@@ -1698,6 +1856,7 @@
       </m:oMath>
       <w:r>
         <w:rPr>
+          <w:rFonts w:eastAsia="黑体"/>
           <w:b/>
           <w:bCs/>
         </w:rPr>
@@ -1705,21 +1864,27 @@
       </w:r>
       <w:r>
         <w:rPr>
-          <w:rFonts w:hint="eastAsia"/>
+          <w:rFonts w:hint="eastAsia" w:eastAsia="黑体"/>
           <w:b/>
           <w:bCs/>
         </w:rPr>
         <w:t xml:space="preserve">升高</w:t>
       </w:r>
       <w:r>
+        <w:rPr>
+          <w:rFonts w:eastAsia="黑体"/>
+        </w:rPr>
         <w:t xml:space="preserve"> </w:t>
       </w:r>
       <w:r>
+        <w:rPr>
+          <w:rFonts w:eastAsia="黑体"/>
+        </w:rPr>
         <w:t xml:space="preserve">→ </w:t>
       </w:r>
       <w:r>
         <w:rPr>
-          <w:rFonts w:hint="eastAsia"/>
+          <w:rFonts w:hint="eastAsia" w:eastAsia="黑体"/>
         </w:rPr>
         <w:t xml:space="preserve">解调带宽与响应速度提高，但铁损增大。</w:t>
       </w:r>
@@ -1734,7 +1899,7 @@
       </w:pPr>
       <w:r>
         <w:rPr>
-          <w:rFonts w:hint="eastAsia"/>
+          <w:rFonts w:hint="eastAsia" w:eastAsia="黑体"/>
           <w:b/>
           <w:bCs/>
         </w:rPr>
@@ -1742,6 +1907,7 @@
       </w:r>
       <w:r>
         <w:rPr>
+          <w:rFonts w:eastAsia="黑体"/>
           <w:b/>
           <w:bCs/>
         </w:rPr>
@@ -1763,6 +1929,7 @@
       </m:oMath>
       <w:r>
         <w:rPr>
+          <w:rFonts w:eastAsia="黑体"/>
           <w:b/>
           <w:bCs/>
         </w:rPr>
@@ -1770,21 +1937,27 @@
       </w:r>
       <w:r>
         <w:rPr>
-          <w:rFonts w:hint="eastAsia"/>
+          <w:rFonts w:hint="eastAsia" w:eastAsia="黑体"/>
           <w:b/>
           <w:bCs/>
         </w:rPr>
         <w:t xml:space="preserve">增大</w:t>
       </w:r>
       <w:r>
+        <w:rPr>
+          <w:rFonts w:eastAsia="黑体"/>
+        </w:rPr>
         <w:t xml:space="preserve"> </w:t>
       </w:r>
       <w:r>
+        <w:rPr>
+          <w:rFonts w:eastAsia="黑体"/>
+        </w:rPr>
         <w:t xml:space="preserve">→ </w:t>
       </w:r>
       <w:r>
         <w:rPr>
-          <w:rFonts w:hint="eastAsia"/>
+          <w:rFonts w:hint="eastAsia" w:eastAsia="黑体"/>
         </w:rPr>
         <w:t xml:space="preserve">输出信号增大、信噪比提高，但功耗与饱和风险上升。</w:t>
       </w:r>
@@ -1799,7 +1972,7 @@
       </w:pPr>
       <w:r>
         <w:rPr>
-          <w:rFonts w:hint="eastAsia"/>
+          <w:rFonts w:hint="eastAsia" w:eastAsia="黑体"/>
           <w:b/>
           <w:bCs/>
         </w:rPr>
@@ -1807,6 +1980,7 @@
       </w:r>
       <w:r>
         <w:rPr>
+          <w:rFonts w:eastAsia="黑体"/>
           <w:b/>
           <w:bCs/>
         </w:rPr>
@@ -1819,6 +1993,7 @@
       </m:oMath>
       <w:r>
         <w:rPr>
+          <w:rFonts w:eastAsia="黑体"/>
           <w:b/>
           <w:bCs/>
         </w:rPr>
@@ -1826,21 +2001,27 @@
       </w:r>
       <w:r>
         <w:rPr>
-          <w:rFonts w:hint="eastAsia"/>
+          <w:rFonts w:hint="eastAsia" w:eastAsia="黑体"/>
           <w:b/>
           <w:bCs/>
         </w:rPr>
         <w:t xml:space="preserve">增大</w:t>
       </w:r>
       <w:r>
+        <w:rPr>
+          <w:rFonts w:eastAsia="黑体"/>
+        </w:rPr>
         <w:t xml:space="preserve"> </w:t>
       </w:r>
       <w:r>
+        <w:rPr>
+          <w:rFonts w:eastAsia="黑体"/>
+        </w:rPr>
         <w:t xml:space="preserve">→ </w:t>
       </w:r>
       <w:r>
         <w:rPr>
-          <w:rFonts w:hint="eastAsia"/>
+          <w:rFonts w:hint="eastAsia" w:eastAsia="黑体"/>
         </w:rPr>
         <w:t xml:space="preserve">输出幅值增大，利于后级检测。</w:t>
       </w:r>
@@ -1855,21 +2036,27 @@
       </w:pPr>
       <w:r>
         <w:rPr>
-          <w:rFonts w:hint="eastAsia"/>
+          <w:rFonts w:hint="eastAsia" w:eastAsia="黑体"/>
           <w:b/>
           <w:bCs/>
         </w:rPr>
         <w:t xml:space="preserve">解调芯片跟踪带宽提高</w:t>
       </w:r>
       <w:r>
+        <w:rPr>
+          <w:rFonts w:eastAsia="黑体"/>
+        </w:rPr>
         <w:t xml:space="preserve"> </w:t>
       </w:r>
       <w:r>
+        <w:rPr>
+          <w:rFonts w:eastAsia="黑体"/>
+        </w:rPr>
         <w:t xml:space="preserve">→ </w:t>
       </w:r>
       <w:r>
         <w:rPr>
-          <w:rFonts w:hint="eastAsia"/>
+          <w:rFonts w:hint="eastAsia" w:eastAsia="黑体"/>
         </w:rPr>
         <w:t xml:space="preserve">高速转动下跟踪误差减小。</w:t>
       </w:r>
@@ -1882,7 +2069,7 @@
       </w:pPr>
       <w:r>
         <w:rPr>
-          <w:rFonts w:hint="eastAsia"/>
+          <w:rFonts w:hint="eastAsia" w:eastAsia="黑体"/>
         </w:rPr>
         <w:t xml:space="preserve">典型参数示例</w:t>
       </w:r>
@@ -1897,11 +2084,14 @@
       </w:pPr>
       <w:r>
         <w:rPr>
-          <w:rFonts w:hint="eastAsia"/>
+          <w:rFonts w:hint="eastAsia" w:eastAsia="黑体"/>
         </w:rPr>
         <w:t xml:space="preserve">激励幅值</w:t>
       </w:r>
       <w:r>
+        <w:rPr>
+          <w:rFonts w:eastAsia="黑体"/>
+        </w:rPr>
         <w:t xml:space="preserve"> </w:t>
       </w:r>
       <m:oMath>
@@ -1939,11 +2129,14 @@
       </m:oMath>
       <w:r>
         <w:rPr>
-          <w:rFonts w:hint="eastAsia"/>
+          <w:rFonts w:hint="eastAsia" w:eastAsia="黑体"/>
         </w:rPr>
         <w:t xml:space="preserve">、变比</w:t>
       </w:r>
       <w:r>
+        <w:rPr>
+          <w:rFonts w:eastAsia="黑体"/>
+        </w:rPr>
         <w:t xml:space="preserve"> </w:t>
       </w:r>
       <m:oMath>
@@ -1961,6 +2154,9 @@
         </m:r>
       </m:oMath>
       <w:r>
+        <w:rPr>
+          <w:rFonts w:eastAsia="黑体"/>
+        </w:rPr>
         <w:t xml:space="preserve">、</w:t>
       </w:r>
       <m:oMath>
@@ -1991,7 +2187,7 @@
       </m:oMath>
       <w:r>
         <w:rPr>
-          <w:rFonts w:hint="eastAsia"/>
+          <w:rFonts w:hint="eastAsia" w:eastAsia="黑体"/>
         </w:rPr>
         <w:t xml:space="preserve">：</w:t>
       </w:r>
@@ -2074,6 +2270,9 @@
         </m:r>
       </m:oMath>
       <w:r>
+        <w:rPr>
+          <w:rFonts w:eastAsia="黑体"/>
+        </w:rPr>
         <w:t xml:space="preserve">。</w:t>
       </w:r>
     </w:p>
@@ -2087,7 +2286,7 @@
       </w:pPr>
       <w:r>
         <w:rPr>
-          <w:rFonts w:hint="eastAsia"/>
+          <w:rFonts w:hint="eastAsia" w:eastAsia="黑体"/>
         </w:rPr>
         <w:t xml:space="preserve">由两相包络求角：</w:t>
       </w:r>
@@ -2143,11 +2342,14 @@
       </m:oMath>
       <w:r>
         <w:rPr>
-          <w:rFonts w:hint="eastAsia"/>
+          <w:rFonts w:hint="eastAsia" w:eastAsia="黑体"/>
         </w:rPr>
         <w:t xml:space="preserve">，例</w:t>
       </w:r>
       <w:r>
+        <w:rPr>
+          <w:rFonts w:eastAsia="黑体"/>
+        </w:rPr>
         <w:t xml:space="preserve"> </w:t>
       </w:r>
       <m:oMath>
@@ -2184,6 +2386,9 @@
         </m:r>
       </m:oMath>
       <w:r>
+        <w:rPr>
+          <w:rFonts w:eastAsia="黑体"/>
+        </w:rPr>
         <w:t xml:space="preserve">、</w:t>
       </w:r>
       <m:oMath>
@@ -2220,12 +2425,21 @@
         </m:r>
       </m:oMath>
       <w:r>
+        <w:rPr>
+          <w:rFonts w:eastAsia="黑体"/>
+        </w:rPr>
         <w:t xml:space="preserve"> </w:t>
       </w:r>
       <w:r>
+        <w:rPr>
+          <w:rFonts w:eastAsia="黑体"/>
+        </w:rPr>
         <w:t xml:space="preserve">→</w:t>
       </w:r>
       <w:r>
+        <w:rPr>
+          <w:rFonts w:eastAsia="黑体"/>
+        </w:rPr>
         <w:t xml:space="preserve"> </w:t>
       </w:r>
       <m:oMath>
@@ -2255,6 +2469,9 @@
         </m:sSup>
       </m:oMath>
       <w:r>
+        <w:rPr>
+          <w:rFonts w:eastAsia="黑体"/>
+        </w:rPr>
         <w:t xml:space="preserve">。</w:t>
       </w:r>
     </w:p>
@@ -2266,7 +2483,7 @@
       </w:pPr>
       <w:r>
         <w:rPr>
-          <w:rFonts w:hint="eastAsia"/>
+          <w:rFonts w:hint="eastAsia" w:eastAsia="黑体"/>
         </w:rPr>
         <w:t xml:space="preserve">常见器件型号</w:t>
       </w:r>
@@ -2281,7 +2498,7 @@
       </w:pPr>
       <w:r>
         <w:rPr>
-          <w:rFonts w:hint="eastAsia"/>
+          <w:rFonts w:hint="eastAsia" w:eastAsia="黑体"/>
         </w:rPr>
         <w:t xml:space="preserve">专用解调芯片：AD2S1210、AD2S1205（ADI），PGA411-Q1（TI）。</w:t>
       </w:r>
@@ -2296,7 +2513,7 @@
       </w:pPr>
       <w:r>
         <w:rPr>
-          <w:rFonts w:hint="eastAsia"/>
+          <w:rFonts w:hint="eastAsia" w:eastAsia="黑体"/>
         </w:rPr>
         <w:t xml:space="preserve">激励驱动：常用：按需选型。</w:t>
       </w:r>
@@ -2309,7 +2526,7 @@
       </w:pPr>
       <w:r>
         <w:rPr>
-          <w:rFonts w:hint="eastAsia"/>
+          <w:rFonts w:hint="eastAsia" w:eastAsia="黑体"/>
         </w:rPr>
         <w:t xml:space="preserve">注意事项</w:t>
       </w:r>
@@ -2324,7 +2541,7 @@
       </w:pPr>
       <w:r>
         <w:rPr>
-          <w:rFonts w:hint="eastAsia"/>
+          <w:rFonts w:hint="eastAsia" w:eastAsia="黑体"/>
         </w:rPr>
         <w:t xml:space="preserve">激励信号需专用驱动，且需对齐载波，相位差会导致解调误差。</w:t>
       </w:r>
@@ -2339,7 +2556,7 @@
       </w:pPr>
       <w:r>
         <w:rPr>
-          <w:rFonts w:hint="eastAsia"/>
+          <w:rFonts w:hint="eastAsia" w:eastAsia="黑体"/>
         </w:rPr>
         <w:t xml:space="preserve">绕组接线极性错误会引起角度反向或解调错误。</w:t>
       </w:r>
@@ -2354,7 +2571,7 @@
       </w:pPr>
       <w:r>
         <w:rPr>
-          <w:rFonts w:hint="eastAsia"/>
+          <w:rFonts w:hint="eastAsia" w:eastAsia="黑体"/>
         </w:rPr>
         <w:t xml:space="preserve">恶劣电磁环境需屏蔽与差分走线，保证解调信号完整性。</w:t>
       </w:r>
@@ -2367,7 +2584,7 @@
       </w:pPr>
       <w:r>
         <w:rPr>
-          <w:rFonts w:hint="eastAsia"/>
+          <w:rFonts w:hint="eastAsia" w:eastAsia="黑体"/>
         </w:rPr>
         <w:t xml:space="preserve">参考资料</w:t>
       </w:r>
@@ -2381,11 +2598,14 @@
         </w:numPr>
       </w:pPr>
       <w:r>
+        <w:rPr>
+          <w:rFonts w:eastAsia="黑体"/>
+        </w:rPr>
         <w:t xml:space="preserve">ADI AD2S1210 </w:t>
       </w:r>
       <w:r>
         <w:rPr>
-          <w:rFonts w:hint="eastAsia"/>
+          <w:rFonts w:hint="eastAsia" w:eastAsia="黑体"/>
         </w:rPr>
         <w:t xml:space="preserve">数据手册与产品页。</w:t>
       </w:r>
@@ -2399,6 +2619,9 @@
         </w:numPr>
       </w:pPr>
       <w:r>
+        <w:rPr>
+          <w:rFonts w:eastAsia="黑体"/>
+        </w:rPr>
         <w:t xml:space="preserve">Wikipedia: Resolver (electrical)。</w:t>
       </w:r>
     </w:p>
@@ -2411,11 +2634,14 @@
         </w:numPr>
       </w:pPr>
       <w:r>
+        <w:rPr>
+          <w:rFonts w:eastAsia="黑体"/>
+        </w:rPr>
         <w:t xml:space="preserve">TI PGA411-Q1 </w:t>
       </w:r>
       <w:r>
         <w:rPr>
-          <w:rFonts w:hint="eastAsia"/>
+          <w:rFonts w:hint="eastAsia" w:eastAsia="黑体"/>
         </w:rPr>
         <w:t xml:space="preserve">产品页。</w:t>
       </w:r>
@@ -2429,11 +2655,11 @@
       </w:pPr>
       <w:r>
         <w:rPr>
-          <w:rFonts w:ascii="Times New Roman" w:hAnsi="Times New Roman"/>
+          <w:rFonts w:ascii="Times New Roman" w:hAnsi="Times New Roman" w:eastAsia="黑体"/>
           <w:color w:val="555555"/>
           <w:sz w:val="21"/>
         </w:rPr>
-        <w:t>材料收集者：杜文杰</w:t>
+        <w:t>材料收集者：杜文杰，WX手机：19519196569，QQ:3478827729</w:t>
       </w:r>
     </w:p>
     <w:sectPr>
@@ -2453,7 +2679,7 @@
 </file>
 
 <file path=word/footer1.xml><?xml version="1.0" encoding="utf-8"?>
-<w:ftr xmlns:m="http://schemas.openxmlformats.org/officeDocument/2006/math" xmlns:mc="http://schemas.openxmlformats.org/markup-compatibility/2006" xmlns:mo="http://schemas.microsoft.com/office/mac/office/2008/main" xmlns:mv="urn:schemas-microsoft-com:mac:vml" xmlns:o="urn:schemas-microsoft-com:office:office" xmlns:r="http://schemas.openxmlformats.org/officeDocument/2006/relationships" xmlns:v="urn:schemas-microsoft-com:vml" xmlns:w10="urn:schemas-microsoft-com:office:word" xmlns:w14="http://schemas.microsoft.com/office/word/2010/wordml" xmlns:w="http://schemas.openxmlformats.org/wordprocessingml/2006/main" xmlns:wne="http://schemas.microsoft.com/office/word/2006/wordml" xmlns:wp14="http://schemas.microsoft.com/office/word/2010/wordprocessingDrawing" xmlns:wp="http://schemas.openxmlformats.org/drawingml/2006/wordprocessingDrawing" xmlns:wpc="http://schemas.microsoft.com/office/word/2010/wordprocessingCanvas" xmlns:wpg="http://schemas.microsoft.com/office/word/2010/wordprocessingGroup" xmlns:wpi="http://schemas.microsoft.com/office/word/2010/wordprocessingInk" xmlns:wps="http://schemas.microsoft.com/office/word/2010/wordprocessingShape" mc:Ignorable="w14 wp14">
+<w:ftr xmlns:mc="http://schemas.openxmlformats.org/markup-compatibility/2006" xmlns:w="http://schemas.openxmlformats.org/wordprocessingml/2006/main" xmlns:m="http://schemas.openxmlformats.org/officeDocument/2006/math" xmlns:mo="http://schemas.microsoft.com/office/mac/office/2008/main" xmlns:mv="urn:schemas-microsoft-com:mac:vml" xmlns:o="urn:schemas-microsoft-com:office:office" xmlns:r="http://schemas.openxmlformats.org/officeDocument/2006/relationships" xmlns:v="urn:schemas-microsoft-com:vml" xmlns:w10="urn:schemas-microsoft-com:office:word" xmlns:w14="http://schemas.microsoft.com/office/word/2010/wordml" xmlns:wne="http://schemas.microsoft.com/office/word/2006/wordml" xmlns:wp14="http://schemas.microsoft.com/office/word/2010/wordprocessingDrawing" xmlns:wp="http://schemas.openxmlformats.org/drawingml/2006/wordprocessingDrawing" xmlns:wpc="http://schemas.microsoft.com/office/word/2010/wordprocessingCanvas" xmlns:wpg="http://schemas.microsoft.com/office/word/2010/wordprocessingGroup" xmlns:wpi="http://schemas.microsoft.com/office/word/2010/wordprocessingInk" xmlns:wps="http://schemas.microsoft.com/office/word/2010/wordprocessingShape" mc:Ignorable="w14 wp14">
   <w:p>
     <w:pPr>
       <w:pStyle w:val="Footer"/>
@@ -2461,12 +2687,14 @@
     </w:pPr>
     <w:r>
       <w:rPr>
+        <w:rFonts w:eastAsia="黑体"/>
         <w:sz w:val="18"/>
       </w:rPr>
       <w:t xml:space="preserve">第 </w:t>
     </w:r>
     <w:r>
       <w:rPr>
+        <w:rFonts w:eastAsia="黑体"/>
         <w:sz w:val="18"/>
       </w:rPr>
       <w:fldChar w:fldCharType="begin"/>
@@ -2475,6 +2703,7 @@
     </w:r>
     <w:r>
       <w:rPr>
+        <w:rFonts w:eastAsia="黑体"/>
         <w:sz w:val="18"/>
       </w:rPr>
       <w:t xml:space="preserve"> 页</w:t>
@@ -2488,6 +2717,9 @@
   <w:footnote w:type="continuationSeparator" w:id="0">
     <w:p>
       <w:r>
+        <w:rPr>
+          <w:rFonts w:eastAsia="黑体"/>
+        </w:rPr>
         <w:continuationSeparator/>
       </w:r>
     </w:p>
@@ -2495,6 +2727,9 @@
   <w:footnote w:type="separator" w:id="-1">
     <w:p>
       <w:r>
+        <w:rPr>
+          <w:rFonts w:eastAsia="黑体"/>
+        </w:rPr>
         <w:separator/>
       </w:r>
     </w:p>
@@ -2503,7 +2738,7 @@
 </file>
 
 <file path=word/header1.xml><?xml version="1.0" encoding="utf-8"?>
-<w:hdr xmlns:m="http://schemas.openxmlformats.org/officeDocument/2006/math" xmlns:mc="http://schemas.openxmlformats.org/markup-compatibility/2006" xmlns:mo="http://schemas.microsoft.com/office/mac/office/2008/main" xmlns:mv="urn:schemas-microsoft-com:mac:vml" xmlns:o="urn:schemas-microsoft-com:office:office" xmlns:r="http://schemas.openxmlformats.org/officeDocument/2006/relationships" xmlns:v="urn:schemas-microsoft-com:vml" xmlns:w10="urn:schemas-microsoft-com:office:word" xmlns:w14="http://schemas.microsoft.com/office/word/2010/wordml" xmlns:w="http://schemas.openxmlformats.org/wordprocessingml/2006/main" xmlns:wne="http://schemas.microsoft.com/office/word/2006/wordml" xmlns:wp14="http://schemas.microsoft.com/office/word/2010/wordprocessingDrawing" xmlns:wp="http://schemas.openxmlformats.org/drawingml/2006/wordprocessingDrawing" xmlns:wpc="http://schemas.microsoft.com/office/word/2010/wordprocessingCanvas" xmlns:wpg="http://schemas.microsoft.com/office/word/2010/wordprocessingGroup" xmlns:wpi="http://schemas.microsoft.com/office/word/2010/wordprocessingInk" xmlns:wps="http://schemas.microsoft.com/office/word/2010/wordprocessingShape" mc:Ignorable="w14 wp14">
+<w:hdr xmlns:mc="http://schemas.openxmlformats.org/markup-compatibility/2006" xmlns:w="http://schemas.openxmlformats.org/wordprocessingml/2006/main" xmlns:m="http://schemas.openxmlformats.org/officeDocument/2006/math" xmlns:mo="http://schemas.microsoft.com/office/mac/office/2008/main" xmlns:mv="urn:schemas-microsoft-com:mac:vml" xmlns:o="urn:schemas-microsoft-com:office:office" xmlns:r="http://schemas.openxmlformats.org/officeDocument/2006/relationships" xmlns:v="urn:schemas-microsoft-com:vml" xmlns:w10="urn:schemas-microsoft-com:office:word" xmlns:w14="http://schemas.microsoft.com/office/word/2010/wordml" xmlns:wne="http://schemas.microsoft.com/office/word/2006/wordml" xmlns:wp14="http://schemas.microsoft.com/office/word/2010/wordprocessingDrawing" xmlns:wp="http://schemas.openxmlformats.org/drawingml/2006/wordprocessingDrawing" xmlns:wpc="http://schemas.microsoft.com/office/word/2010/wordprocessingCanvas" xmlns:wpg="http://schemas.microsoft.com/office/word/2010/wordprocessingGroup" xmlns:wpi="http://schemas.microsoft.com/office/word/2010/wordprocessingInk" xmlns:wps="http://schemas.microsoft.com/office/word/2010/wordprocessingShape" mc:Ignorable="w14 wp14">
   <w:p>
     <w:pPr>
       <w:pStyle w:val="Header"/>
@@ -2511,7 +2746,7 @@
     </w:pPr>
     <w:r>
       <w:rPr>
-        <w:rFonts w:ascii="Times New Roman" w:hAnsi="Times New Roman"/>
+        <w:rFonts w:ascii="Times New Roman" w:hAnsi="Times New Roman" w:eastAsia="黑体"/>
         <w:sz w:val="18"/>
         <w:rFonts w:eastAsia="黑体"/>
         <w:rFonts w:eastAsia="黑体"/>
@@ -2523,7 +2758,7 @@
 </file>
 
 <file path=word/numbering.xml><?xml version="1.0" encoding="utf-8"?>
-<w:numbering xmlns:m="http://schemas.openxmlformats.org/officeDocument/2006/math" xmlns:mc="http://schemas.openxmlformats.org/markup-compatibility/2006" xmlns:mo="http://schemas.microsoft.com/office/mac/office/2008/main" xmlns:mv="urn:schemas-microsoft-com:mac:vml" xmlns:o="urn:schemas-microsoft-com:office:office" xmlns:r="http://schemas.openxmlformats.org/officeDocument/2006/relationships" xmlns:v="urn:schemas-microsoft-com:vml" xmlns:w="http://schemas.openxmlformats.org/wordprocessingml/2006/main" xmlns:w10="urn:schemas-microsoft-com:office:word" xmlns:w14="http://schemas.microsoft.com/office/word/2010/wordml" xmlns:wne="http://schemas.microsoft.com/office/word/2006/wordml" xmlns:wp="http://schemas.openxmlformats.org/drawingml/2006/wordprocessingDrawing" xmlns:wp14="http://schemas.microsoft.com/office/word/2010/wordprocessingDrawing" xmlns:wpc="http://schemas.microsoft.com/office/word/2010/wordprocessingCanvas" xmlns:wpg="http://schemas.microsoft.com/office/word/2010/wordprocessingGroup" xmlns:wpi="http://schemas.microsoft.com/office/word/2010/wordprocessingInk" xmlns:wps="http://schemas.microsoft.com/office/word/2010/wordprocessingShape" mc:Ignorable="w14 wp14">
+<w:numbering xmlns:mc="http://schemas.openxmlformats.org/markup-compatibility/2006" xmlns:w="http://schemas.openxmlformats.org/wordprocessingml/2006/main" xmlns:m="http://schemas.openxmlformats.org/officeDocument/2006/math" xmlns:mo="http://schemas.microsoft.com/office/mac/office/2008/main" xmlns:mv="urn:schemas-microsoft-com:mac:vml" xmlns:o="urn:schemas-microsoft-com:office:office" xmlns:r="http://schemas.openxmlformats.org/officeDocument/2006/relationships" xmlns:v="urn:schemas-microsoft-com:vml" xmlns:w10="urn:schemas-microsoft-com:office:word" xmlns:w14="http://schemas.microsoft.com/office/word/2010/wordml" xmlns:wne="http://schemas.microsoft.com/office/word/2006/wordml" xmlns:wp="http://schemas.openxmlformats.org/drawingml/2006/wordprocessingDrawing" xmlns:wp14="http://schemas.microsoft.com/office/word/2010/wordprocessingDrawing" xmlns:wpc="http://schemas.microsoft.com/office/word/2010/wordprocessingCanvas" xmlns:wpg="http://schemas.microsoft.com/office/word/2010/wordprocessingGroup" xmlns:wpi="http://schemas.microsoft.com/office/word/2010/wordprocessingInk" xmlns:wps="http://schemas.microsoft.com/office/word/2010/wordprocessingShape" mc:Ignorable="w14 wp14">
   <w:abstractNum w:abstractNumId="0">
     <w:nsid w:val="FFFFFF7C"/>
     <w:multiLevelType w:val="singleLevel"/>
@@ -2610,7 +2845,7 @@
         <w:ind w:hanging="360" w:left="1440"/>
       </w:pPr>
       <w:rPr>
-        <w:rFonts w:ascii="Symbol" w:hAnsi="Symbol" w:hint="default"/>
+        <w:rFonts w:ascii="Symbol" w:hAnsi="Symbol" w:hint="default" w:eastAsia="黑体"/>
       </w:rPr>
     </w:lvl>
   </w:abstractNum>
@@ -2631,7 +2866,7 @@
         <w:ind w:hanging="360" w:left="1080"/>
       </w:pPr>
       <w:rPr>
-        <w:rFonts w:ascii="Symbol" w:hAnsi="Symbol" w:hint="default"/>
+        <w:rFonts w:ascii="Symbol" w:hAnsi="Symbol" w:hint="default" w:eastAsia="黑体"/>
       </w:rPr>
     </w:lvl>
   </w:abstractNum>
@@ -2652,7 +2887,7 @@
         <w:ind w:hanging="360" w:left="720"/>
       </w:pPr>
       <w:rPr>
-        <w:rFonts w:ascii="Symbol" w:hAnsi="Symbol" w:hint="default"/>
+        <w:rFonts w:ascii="Symbol" w:hAnsi="Symbol" w:hint="default" w:eastAsia="黑体"/>
       </w:rPr>
     </w:lvl>
   </w:abstractNum>
@@ -2691,7 +2926,7 @@
         <w:ind w:hanging="360" w:left="360"/>
       </w:pPr>
       <w:rPr>
-        <w:rFonts w:ascii="Symbol" w:hAnsi="Symbol" w:hint="default"/>
+        <w:rFonts w:ascii="Symbol" w:hAnsi="Symbol" w:hint="default" w:eastAsia="黑体"/>
       </w:rPr>
     </w:lvl>
   </w:abstractNum>
@@ -2782,7 +3017,7 @@
         <w:ind w:left="720" w:hanging="360"/>
       </w:pPr>
       <w:rPr>
-        <w:rFonts w:ascii="Symbol" w:hAnsi="Symbol" w:cs="Symbol" w:hint="default"/>
+        <w:rFonts w:ascii="Symbol" w:hAnsi="Symbol" w:cs="Symbol" w:hint="default" w:eastAsia="黑体"/>
       </w:rPr>
     </w:lvl>
     <w:lvl w:ilvl="1">
@@ -2793,7 +3028,7 @@
         <w:ind w:left="1440" w:hanging="360"/>
       </w:pPr>
       <w:rPr>
-        <w:rFonts w:ascii="Courier New" w:hAnsi="Courier New" w:cs="Courier New" w:hint="default"/>
+        <w:rFonts w:ascii="Courier New" w:hAnsi="Courier New" w:cs="Courier New" w:hint="default" w:eastAsia="黑体"/>
       </w:rPr>
     </w:lvl>
     <w:lvl w:ilvl="2">
@@ -2804,7 +3039,7 @@
         <w:ind w:left="2160" w:hanging="360"/>
       </w:pPr>
       <w:rPr>
-        <w:rFonts w:ascii="Wingdings" w:hAnsi="Wingdings" w:cs="Wingdings" w:hint="default"/>
+        <w:rFonts w:ascii="Wingdings" w:hAnsi="Wingdings" w:cs="Wingdings" w:hint="default" w:eastAsia="黑体"/>
       </w:rPr>
     </w:lvl>
     <w:lvl w:ilvl="3">
@@ -2815,7 +3050,7 @@
         <w:ind w:left="2880" w:hanging="360"/>
       </w:pPr>
       <w:rPr>
-        <w:rFonts w:ascii="Symbol" w:hAnsi="Symbol" w:cs="Symbol" w:hint="default"/>
+        <w:rFonts w:ascii="Symbol" w:hAnsi="Symbol" w:cs="Symbol" w:hint="default" w:eastAsia="黑体"/>
       </w:rPr>
     </w:lvl>
     <w:lvl w:ilvl="4">
@@ -2826,7 +3061,7 @@
         <w:ind w:left="3600" w:hanging="360"/>
       </w:pPr>
       <w:rPr>
-        <w:rFonts w:ascii="Courier New" w:hAnsi="Courier New" w:cs="Courier New" w:hint="default"/>
+        <w:rFonts w:ascii="Courier New" w:hAnsi="Courier New" w:cs="Courier New" w:hint="default" w:eastAsia="黑体"/>
       </w:rPr>
     </w:lvl>
     <w:lvl w:ilvl="5">
@@ -2837,7 +3072,7 @@
         <w:ind w:left="4320" w:hanging="360"/>
       </w:pPr>
       <w:rPr>
-        <w:rFonts w:ascii="Wingdings" w:hAnsi="Wingdings" w:cs="Wingdings" w:hint="default"/>
+        <w:rFonts w:ascii="Wingdings" w:hAnsi="Wingdings" w:cs="Wingdings" w:hint="default" w:eastAsia="黑体"/>
       </w:rPr>
     </w:lvl>
     <w:lvl w:ilvl="6">
@@ -2848,7 +3083,7 @@
         <w:ind w:left="5040" w:hanging="360"/>
       </w:pPr>
       <w:rPr>
-        <w:rFonts w:ascii="Symbol" w:hAnsi="Symbol" w:cs="Symbol" w:hint="default"/>
+        <w:rFonts w:ascii="Symbol" w:hAnsi="Symbol" w:cs="Symbol" w:hint="default" w:eastAsia="黑体"/>
       </w:rPr>
     </w:lvl>
     <w:lvl w:ilvl="7">
@@ -2859,7 +3094,7 @@
         <w:ind w:left="5760" w:hanging="360"/>
       </w:pPr>
       <w:rPr>
-        <w:rFonts w:ascii="Courier New" w:hAnsi="Courier New" w:cs="Courier New" w:hint="default"/>
+        <w:rFonts w:ascii="Courier New" w:hAnsi="Courier New" w:cs="Courier New" w:hint="default" w:eastAsia="黑体"/>
       </w:rPr>
     </w:lvl>
     <w:lvl w:ilvl="8">
@@ -2870,7 +3105,7 @@
         <w:ind w:left="6480" w:hanging="360"/>
       </w:pPr>
       <w:rPr>
-        <w:rFonts w:ascii="Wingdings" w:hAnsi="Wingdings" w:cs="Wingdings" w:hint="default"/>
+        <w:rFonts w:ascii="Wingdings" w:hAnsi="Wingdings" w:cs="Wingdings" w:hint="default" w:eastAsia="黑体"/>
       </w:rPr>
     </w:lvl>
   </w:abstractNum>
@@ -2926,11 +3161,11 @@
 </file>
 
 <file path=word/styles.xml><?xml version="1.0" encoding="utf-8"?>
-<w:styles xmlns:mc="http://schemas.openxmlformats.org/markup-compatibility/2006" xmlns:r="http://schemas.openxmlformats.org/officeDocument/2006/relationships" xmlns:w="http://schemas.openxmlformats.org/wordprocessingml/2006/main" xmlns:w14="http://schemas.microsoft.com/office/word/2010/wordml" mc:Ignorable="w14">
+<w:styles xmlns:mc="http://schemas.openxmlformats.org/markup-compatibility/2006" xmlns:w="http://schemas.openxmlformats.org/wordprocessingml/2006/main" xmlns:r="http://schemas.openxmlformats.org/officeDocument/2006/relationships" xmlns:w14="http://schemas.microsoft.com/office/word/2010/wordml" mc:Ignorable="w14">
   <w:docDefaults>
     <w:rPrDefault>
       <w:rPr>
-        <w:rFonts w:asciiTheme="minorHAnsi" w:cstheme="minorBidi" w:eastAsiaTheme="minorEastAsia" w:hAnsiTheme="minorHAnsi"/>
+        <w:rFonts w:asciiTheme="minorHAnsi" w:cstheme="minorBidi" w:hAnsiTheme="minorHAnsi" w:eastAsia="黑体"/>
         <w:sz w:val="22"/>
         <w:szCs w:val="22"/>
         <w:lang w:bidi="ar-SA" w:eastAsia="en-US" w:val="en-US"/>
@@ -3152,7 +3387,7 @@
       <w:outlineLvl w:val="0"/>
     </w:pPr>
     <w:rPr>
-      <w:rFonts w:ascii="Times New Roman" w:asciiTheme="majorHAnsi" w:cstheme="majorBidi" w:eastAsia="黑体" w:eastAsiaTheme="majorEastAsia" w:hAnsi="Times New Roman" w:hAnsiTheme="majorHAnsi"/>
+      <w:rFonts w:ascii="Times New Roman" w:asciiTheme="majorHAnsi" w:cstheme="majorBidi" w:eastAsia="黑体" w:hAnsi="Times New Roman" w:hAnsiTheme="majorHAnsi"/>
       <w:b/>
       <w:bCs/>
       <w:color w:val="1F3864"/>
@@ -3176,7 +3411,7 @@
       <w:outlineLvl w:val="1"/>
     </w:pPr>
     <w:rPr>
-      <w:rFonts w:ascii="Times New Roman" w:asciiTheme="majorHAnsi" w:cstheme="majorBidi" w:eastAsia="黑体" w:eastAsiaTheme="majorEastAsia" w:hAnsi="Times New Roman" w:hAnsiTheme="majorHAnsi"/>
+      <w:rFonts w:ascii="Times New Roman" w:asciiTheme="majorHAnsi" w:cstheme="majorBidi" w:eastAsia="黑体" w:hAnsi="Times New Roman" w:hAnsiTheme="majorHAnsi"/>
       <w:b/>
       <w:bCs/>
       <w:color w:val="2E4E7E"/>
@@ -3200,7 +3435,7 @@
       <w:outlineLvl w:val="2"/>
     </w:pPr>
     <w:rPr>
-      <w:rFonts w:ascii="Times New Roman" w:asciiTheme="majorHAnsi" w:cstheme="majorBidi" w:eastAsia="黑体" w:eastAsiaTheme="majorEastAsia" w:hAnsi="Times New Roman" w:hAnsiTheme="majorHAnsi"/>
+      <w:rFonts w:ascii="Times New Roman" w:asciiTheme="majorHAnsi" w:cstheme="majorBidi" w:eastAsia="黑体" w:hAnsi="Times New Roman" w:hAnsiTheme="majorHAnsi"/>
       <w:b/>
       <w:bCs/>
       <w:color w:val="2E4E7E"/>
@@ -3224,7 +3459,7 @@
       <w:outlineLvl w:val="3"/>
     </w:pPr>
     <w:rPr>
-      <w:rFonts w:ascii="Times New Roman" w:asciiTheme="majorHAnsi" w:cstheme="majorBidi" w:eastAsia="黑体" w:eastAsiaTheme="majorEastAsia" w:hAnsi="Times New Roman" w:hAnsiTheme="majorHAnsi"/>
+      <w:rFonts w:ascii="Times New Roman" w:asciiTheme="majorHAnsi" w:cstheme="majorBidi" w:eastAsia="黑体" w:hAnsi="Times New Roman" w:hAnsiTheme="majorHAnsi"/>
       <w:b/>
       <w:bCs/>
       <w:i/>
@@ -3250,7 +3485,7 @@
       <w:outlineLvl w:val="4"/>
     </w:pPr>
     <w:rPr>
-      <w:rFonts w:ascii="Times New Roman" w:asciiTheme="majorHAnsi" w:cstheme="majorBidi" w:eastAsia="黑体" w:eastAsiaTheme="majorEastAsia" w:hAnsi="Times New Roman" w:hAnsiTheme="majorHAnsi"/>
+      <w:rFonts w:ascii="Times New Roman" w:asciiTheme="majorHAnsi" w:cstheme="majorBidi" w:eastAsia="黑体" w:hAnsi="Times New Roman" w:hAnsiTheme="majorHAnsi"/>
       <w:b/>
       <w:color w:val="333333"/>
       <w:sz w:val="22"/>
@@ -3273,7 +3508,7 @@
       <w:outlineLvl w:val="5"/>
     </w:pPr>
     <w:rPr>
-      <w:rFonts w:asciiTheme="majorHAnsi" w:cstheme="majorBidi" w:eastAsiaTheme="majorEastAsia" w:hAnsiTheme="majorHAnsi"/>
+      <w:rFonts w:asciiTheme="majorHAnsi" w:cstheme="majorBidi" w:hAnsiTheme="majorHAnsi" w:eastAsia="黑体"/>
       <w:i/>
       <w:iCs/>
       <w:color w:themeColor="accent1" w:themeShade="7F" w:val="243F60"/>
@@ -3296,7 +3531,7 @@
       <w:outlineLvl w:val="6"/>
     </w:pPr>
     <w:rPr>
-      <w:rFonts w:asciiTheme="majorHAnsi" w:cstheme="majorBidi" w:eastAsiaTheme="majorEastAsia" w:hAnsiTheme="majorHAnsi"/>
+      <w:rFonts w:asciiTheme="majorHAnsi" w:cstheme="majorBidi" w:hAnsiTheme="majorHAnsi" w:eastAsia="黑体"/>
       <w:i/>
       <w:iCs/>
       <w:color w:themeColor="text1" w:themeTint="BF" w:val="404040"/>
@@ -3319,7 +3554,7 @@
       <w:outlineLvl w:val="7"/>
     </w:pPr>
     <w:rPr>
-      <w:rFonts w:asciiTheme="majorHAnsi" w:cstheme="majorBidi" w:eastAsiaTheme="majorEastAsia" w:hAnsiTheme="majorHAnsi"/>
+      <w:rFonts w:asciiTheme="majorHAnsi" w:cstheme="majorBidi" w:hAnsiTheme="majorHAnsi" w:eastAsia="黑体"/>
       <w:color w:themeColor="accent1" w:val="4F81BD"/>
       <w:sz w:val="20"/>
       <w:szCs w:val="20"/>
@@ -3342,7 +3577,7 @@
       <w:outlineLvl w:val="8"/>
     </w:pPr>
     <w:rPr>
-      <w:rFonts w:asciiTheme="majorHAnsi" w:cstheme="majorBidi" w:eastAsiaTheme="majorEastAsia" w:hAnsiTheme="majorHAnsi"/>
+      <w:rFonts w:asciiTheme="majorHAnsi" w:cstheme="majorBidi" w:hAnsiTheme="majorHAnsi" w:eastAsia="黑体"/>
       <w:i/>
       <w:iCs/>
       <w:color w:themeColor="text1" w:themeTint="BF" w:val="404040"/>
@@ -3393,7 +3628,7 @@
     <w:uiPriority w:val="9"/>
     <w:rsid w:val="00FC693F"/>
     <w:rPr>
-      <w:rFonts w:asciiTheme="majorHAnsi" w:cstheme="majorBidi" w:eastAsiaTheme="majorEastAsia" w:hAnsiTheme="majorHAnsi"/>
+      <w:rFonts w:asciiTheme="majorHAnsi" w:cstheme="majorBidi" w:hAnsiTheme="majorHAnsi" w:eastAsia="黑体"/>
       <w:b/>
       <w:bCs/>
       <w:color w:themeColor="accent1" w:themeShade="BF" w:val="365F91"/>
@@ -3408,7 +3643,7 @@
     <w:uiPriority w:val="9"/>
     <w:rsid w:val="00FC693F"/>
     <w:rPr>
-      <w:rFonts w:asciiTheme="majorHAnsi" w:cstheme="majorBidi" w:eastAsiaTheme="majorEastAsia" w:hAnsiTheme="majorHAnsi"/>
+      <w:rFonts w:asciiTheme="majorHAnsi" w:cstheme="majorBidi" w:hAnsiTheme="majorHAnsi" w:eastAsia="黑体"/>
       <w:b/>
       <w:bCs/>
       <w:color w:themeColor="accent1" w:val="4F81BD"/>
@@ -3423,7 +3658,7 @@
     <w:uiPriority w:val="9"/>
     <w:rsid w:val="00FC693F"/>
     <w:rPr>
-      <w:rFonts w:asciiTheme="majorHAnsi" w:cstheme="majorBidi" w:eastAsiaTheme="majorEastAsia" w:hAnsiTheme="majorHAnsi"/>
+      <w:rFonts w:asciiTheme="majorHAnsi" w:cstheme="majorBidi" w:hAnsiTheme="majorHAnsi" w:eastAsia="黑体"/>
       <w:b/>
       <w:bCs/>
       <w:color w:themeColor="accent1" w:val="4F81BD"/>
@@ -3446,7 +3681,7 @@
       <w:contextualSpacing/>
     </w:pPr>
     <w:rPr>
-      <w:rFonts w:ascii="Times New Roman" w:asciiTheme="majorHAnsi" w:cstheme="majorBidi" w:eastAsia="黑体" w:eastAsiaTheme="majorEastAsia" w:hAnsi="Times New Roman" w:hAnsiTheme="majorHAnsi"/>
+      <w:rFonts w:ascii="Times New Roman" w:asciiTheme="majorHAnsi" w:cstheme="majorBidi" w:eastAsia="黑体" w:hAnsi="Times New Roman" w:hAnsiTheme="majorHAnsi"/>
       <w:b/>
       <w:color w:val="1F3864"/>
       <w:spacing w:val="5"/>
@@ -3462,7 +3697,7 @@
     <w:uiPriority w:val="10"/>
     <w:rsid w:val="00FC693F"/>
     <w:rPr>
-      <w:rFonts w:asciiTheme="majorHAnsi" w:cstheme="majorBidi" w:eastAsiaTheme="majorEastAsia" w:hAnsiTheme="majorHAnsi"/>
+      <w:rFonts w:asciiTheme="majorHAnsi" w:cstheme="majorBidi" w:hAnsiTheme="majorHAnsi" w:eastAsia="黑体"/>
       <w:color w:themeColor="text2" w:themeShade="BF" w:val="17365D"/>
       <w:spacing w:val="5"/>
       <w:kern w:val="28"/>
@@ -3484,7 +3719,7 @@
       </w:numPr>
     </w:pPr>
     <w:rPr>
-      <w:rFonts w:asciiTheme="majorHAnsi" w:cstheme="majorBidi" w:eastAsiaTheme="majorEastAsia" w:hAnsiTheme="majorHAnsi"/>
+      <w:rFonts w:asciiTheme="majorHAnsi" w:cstheme="majorBidi" w:hAnsiTheme="majorHAnsi" w:eastAsia="黑体"/>
       <w:i/>
       <w:iCs/>
       <w:color w:themeColor="accent1" w:val="4F81BD"/>
@@ -3500,7 +3735,7 @@
     <w:uiPriority w:val="11"/>
     <w:rsid w:val="00FC693F"/>
     <w:rPr>
-      <w:rFonts w:asciiTheme="majorHAnsi" w:cstheme="majorBidi" w:eastAsiaTheme="majorEastAsia" w:hAnsiTheme="majorHAnsi"/>
+      <w:rFonts w:asciiTheme="majorHAnsi" w:cstheme="majorBidi" w:hAnsiTheme="majorHAnsi" w:eastAsia="黑体"/>
       <w:i/>
       <w:iCs/>
       <w:color w:themeColor="accent1" w:val="4F81BD"/>
@@ -3567,6 +3802,7 @@
       <w:spacing w:after="120"/>
     </w:pPr>
     <w:rPr>
+      <w:rFonts w:eastAsia="黑体"/>
       <w:sz w:val="16"/>
       <w:szCs w:val="16"/>
     </w:rPr>
@@ -3578,6 +3814,7 @@
     <w:uiPriority w:val="99"/>
     <w:rsid w:val="00AA1D8D"/>
     <w:rPr>
+      <w:rFonts w:eastAsia="黑体"/>
       <w:sz w:val="16"/>
       <w:szCs w:val="16"/>
     </w:rPr>
@@ -3747,7 +3984,7 @@
       </w:tabs>
     </w:pPr>
     <w:rPr>
-      <w:rFonts w:ascii="Courier" w:hAnsi="Courier"/>
+      <w:rFonts w:ascii="Courier" w:hAnsi="Courier" w:eastAsia="黑体"/>
       <w:sz w:val="20"/>
       <w:szCs w:val="20"/>
     </w:rPr>
@@ -3759,7 +3996,7 @@
     <w:uiPriority w:val="99"/>
     <w:rsid w:val="0029639D"/>
     <w:rPr>
-      <w:rFonts w:ascii="Courier" w:hAnsi="Courier"/>
+      <w:rFonts w:ascii="Courier" w:hAnsi="Courier" w:eastAsia="黑体"/>
       <w:sz w:val="20"/>
       <w:szCs w:val="20"/>
     </w:rPr>
@@ -3795,6 +4032,7 @@
     <w:uiPriority w:val="29"/>
     <w:rsid w:val="00FC693F"/>
     <w:rPr>
+      <w:rFonts w:eastAsia="黑体"/>
       <w:i/>
       <w:iCs/>
       <w:color w:themeColor="text1" w:val="000000"/>
@@ -3808,7 +4046,7 @@
     <w:semiHidden/>
     <w:rsid w:val="00FC693F"/>
     <w:rPr>
-      <w:rFonts w:asciiTheme="majorHAnsi" w:cstheme="majorBidi" w:eastAsiaTheme="majorEastAsia" w:hAnsiTheme="majorHAnsi"/>
+      <w:rFonts w:asciiTheme="majorHAnsi" w:cstheme="majorBidi" w:hAnsiTheme="majorHAnsi" w:eastAsia="黑体"/>
       <w:b/>
       <w:bCs/>
       <w:i/>
@@ -3824,7 +4062,7 @@
     <w:semiHidden/>
     <w:rsid w:val="00FC693F"/>
     <w:rPr>
-      <w:rFonts w:asciiTheme="majorHAnsi" w:cstheme="majorBidi" w:eastAsiaTheme="majorEastAsia" w:hAnsiTheme="majorHAnsi"/>
+      <w:rFonts w:asciiTheme="majorHAnsi" w:cstheme="majorBidi" w:hAnsiTheme="majorHAnsi" w:eastAsia="黑体"/>
       <w:color w:themeColor="accent1" w:themeShade="7F" w:val="243F60"/>
     </w:rPr>
   </w:style>
@@ -3836,7 +4074,7 @@
     <w:semiHidden/>
     <w:rsid w:val="00FC693F"/>
     <w:rPr>
-      <w:rFonts w:asciiTheme="majorHAnsi" w:cstheme="majorBidi" w:eastAsiaTheme="majorEastAsia" w:hAnsiTheme="majorHAnsi"/>
+      <w:rFonts w:asciiTheme="majorHAnsi" w:cstheme="majorBidi" w:hAnsiTheme="majorHAnsi" w:eastAsia="黑体"/>
       <w:i/>
       <w:iCs/>
       <w:color w:themeColor="accent1" w:themeShade="7F" w:val="243F60"/>
@@ -3850,7 +4088,7 @@
     <w:semiHidden/>
     <w:rsid w:val="00FC693F"/>
     <w:rPr>
-      <w:rFonts w:asciiTheme="majorHAnsi" w:cstheme="majorBidi" w:eastAsiaTheme="majorEastAsia" w:hAnsiTheme="majorHAnsi"/>
+      <w:rFonts w:asciiTheme="majorHAnsi" w:cstheme="majorBidi" w:hAnsiTheme="majorHAnsi" w:eastAsia="黑体"/>
       <w:i/>
       <w:iCs/>
       <w:color w:themeColor="text1" w:themeTint="BF" w:val="404040"/>
@@ -3864,7 +4102,7 @@
     <w:semiHidden/>
     <w:rsid w:val="00FC693F"/>
     <w:rPr>
-      <w:rFonts w:asciiTheme="majorHAnsi" w:cstheme="majorBidi" w:eastAsiaTheme="majorEastAsia" w:hAnsiTheme="majorHAnsi"/>
+      <w:rFonts w:asciiTheme="majorHAnsi" w:cstheme="majorBidi" w:hAnsiTheme="majorHAnsi" w:eastAsia="黑体"/>
       <w:color w:themeColor="accent1" w:val="4F81BD"/>
       <w:sz w:val="20"/>
       <w:szCs w:val="20"/>
@@ -3878,7 +4116,7 @@
     <w:semiHidden/>
     <w:rsid w:val="00FC693F"/>
     <w:rPr>
-      <w:rFonts w:asciiTheme="majorHAnsi" w:cstheme="majorBidi" w:eastAsiaTheme="majorEastAsia" w:hAnsiTheme="majorHAnsi"/>
+      <w:rFonts w:asciiTheme="majorHAnsi" w:cstheme="majorBidi" w:hAnsiTheme="majorHAnsi" w:eastAsia="黑体"/>
       <w:i/>
       <w:iCs/>
       <w:color w:themeColor="text1" w:themeTint="BF" w:val="404040"/>
@@ -3899,6 +4137,7 @@
       <w:spacing w:line="240" w:lineRule="auto"/>
     </w:pPr>
     <w:rPr>
+      <w:rFonts w:eastAsia="黑体"/>
       <w:b/>
       <w:bCs/>
       <w:color w:themeColor="accent1" w:val="4F81BD"/>
@@ -3913,6 +4152,7 @@
     <w:qFormat/>
     <w:rsid w:val="00FC693F"/>
     <w:rPr>
+      <w:rFonts w:eastAsia="黑体"/>
       <w:b/>
       <w:bCs/>
     </w:rPr>
@@ -3924,6 +4164,7 @@
     <w:qFormat/>
     <w:rsid w:val="00FC693F"/>
     <w:rPr>
+      <w:rFonts w:eastAsia="黑体"/>
       <w:i/>
       <w:iCs/>
     </w:rPr>
@@ -3944,6 +4185,7 @@
       <w:ind w:left="936" w:right="936"/>
     </w:pPr>
     <w:rPr>
+      <w:rFonts w:eastAsia="黑体"/>
       <w:b/>
       <w:bCs/>
       <w:i/>
@@ -3958,6 +4200,7 @@
     <w:uiPriority w:val="30"/>
     <w:rsid w:val="00FC693F"/>
     <w:rPr>
+      <w:rFonts w:eastAsia="黑体"/>
       <w:b/>
       <w:bCs/>
       <w:i/>
@@ -3972,6 +4215,7 @@
     <w:qFormat/>
     <w:rsid w:val="00FC693F"/>
     <w:rPr>
+      <w:rFonts w:eastAsia="黑体"/>
       <w:i/>
       <w:iCs/>
       <w:color w:themeColor="text1" w:themeTint="7F" w:val="808080"/>
@@ -3984,6 +4228,7 @@
     <w:qFormat/>
     <w:rsid w:val="00FC693F"/>
     <w:rPr>
+      <w:rFonts w:eastAsia="黑体"/>
       <w:b/>
       <w:bCs/>
       <w:i/>
@@ -3998,6 +4243,7 @@
     <w:qFormat/>
     <w:rsid w:val="00FC693F"/>
     <w:rPr>
+      <w:rFonts w:eastAsia="黑体"/>
       <w:smallCaps/>
       <w:color w:themeColor="accent2" w:val="C0504D"/>
       <w:u w:val="single"/>
@@ -4010,6 +4256,7 @@
     <w:qFormat/>
     <w:rsid w:val="00FC693F"/>
     <w:rPr>
+      <w:rFonts w:eastAsia="黑体"/>
       <w:b/>
       <w:bCs/>
       <w:smallCaps/>
@@ -4025,6 +4272,7 @@
     <w:qFormat/>
     <w:rsid w:val="00FC693F"/>
     <w:rPr>
+      <w:rFonts w:eastAsia="黑体"/>
       <w:b/>
       <w:bCs/>
       <w:smallCaps/>
@@ -4079,6 +4327,7 @@
       <w:spacing w:after="0" w:line="240" w:lineRule="auto"/>
     </w:pPr>
     <w:rPr>
+      <w:rFonts w:eastAsia="黑体"/>
       <w:color w:themeColor="text1" w:themeShade="BF" w:val="000000"/>
     </w:rPr>
     <w:tblPr>
@@ -4101,6 +4350,7 @@
         <w:spacing w:after="0" w:before="0" w:line="240" w:lineRule="auto"/>
       </w:pPr>
       <w:rPr>
+        <w:rFonts w:eastAsia="黑体"/>
         <w:b/>
         <w:bCs/>
       </w:rPr>
@@ -4121,6 +4371,7 @@
         <w:spacing w:after="0" w:before="0" w:line="240" w:lineRule="auto"/>
       </w:pPr>
       <w:rPr>
+        <w:rFonts w:eastAsia="黑体"/>
         <w:b/>
         <w:bCs/>
       </w:rPr>
@@ -4138,12 +4389,14 @@
     </w:tblStylePr>
     <w:tblStylePr w:type="firstCol">
       <w:rPr>
+        <w:rFonts w:eastAsia="黑体"/>
         <w:b/>
         <w:bCs/>
       </w:rPr>
     </w:tblStylePr>
     <w:tblStylePr w:type="lastCol">
       <w:rPr>
+        <w:rFonts w:eastAsia="黑体"/>
         <w:b/>
         <w:bCs/>
       </w:rPr>
@@ -4182,6 +4435,7 @@
       <w:spacing w:after="0" w:line="240" w:lineRule="auto"/>
     </w:pPr>
     <w:rPr>
+      <w:rFonts w:eastAsia="黑体"/>
       <w:color w:themeColor="accent1" w:themeShade="BF" w:val="365F91"/>
     </w:rPr>
     <w:tblPr>
@@ -4204,6 +4458,7 @@
         <w:spacing w:after="0" w:before="0" w:line="240" w:lineRule="auto"/>
       </w:pPr>
       <w:rPr>
+        <w:rFonts w:eastAsia="黑体"/>
         <w:b/>
         <w:bCs/>
       </w:rPr>
@@ -4224,6 +4479,7 @@
         <w:spacing w:after="0" w:before="0" w:line="240" w:lineRule="auto"/>
       </w:pPr>
       <w:rPr>
+        <w:rFonts w:eastAsia="黑体"/>
         <w:b/>
         <w:bCs/>
       </w:rPr>
@@ -4241,12 +4497,14 @@
     </w:tblStylePr>
     <w:tblStylePr w:type="firstCol">
       <w:rPr>
+        <w:rFonts w:eastAsia="黑体"/>
         <w:b/>
         <w:bCs/>
       </w:rPr>
     </w:tblStylePr>
     <w:tblStylePr w:type="lastCol">
       <w:rPr>
+        <w:rFonts w:eastAsia="黑体"/>
         <w:b/>
         <w:bCs/>
       </w:rPr>
@@ -4285,6 +4543,7 @@
       <w:spacing w:after="0" w:line="240" w:lineRule="auto"/>
     </w:pPr>
     <w:rPr>
+      <w:rFonts w:eastAsia="黑体"/>
       <w:color w:themeColor="accent2" w:themeShade="BF" w:val="943634"/>
     </w:rPr>
     <w:tblPr>
@@ -4307,6 +4566,7 @@
         <w:spacing w:after="0" w:before="0" w:line="240" w:lineRule="auto"/>
       </w:pPr>
       <w:rPr>
+        <w:rFonts w:eastAsia="黑体"/>
         <w:b/>
         <w:bCs/>
       </w:rPr>
@@ -4327,6 +4587,7 @@
         <w:spacing w:after="0" w:before="0" w:line="240" w:lineRule="auto"/>
       </w:pPr>
       <w:rPr>
+        <w:rFonts w:eastAsia="黑体"/>
         <w:b/>
         <w:bCs/>
       </w:rPr>
@@ -4344,12 +4605,14 @@
     </w:tblStylePr>
     <w:tblStylePr w:type="firstCol">
       <w:rPr>
+        <w:rFonts w:eastAsia="黑体"/>
         <w:b/>
         <w:bCs/>
       </w:rPr>
     </w:tblStylePr>
     <w:tblStylePr w:type="lastCol">
       <w:rPr>
+        <w:rFonts w:eastAsia="黑体"/>
         <w:b/>
         <w:bCs/>
       </w:rPr>
@@ -4388,6 +4651,7 @@
       <w:spacing w:after="0" w:line="240" w:lineRule="auto"/>
     </w:pPr>
     <w:rPr>
+      <w:rFonts w:eastAsia="黑体"/>
       <w:color w:themeColor="accent3" w:themeShade="BF" w:val="76923C"/>
     </w:rPr>
     <w:tblPr>
@@ -4410,6 +4674,7 @@
         <w:spacing w:after="0" w:before="0" w:line="240" w:lineRule="auto"/>
       </w:pPr>
       <w:rPr>
+        <w:rFonts w:eastAsia="黑体"/>
         <w:b/>
         <w:bCs/>
       </w:rPr>
@@ -4430,6 +4695,7 @@
         <w:spacing w:after="0" w:before="0" w:line="240" w:lineRule="auto"/>
       </w:pPr>
       <w:rPr>
+        <w:rFonts w:eastAsia="黑体"/>
         <w:b/>
         <w:bCs/>
       </w:rPr>
@@ -4447,12 +4713,14 @@
     </w:tblStylePr>
     <w:tblStylePr w:type="firstCol">
       <w:rPr>
+        <w:rFonts w:eastAsia="黑体"/>
         <w:b/>
         <w:bCs/>
       </w:rPr>
     </w:tblStylePr>
     <w:tblStylePr w:type="lastCol">
       <w:rPr>
+        <w:rFonts w:eastAsia="黑体"/>
         <w:b/>
         <w:bCs/>
       </w:rPr>
@@ -4491,6 +4759,7 @@
       <w:spacing w:after="0" w:line="240" w:lineRule="auto"/>
     </w:pPr>
     <w:rPr>
+      <w:rFonts w:eastAsia="黑体"/>
       <w:color w:themeColor="accent4" w:themeShade="BF" w:val="5F497A"/>
     </w:rPr>
     <w:tblPr>
@@ -4513,6 +4782,7 @@
         <w:spacing w:after="0" w:before="0" w:line="240" w:lineRule="auto"/>
       </w:pPr>
       <w:rPr>
+        <w:rFonts w:eastAsia="黑体"/>
         <w:b/>
         <w:bCs/>
       </w:rPr>
@@ -4533,6 +4803,7 @@
         <w:spacing w:after="0" w:before="0" w:line="240" w:lineRule="auto"/>
       </w:pPr>
       <w:rPr>
+        <w:rFonts w:eastAsia="黑体"/>
         <w:b/>
         <w:bCs/>
       </w:rPr>
@@ -4550,12 +4821,14 @@
     </w:tblStylePr>
     <w:tblStylePr w:type="firstCol">
       <w:rPr>
+        <w:rFonts w:eastAsia="黑体"/>
         <w:b/>
         <w:bCs/>
       </w:rPr>
     </w:tblStylePr>
     <w:tblStylePr w:type="lastCol">
       <w:rPr>
+        <w:rFonts w:eastAsia="黑体"/>
         <w:b/>
         <w:bCs/>
       </w:rPr>
@@ -4594,6 +4867,7 @@
       <w:spacing w:after="0" w:line="240" w:lineRule="auto"/>
     </w:pPr>
     <w:rPr>
+      <w:rFonts w:eastAsia="黑体"/>
       <w:color w:themeColor="accent5" w:themeShade="BF" w:val="31849B"/>
     </w:rPr>
     <w:tblPr>
@@ -4616,6 +4890,7 @@
         <w:spacing w:after="0" w:before="0" w:line="240" w:lineRule="auto"/>
       </w:pPr>
       <w:rPr>
+        <w:rFonts w:eastAsia="黑体"/>
         <w:b/>
         <w:bCs/>
       </w:rPr>
@@ -4636,6 +4911,7 @@
         <w:spacing w:after="0" w:before="0" w:line="240" w:lineRule="auto"/>
       </w:pPr>
       <w:rPr>
+        <w:rFonts w:eastAsia="黑体"/>
         <w:b/>
         <w:bCs/>
       </w:rPr>
@@ -4653,12 +4929,14 @@
     </w:tblStylePr>
     <w:tblStylePr w:type="firstCol">
       <w:rPr>
+        <w:rFonts w:eastAsia="黑体"/>
         <w:b/>
         <w:bCs/>
       </w:rPr>
     </w:tblStylePr>
     <w:tblStylePr w:type="lastCol">
       <w:rPr>
+        <w:rFonts w:eastAsia="黑体"/>
         <w:b/>
         <w:bCs/>
       </w:rPr>
@@ -4697,6 +4975,7 @@
       <w:spacing w:after="0" w:line="240" w:lineRule="auto"/>
     </w:pPr>
     <w:rPr>
+      <w:rFonts w:eastAsia="黑体"/>
       <w:color w:themeColor="accent6" w:themeShade="BF" w:val="E36C0A"/>
     </w:rPr>
     <w:tblPr>
@@ -4719,6 +4998,7 @@
         <w:spacing w:after="0" w:before="0" w:line="240" w:lineRule="auto"/>
       </w:pPr>
       <w:rPr>
+        <w:rFonts w:eastAsia="黑体"/>
         <w:b/>
         <w:bCs/>
       </w:rPr>
@@ -4739,6 +5019,7 @@
         <w:spacing w:after="0" w:before="0" w:line="240" w:lineRule="auto"/>
       </w:pPr>
       <w:rPr>
+        <w:rFonts w:eastAsia="黑体"/>
         <w:b/>
         <w:bCs/>
       </w:rPr>
@@ -4756,12 +5037,14 @@
     </w:tblStylePr>
     <w:tblStylePr w:type="firstCol">
       <w:rPr>
+        <w:rFonts w:eastAsia="黑体"/>
         <w:b/>
         <w:bCs/>
       </w:rPr>
     </w:tblStylePr>
     <w:tblStylePr w:type="lastCol">
       <w:rPr>
+        <w:rFonts w:eastAsia="黑体"/>
         <w:b/>
         <w:bCs/>
       </w:rPr>
@@ -4821,6 +5104,7 @@
         <w:spacing w:after="0" w:before="0" w:line="240" w:lineRule="auto"/>
       </w:pPr>
       <w:rPr>
+        <w:rFonts w:eastAsia="黑体"/>
         <w:b/>
         <w:bCs/>
         <w:color w:themeColor="background1" w:val="FFFFFF"/>
@@ -4835,6 +5119,7 @@
         <w:spacing w:after="0" w:before="0" w:line="240" w:lineRule="auto"/>
       </w:pPr>
       <w:rPr>
+        <w:rFonts w:eastAsia="黑体"/>
         <w:b/>
         <w:bCs/>
       </w:rPr>
@@ -4850,12 +5135,14 @@
     </w:tblStylePr>
     <w:tblStylePr w:type="firstCol">
       <w:rPr>
+        <w:rFonts w:eastAsia="黑体"/>
         <w:b/>
         <w:bCs/>
       </w:rPr>
     </w:tblStylePr>
     <w:tblStylePr w:type="lastCol">
       <w:rPr>
+        <w:rFonts w:eastAsia="黑体"/>
         <w:b/>
         <w:bCs/>
       </w:rPr>
@@ -4913,6 +5200,7 @@
         <w:spacing w:after="0" w:before="0" w:line="240" w:lineRule="auto"/>
       </w:pPr>
       <w:rPr>
+        <w:rFonts w:eastAsia="黑体"/>
         <w:b/>
         <w:bCs/>
         <w:color w:themeColor="background1" w:val="FFFFFF"/>
@@ -4927,6 +5215,7 @@
         <w:spacing w:after="0" w:before="0" w:line="240" w:lineRule="auto"/>
       </w:pPr>
       <w:rPr>
+        <w:rFonts w:eastAsia="黑体"/>
         <w:b/>
         <w:bCs/>
       </w:rPr>
@@ -4942,12 +5231,14 @@
     </w:tblStylePr>
     <w:tblStylePr w:type="firstCol">
       <w:rPr>
+        <w:rFonts w:eastAsia="黑体"/>
         <w:b/>
         <w:bCs/>
       </w:rPr>
     </w:tblStylePr>
     <w:tblStylePr w:type="lastCol">
       <w:rPr>
+        <w:rFonts w:eastAsia="黑体"/>
         <w:b/>
         <w:bCs/>
       </w:rPr>
@@ -5005,6 +5296,7 @@
         <w:spacing w:after="0" w:before="0" w:line="240" w:lineRule="auto"/>
       </w:pPr>
       <w:rPr>
+        <w:rFonts w:eastAsia="黑体"/>
         <w:b/>
         <w:bCs/>
         <w:color w:themeColor="background1" w:val="FFFFFF"/>
@@ -5019,6 +5311,7 @@
         <w:spacing w:after="0" w:before="0" w:line="240" w:lineRule="auto"/>
       </w:pPr>
       <w:rPr>
+        <w:rFonts w:eastAsia="黑体"/>
         <w:b/>
         <w:bCs/>
       </w:rPr>
@@ -5034,12 +5327,14 @@
     </w:tblStylePr>
     <w:tblStylePr w:type="firstCol">
       <w:rPr>
+        <w:rFonts w:eastAsia="黑体"/>
         <w:b/>
         <w:bCs/>
       </w:rPr>
     </w:tblStylePr>
     <w:tblStylePr w:type="lastCol">
       <w:rPr>
+        <w:rFonts w:eastAsia="黑体"/>
         <w:b/>
         <w:bCs/>
       </w:rPr>
@@ -5097,6 +5392,7 @@
         <w:spacing w:after="0" w:before="0" w:line="240" w:lineRule="auto"/>
       </w:pPr>
       <w:rPr>
+        <w:rFonts w:eastAsia="黑体"/>
         <w:b/>
         <w:bCs/>
         <w:color w:themeColor="background1" w:val="FFFFFF"/>
@@ -5111,6 +5407,7 @@
         <w:spacing w:after="0" w:before="0" w:line="240" w:lineRule="auto"/>
       </w:pPr>
       <w:rPr>
+        <w:rFonts w:eastAsia="黑体"/>
         <w:b/>
         <w:bCs/>
       </w:rPr>
@@ -5126,12 +5423,14 @@
     </w:tblStylePr>
     <w:tblStylePr w:type="firstCol">
       <w:rPr>
+        <w:rFonts w:eastAsia="黑体"/>
         <w:b/>
         <w:bCs/>
       </w:rPr>
     </w:tblStylePr>
     <w:tblStylePr w:type="lastCol">
       <w:rPr>
+        <w:rFonts w:eastAsia="黑体"/>
         <w:b/>
         <w:bCs/>
       </w:rPr>
@@ -5189,6 +5488,7 @@
         <w:spacing w:after="0" w:before="0" w:line="240" w:lineRule="auto"/>
       </w:pPr>
       <w:rPr>
+        <w:rFonts w:eastAsia="黑体"/>
         <w:b/>
         <w:bCs/>
         <w:color w:themeColor="background1" w:val="FFFFFF"/>
@@ -5203,6 +5503,7 @@
         <w:spacing w:after="0" w:before="0" w:line="240" w:lineRule="auto"/>
       </w:pPr>
       <w:rPr>
+        <w:rFonts w:eastAsia="黑体"/>
         <w:b/>
         <w:bCs/>
       </w:rPr>
@@ -5218,12 +5519,14 @@
     </w:tblStylePr>
     <w:tblStylePr w:type="firstCol">
       <w:rPr>
+        <w:rFonts w:eastAsia="黑体"/>
         <w:b/>
         <w:bCs/>
       </w:rPr>
     </w:tblStylePr>
     <w:tblStylePr w:type="lastCol">
       <w:rPr>
+        <w:rFonts w:eastAsia="黑体"/>
         <w:b/>
         <w:bCs/>
       </w:rPr>
@@ -5281,6 +5584,7 @@
         <w:spacing w:after="0" w:before="0" w:line="240" w:lineRule="auto"/>
       </w:pPr>
       <w:rPr>
+        <w:rFonts w:eastAsia="黑体"/>
         <w:b/>
         <w:bCs/>
         <w:color w:themeColor="background1" w:val="FFFFFF"/>
@@ -5295,6 +5599,7 @@
         <w:spacing w:after="0" w:before="0" w:line="240" w:lineRule="auto"/>
       </w:pPr>
       <w:rPr>
+        <w:rFonts w:eastAsia="黑体"/>
         <w:b/>
         <w:bCs/>
       </w:rPr>
@@ -5310,12 +5615,14 @@
     </w:tblStylePr>
     <w:tblStylePr w:type="firstCol">
       <w:rPr>
+        <w:rFonts w:eastAsia="黑体"/>
         <w:b/>
         <w:bCs/>
       </w:rPr>
     </w:tblStylePr>
     <w:tblStylePr w:type="lastCol">
       <w:rPr>
+        <w:rFonts w:eastAsia="黑体"/>
         <w:b/>
         <w:bCs/>
       </w:rPr>
@@ -5373,6 +5680,7 @@
         <w:spacing w:after="0" w:before="0" w:line="240" w:lineRule="auto"/>
       </w:pPr>
       <w:rPr>
+        <w:rFonts w:eastAsia="黑体"/>
         <w:b/>
         <w:bCs/>
         <w:color w:themeColor="background1" w:val="FFFFFF"/>
@@ -5387,6 +5695,7 @@
         <w:spacing w:after="0" w:before="0" w:line="240" w:lineRule="auto"/>
       </w:pPr>
       <w:rPr>
+        <w:rFonts w:eastAsia="黑体"/>
         <w:b/>
         <w:bCs/>
       </w:rPr>
@@ -5402,12 +5711,14 @@
     </w:tblStylePr>
     <w:tblStylePr w:type="firstCol">
       <w:rPr>
+        <w:rFonts w:eastAsia="黑体"/>
         <w:b/>
         <w:bCs/>
       </w:rPr>
     </w:tblStylePr>
     <w:tblStylePr w:type="lastCol">
       <w:rPr>
+        <w:rFonts w:eastAsia="黑体"/>
         <w:b/>
         <w:bCs/>
       </w:rPr>
@@ -5467,7 +5778,7 @@
         <w:spacing w:after="0" w:before="0" w:line="240" w:lineRule="auto"/>
       </w:pPr>
       <w:rPr>
-        <w:rFonts w:asciiTheme="majorHAnsi" w:cstheme="majorBidi" w:eastAsiaTheme="majorEastAsia" w:hAnsiTheme="majorHAnsi"/>
+        <w:rFonts w:asciiTheme="majorHAnsi" w:cstheme="majorBidi" w:hAnsiTheme="majorHAnsi" w:eastAsia="黑体"/>
         <w:b/>
         <w:bCs/>
       </w:rPr>
@@ -5488,7 +5799,7 @@
         <w:spacing w:after="0" w:before="0" w:line="240" w:lineRule="auto"/>
       </w:pPr>
       <w:rPr>
-        <w:rFonts w:asciiTheme="majorHAnsi" w:cstheme="majorBidi" w:eastAsiaTheme="majorEastAsia" w:hAnsiTheme="majorHAnsi"/>
+        <w:rFonts w:asciiTheme="majorHAnsi" w:cstheme="majorBidi" w:hAnsiTheme="majorHAnsi" w:eastAsia="黑体"/>
         <w:b/>
         <w:bCs/>
       </w:rPr>
@@ -5506,14 +5817,14 @@
     </w:tblStylePr>
     <w:tblStylePr w:type="firstCol">
       <w:rPr>
-        <w:rFonts w:asciiTheme="majorHAnsi" w:cstheme="majorBidi" w:eastAsiaTheme="majorEastAsia" w:hAnsiTheme="majorHAnsi"/>
+        <w:rFonts w:asciiTheme="majorHAnsi" w:cstheme="majorBidi" w:hAnsiTheme="majorHAnsi" w:eastAsia="黑体"/>
         <w:b/>
         <w:bCs/>
       </w:rPr>
     </w:tblStylePr>
     <w:tblStylePr w:type="lastCol">
       <w:rPr>
-        <w:rFonts w:asciiTheme="majorHAnsi" w:cstheme="majorBidi" w:eastAsiaTheme="majorEastAsia" w:hAnsiTheme="majorHAnsi"/>
+        <w:rFonts w:asciiTheme="majorHAnsi" w:cstheme="majorBidi" w:hAnsiTheme="majorHAnsi" w:eastAsia="黑体"/>
         <w:b/>
         <w:bCs/>
       </w:rPr>
@@ -5597,7 +5908,7 @@
         <w:spacing w:after="0" w:before="0" w:line="240" w:lineRule="auto"/>
       </w:pPr>
       <w:rPr>
-        <w:rFonts w:asciiTheme="majorHAnsi" w:cstheme="majorBidi" w:eastAsiaTheme="majorEastAsia" w:hAnsiTheme="majorHAnsi"/>
+        <w:rFonts w:asciiTheme="majorHAnsi" w:cstheme="majorBidi" w:hAnsiTheme="majorHAnsi" w:eastAsia="黑体"/>
         <w:b/>
         <w:bCs/>
       </w:rPr>
@@ -5618,7 +5929,7 @@
         <w:spacing w:after="0" w:before="0" w:line="240" w:lineRule="auto"/>
       </w:pPr>
       <w:rPr>
-        <w:rFonts w:asciiTheme="majorHAnsi" w:cstheme="majorBidi" w:eastAsiaTheme="majorEastAsia" w:hAnsiTheme="majorHAnsi"/>
+        <w:rFonts w:asciiTheme="majorHAnsi" w:cstheme="majorBidi" w:hAnsiTheme="majorHAnsi" w:eastAsia="黑体"/>
         <w:b/>
         <w:bCs/>
       </w:rPr>
@@ -5636,14 +5947,14 @@
     </w:tblStylePr>
     <w:tblStylePr w:type="firstCol">
       <w:rPr>
-        <w:rFonts w:asciiTheme="majorHAnsi" w:cstheme="majorBidi" w:eastAsiaTheme="majorEastAsia" w:hAnsiTheme="majorHAnsi"/>
+        <w:rFonts w:asciiTheme="majorHAnsi" w:cstheme="majorBidi" w:hAnsiTheme="majorHAnsi" w:eastAsia="黑体"/>
         <w:b/>
         <w:bCs/>
       </w:rPr>
     </w:tblStylePr>
     <w:tblStylePr w:type="lastCol">
       <w:rPr>
-        <w:rFonts w:asciiTheme="majorHAnsi" w:cstheme="majorBidi" w:eastAsiaTheme="majorEastAsia" w:hAnsiTheme="majorHAnsi"/>
+        <w:rFonts w:asciiTheme="majorHAnsi" w:cstheme="majorBidi" w:hAnsiTheme="majorHAnsi" w:eastAsia="黑体"/>
         <w:b/>
         <w:bCs/>
       </w:rPr>
@@ -5727,7 +6038,7 @@
         <w:spacing w:after="0" w:before="0" w:line="240" w:lineRule="auto"/>
       </w:pPr>
       <w:rPr>
-        <w:rFonts w:asciiTheme="majorHAnsi" w:cstheme="majorBidi" w:eastAsiaTheme="majorEastAsia" w:hAnsiTheme="majorHAnsi"/>
+        <w:rFonts w:asciiTheme="majorHAnsi" w:cstheme="majorBidi" w:hAnsiTheme="majorHAnsi" w:eastAsia="黑体"/>
         <w:b/>
         <w:bCs/>
       </w:rPr>
@@ -5748,7 +6059,7 @@
         <w:spacing w:after="0" w:before="0" w:line="240" w:lineRule="auto"/>
       </w:pPr>
       <w:rPr>
-        <w:rFonts w:asciiTheme="majorHAnsi" w:cstheme="majorBidi" w:eastAsiaTheme="majorEastAsia" w:hAnsiTheme="majorHAnsi"/>
+        <w:rFonts w:asciiTheme="majorHAnsi" w:cstheme="majorBidi" w:hAnsiTheme="majorHAnsi" w:eastAsia="黑体"/>
         <w:b/>
         <w:bCs/>
       </w:rPr>
@@ -5766,14 +6077,14 @@
     </w:tblStylePr>
     <w:tblStylePr w:type="firstCol">
       <w:rPr>
-        <w:rFonts w:asciiTheme="majorHAnsi" w:cstheme="majorBidi" w:eastAsiaTheme="majorEastAsia" w:hAnsiTheme="majorHAnsi"/>
+        <w:rFonts w:asciiTheme="majorHAnsi" w:cstheme="majorBidi" w:hAnsiTheme="majorHAnsi" w:eastAsia="黑体"/>
         <w:b/>
         <w:bCs/>
       </w:rPr>
     </w:tblStylePr>
     <w:tblStylePr w:type="lastCol">
       <w:rPr>
-        <w:rFonts w:asciiTheme="majorHAnsi" w:cstheme="majorBidi" w:eastAsiaTheme="majorEastAsia" w:hAnsiTheme="majorHAnsi"/>
+        <w:rFonts w:asciiTheme="majorHAnsi" w:cstheme="majorBidi" w:hAnsiTheme="majorHAnsi" w:eastAsia="黑体"/>
         <w:b/>
         <w:bCs/>
       </w:rPr>
@@ -5857,7 +6168,7 @@
         <w:spacing w:after="0" w:before="0" w:line="240" w:lineRule="auto"/>
       </w:pPr>
       <w:rPr>
-        <w:rFonts w:asciiTheme="majorHAnsi" w:cstheme="majorBidi" w:eastAsiaTheme="majorEastAsia" w:hAnsiTheme="majorHAnsi"/>
+        <w:rFonts w:asciiTheme="majorHAnsi" w:cstheme="majorBidi" w:hAnsiTheme="majorHAnsi" w:eastAsia="黑体"/>
         <w:b/>
         <w:bCs/>
       </w:rPr>
@@ -5878,7 +6189,7 @@
         <w:spacing w:after="0" w:before="0" w:line="240" w:lineRule="auto"/>
       </w:pPr>
       <w:rPr>
-        <w:rFonts w:asciiTheme="majorHAnsi" w:cstheme="majorBidi" w:eastAsiaTheme="majorEastAsia" w:hAnsiTheme="majorHAnsi"/>
+        <w:rFonts w:asciiTheme="majorHAnsi" w:cstheme="majorBidi" w:hAnsiTheme="majorHAnsi" w:eastAsia="黑体"/>
         <w:b/>
         <w:bCs/>
       </w:rPr>
@@ -5896,14 +6207,14 @@
     </w:tblStylePr>
     <w:tblStylePr w:type="firstCol">
       <w:rPr>
-        <w:rFonts w:asciiTheme="majorHAnsi" w:cstheme="majorBidi" w:eastAsiaTheme="majorEastAsia" w:hAnsiTheme="majorHAnsi"/>
+        <w:rFonts w:asciiTheme="majorHAnsi" w:cstheme="majorBidi" w:hAnsiTheme="majorHAnsi" w:eastAsia="黑体"/>
         <w:b/>
         <w:bCs/>
       </w:rPr>
     </w:tblStylePr>
     <w:tblStylePr w:type="lastCol">
       <w:rPr>
-        <w:rFonts w:asciiTheme="majorHAnsi" w:cstheme="majorBidi" w:eastAsiaTheme="majorEastAsia" w:hAnsiTheme="majorHAnsi"/>
+        <w:rFonts w:asciiTheme="majorHAnsi" w:cstheme="majorBidi" w:hAnsiTheme="majorHAnsi" w:eastAsia="黑体"/>
         <w:b/>
         <w:bCs/>
       </w:rPr>
@@ -5987,7 +6298,7 @@
         <w:spacing w:after="0" w:before="0" w:line="240" w:lineRule="auto"/>
       </w:pPr>
       <w:rPr>
-        <w:rFonts w:asciiTheme="majorHAnsi" w:cstheme="majorBidi" w:eastAsiaTheme="majorEastAsia" w:hAnsiTheme="majorHAnsi"/>
+        <w:rFonts w:asciiTheme="majorHAnsi" w:cstheme="majorBidi" w:hAnsiTheme="majorHAnsi" w:eastAsia="黑体"/>
         <w:b/>
         <w:bCs/>
       </w:rPr>
@@ -6008,7 +6319,7 @@
         <w:spacing w:after="0" w:before="0" w:line="240" w:lineRule="auto"/>
       </w:pPr>
       <w:rPr>
-        <w:rFonts w:asciiTheme="majorHAnsi" w:cstheme="majorBidi" w:eastAsiaTheme="majorEastAsia" w:hAnsiTheme="majorHAnsi"/>
+        <w:rFonts w:asciiTheme="majorHAnsi" w:cstheme="majorBidi" w:hAnsiTheme="majorHAnsi" w:eastAsia="黑体"/>
         <w:b/>
         <w:bCs/>
       </w:rPr>
@@ -6026,14 +6337,14 @@
     </w:tblStylePr>
     <w:tblStylePr w:type="firstCol">
       <w:rPr>
-        <w:rFonts w:asciiTheme="majorHAnsi" w:cstheme="majorBidi" w:eastAsiaTheme="majorEastAsia" w:hAnsiTheme="majorHAnsi"/>
+        <w:rFonts w:asciiTheme="majorHAnsi" w:cstheme="majorBidi" w:hAnsiTheme="majorHAnsi" w:eastAsia="黑体"/>
         <w:b/>
         <w:bCs/>
       </w:rPr>
     </w:tblStylePr>
     <w:tblStylePr w:type="lastCol">
       <w:rPr>
-        <w:rFonts w:asciiTheme="majorHAnsi" w:cstheme="majorBidi" w:eastAsiaTheme="majorEastAsia" w:hAnsiTheme="majorHAnsi"/>
+        <w:rFonts w:asciiTheme="majorHAnsi" w:cstheme="majorBidi" w:hAnsiTheme="majorHAnsi" w:eastAsia="黑体"/>
         <w:b/>
         <w:bCs/>
       </w:rPr>
@@ -6117,7 +6428,7 @@
         <w:spacing w:after="0" w:before="0" w:line="240" w:lineRule="auto"/>
       </w:pPr>
       <w:rPr>
-        <w:rFonts w:asciiTheme="majorHAnsi" w:cstheme="majorBidi" w:eastAsiaTheme="majorEastAsia" w:hAnsiTheme="majorHAnsi"/>
+        <w:rFonts w:asciiTheme="majorHAnsi" w:cstheme="majorBidi" w:hAnsiTheme="majorHAnsi" w:eastAsia="黑体"/>
         <w:b/>
         <w:bCs/>
       </w:rPr>
@@ -6138,7 +6449,7 @@
         <w:spacing w:after="0" w:before="0" w:line="240" w:lineRule="auto"/>
       </w:pPr>
       <w:rPr>
-        <w:rFonts w:asciiTheme="majorHAnsi" w:cstheme="majorBidi" w:eastAsiaTheme="majorEastAsia" w:hAnsiTheme="majorHAnsi"/>
+        <w:rFonts w:asciiTheme="majorHAnsi" w:cstheme="majorBidi" w:hAnsiTheme="majorHAnsi" w:eastAsia="黑体"/>
         <w:b/>
         <w:bCs/>
       </w:rPr>
@@ -6156,14 +6467,14 @@
     </w:tblStylePr>
     <w:tblStylePr w:type="firstCol">
       <w:rPr>
-        <w:rFonts w:asciiTheme="majorHAnsi" w:cstheme="majorBidi" w:eastAsiaTheme="majorEastAsia" w:hAnsiTheme="majorHAnsi"/>
+        <w:rFonts w:asciiTheme="majorHAnsi" w:cstheme="majorBidi" w:hAnsiTheme="majorHAnsi" w:eastAsia="黑体"/>
         <w:b/>
         <w:bCs/>
       </w:rPr>
     </w:tblStylePr>
     <w:tblStylePr w:type="lastCol">
       <w:rPr>
-        <w:rFonts w:asciiTheme="majorHAnsi" w:cstheme="majorBidi" w:eastAsiaTheme="majorEastAsia" w:hAnsiTheme="majorHAnsi"/>
+        <w:rFonts w:asciiTheme="majorHAnsi" w:cstheme="majorBidi" w:hAnsiTheme="majorHAnsi" w:eastAsia="黑体"/>
         <w:b/>
         <w:bCs/>
       </w:rPr>
@@ -6247,7 +6558,7 @@
         <w:spacing w:after="0" w:before="0" w:line="240" w:lineRule="auto"/>
       </w:pPr>
       <w:rPr>
-        <w:rFonts w:asciiTheme="majorHAnsi" w:cstheme="majorBidi" w:eastAsiaTheme="majorEastAsia" w:hAnsiTheme="majorHAnsi"/>
+        <w:rFonts w:asciiTheme="majorHAnsi" w:cstheme="majorBidi" w:hAnsiTheme="majorHAnsi" w:eastAsia="黑体"/>
         <w:b/>
         <w:bCs/>
       </w:rPr>
@@ -6268,7 +6579,7 @@
         <w:spacing w:after="0" w:before="0" w:line="240" w:lineRule="auto"/>
       </w:pPr>
       <w:rPr>
-        <w:rFonts w:asciiTheme="majorHAnsi" w:cstheme="majorBidi" w:eastAsiaTheme="majorEastAsia" w:hAnsiTheme="majorHAnsi"/>
+        <w:rFonts w:asciiTheme="majorHAnsi" w:cstheme="majorBidi" w:hAnsiTheme="majorHAnsi" w:eastAsia="黑体"/>
         <w:b/>
         <w:bCs/>
       </w:rPr>
@@ -6286,14 +6597,14 @@
     </w:tblStylePr>
     <w:tblStylePr w:type="firstCol">
       <w:rPr>
-        <w:rFonts w:asciiTheme="majorHAnsi" w:cstheme="majorBidi" w:eastAsiaTheme="majorEastAsia" w:hAnsiTheme="majorHAnsi"/>
+        <w:rFonts w:asciiTheme="majorHAnsi" w:cstheme="majorBidi" w:hAnsiTheme="majorHAnsi" w:eastAsia="黑体"/>
         <w:b/>
         <w:bCs/>
       </w:rPr>
     </w:tblStylePr>
     <w:tblStylePr w:type="lastCol">
       <w:rPr>
-        <w:rFonts w:asciiTheme="majorHAnsi" w:cstheme="majorBidi" w:eastAsiaTheme="majorEastAsia" w:hAnsiTheme="majorHAnsi"/>
+        <w:rFonts w:asciiTheme="majorHAnsi" w:cstheme="majorBidi" w:hAnsiTheme="majorHAnsi" w:eastAsia="黑体"/>
         <w:b/>
         <w:bCs/>
       </w:rPr>
@@ -6376,6 +6687,7 @@
         <w:spacing w:after="0" w:before="0" w:line="240" w:lineRule="auto"/>
       </w:pPr>
       <w:rPr>
+        <w:rFonts w:eastAsia="黑体"/>
         <w:b/>
         <w:bCs/>
         <w:color w:themeColor="background1" w:val="FFFFFF"/>
@@ -6398,6 +6710,7 @@
         <w:spacing w:after="0" w:before="0" w:line="240" w:lineRule="auto"/>
       </w:pPr>
       <w:rPr>
+        <w:rFonts w:eastAsia="黑体"/>
         <w:b/>
         <w:bCs/>
       </w:rPr>
@@ -6415,12 +6728,14 @@
     </w:tblStylePr>
     <w:tblStylePr w:type="firstCol">
       <w:rPr>
+        <w:rFonts w:eastAsia="黑体"/>
         <w:b/>
         <w:bCs/>
       </w:rPr>
     </w:tblStylePr>
     <w:tblStylePr w:type="lastCol">
       <w:rPr>
+        <w:rFonts w:eastAsia="黑体"/>
         <w:b/>
         <w:bCs/>
       </w:rPr>
@@ -6482,6 +6797,7 @@
         <w:spacing w:after="0" w:before="0" w:line="240" w:lineRule="auto"/>
       </w:pPr>
       <w:rPr>
+        <w:rFonts w:eastAsia="黑体"/>
         <w:b/>
         <w:bCs/>
         <w:color w:themeColor="background1" w:val="FFFFFF"/>
@@ -6504,6 +6820,7 @@
         <w:spacing w:after="0" w:before="0" w:line="240" w:lineRule="auto"/>
       </w:pPr>
       <w:rPr>
+        <w:rFonts w:eastAsia="黑体"/>
         <w:b/>
         <w:bCs/>
       </w:rPr>
@@ -6521,12 +6838,14 @@
     </w:tblStylePr>
     <w:tblStylePr w:type="firstCol">
       <w:rPr>
+        <w:rFonts w:eastAsia="黑体"/>
         <w:b/>
         <w:bCs/>
       </w:rPr>
     </w:tblStylePr>
     <w:tblStylePr w:type="lastCol">
       <w:rPr>
+        <w:rFonts w:eastAsia="黑体"/>
         <w:b/>
         <w:bCs/>
       </w:rPr>
@@ -6588,6 +6907,7 @@
         <w:spacing w:after="0" w:before="0" w:line="240" w:lineRule="auto"/>
       </w:pPr>
       <w:rPr>
+        <w:rFonts w:eastAsia="黑体"/>
         <w:b/>
         <w:bCs/>
         <w:color w:themeColor="background1" w:val="FFFFFF"/>
@@ -6610,6 +6930,7 @@
         <w:spacing w:after="0" w:before="0" w:line="240" w:lineRule="auto"/>
       </w:pPr>
       <w:rPr>
+        <w:rFonts w:eastAsia="黑体"/>
         <w:b/>
         <w:bCs/>
       </w:rPr>
@@ -6627,12 +6948,14 @@
     </w:tblStylePr>
     <w:tblStylePr w:type="firstCol">
       <w:rPr>
+        <w:rFonts w:eastAsia="黑体"/>
         <w:b/>
         <w:bCs/>
       </w:rPr>
     </w:tblStylePr>
     <w:tblStylePr w:type="lastCol">
       <w:rPr>
+        <w:rFonts w:eastAsia="黑体"/>
         <w:b/>
         <w:bCs/>
       </w:rPr>
@@ -6694,6 +7017,7 @@
         <w:spacing w:after="0" w:before="0" w:line="240" w:lineRule="auto"/>
       </w:pPr>
       <w:rPr>
+        <w:rFonts w:eastAsia="黑体"/>
         <w:b/>
         <w:bCs/>
         <w:color w:themeColor="background1" w:val="FFFFFF"/>
@@ -6716,6 +7040,7 @@
         <w:spacing w:after="0" w:before="0" w:line="240" w:lineRule="auto"/>
       </w:pPr>
       <w:rPr>
+        <w:rFonts w:eastAsia="黑体"/>
         <w:b/>
         <w:bCs/>
       </w:rPr>
@@ -6733,12 +7058,14 @@
     </w:tblStylePr>
     <w:tblStylePr w:type="firstCol">
       <w:rPr>
+        <w:rFonts w:eastAsia="黑体"/>
         <w:b/>
         <w:bCs/>
       </w:rPr>
     </w:tblStylePr>
     <w:tblStylePr w:type="lastCol">
       <w:rPr>
+        <w:rFonts w:eastAsia="黑体"/>
         <w:b/>
         <w:bCs/>
       </w:rPr>
@@ -6800,6 +7127,7 @@
         <w:spacing w:after="0" w:before="0" w:line="240" w:lineRule="auto"/>
       </w:pPr>
       <w:rPr>
+        <w:rFonts w:eastAsia="黑体"/>
         <w:b/>
         <w:bCs/>
         <w:color w:themeColor="background1" w:val="FFFFFF"/>
@@ -6822,6 +7150,7 @@
         <w:spacing w:after="0" w:before="0" w:line="240" w:lineRule="auto"/>
       </w:pPr>
       <w:rPr>
+        <w:rFonts w:eastAsia="黑体"/>
         <w:b/>
         <w:bCs/>
       </w:rPr>
@@ -6839,12 +7168,14 @@
     </w:tblStylePr>
     <w:tblStylePr w:type="firstCol">
       <w:rPr>
+        <w:rFonts w:eastAsia="黑体"/>
         <w:b/>
         <w:bCs/>
       </w:rPr>
     </w:tblStylePr>
     <w:tblStylePr w:type="lastCol">
       <w:rPr>
+        <w:rFonts w:eastAsia="黑体"/>
         <w:b/>
         <w:bCs/>
       </w:rPr>
@@ -6906,6 +7237,7 @@
         <w:spacing w:after="0" w:before="0" w:line="240" w:lineRule="auto"/>
       </w:pPr>
       <w:rPr>
+        <w:rFonts w:eastAsia="黑体"/>
         <w:b/>
         <w:bCs/>
         <w:color w:themeColor="background1" w:val="FFFFFF"/>
@@ -6928,6 +7260,7 @@
         <w:spacing w:after="0" w:before="0" w:line="240" w:lineRule="auto"/>
       </w:pPr>
       <w:rPr>
+        <w:rFonts w:eastAsia="黑体"/>
         <w:b/>
         <w:bCs/>
       </w:rPr>
@@ -6945,12 +7278,14 @@
     </w:tblStylePr>
     <w:tblStylePr w:type="firstCol">
       <w:rPr>
+        <w:rFonts w:eastAsia="黑体"/>
         <w:b/>
         <w:bCs/>
       </w:rPr>
     </w:tblStylePr>
     <w:tblStylePr w:type="lastCol">
       <w:rPr>
+        <w:rFonts w:eastAsia="黑体"/>
         <w:b/>
         <w:bCs/>
       </w:rPr>
@@ -7012,6 +7347,7 @@
         <w:spacing w:after="0" w:before="0" w:line="240" w:lineRule="auto"/>
       </w:pPr>
       <w:rPr>
+        <w:rFonts w:eastAsia="黑体"/>
         <w:b/>
         <w:bCs/>
         <w:color w:themeColor="background1" w:val="FFFFFF"/>
@@ -7034,6 +7370,7 @@
         <w:spacing w:after="0" w:before="0" w:line="240" w:lineRule="auto"/>
       </w:pPr>
       <w:rPr>
+        <w:rFonts w:eastAsia="黑体"/>
         <w:b/>
         <w:bCs/>
       </w:rPr>
@@ -7051,12 +7388,14 @@
     </w:tblStylePr>
     <w:tblStylePr w:type="firstCol">
       <w:rPr>
+        <w:rFonts w:eastAsia="黑体"/>
         <w:b/>
         <w:bCs/>
       </w:rPr>
     </w:tblStylePr>
     <w:tblStylePr w:type="lastCol">
       <w:rPr>
+        <w:rFonts w:eastAsia="黑体"/>
         <w:b/>
         <w:bCs/>
       </w:rPr>
@@ -7115,6 +7454,7 @@
         <w:spacing w:after="0" w:before="0" w:line="240" w:lineRule="auto"/>
       </w:pPr>
       <w:rPr>
+        <w:rFonts w:eastAsia="黑体"/>
         <w:b/>
         <w:bCs/>
         <w:color w:themeColor="background1" w:val="FFFFFF"/>
@@ -7137,6 +7477,7 @@
         <w:spacing w:after="0" w:before="0" w:line="240" w:lineRule="auto"/>
       </w:pPr>
       <w:rPr>
+        <w:rFonts w:eastAsia="黑体"/>
         <w:color w:val="auto"/>
       </w:rPr>
       <w:tblPr/>
@@ -7154,6 +7495,7 @@
     </w:tblStylePr>
     <w:tblStylePr w:type="firstCol">
       <w:rPr>
+        <w:rFonts w:eastAsia="黑体"/>
         <w:b/>
         <w:bCs/>
         <w:color w:themeColor="background1" w:val="FFFFFF"/>
@@ -7173,6 +7515,7 @@
     </w:tblStylePr>
     <w:tblStylePr w:type="lastCol">
       <w:rPr>
+        <w:rFonts w:eastAsia="黑体"/>
         <w:b/>
         <w:bCs/>
         <w:color w:themeColor="background1" w:val="FFFFFF"/>
@@ -7221,6 +7564,7 @@
     </w:tblStylePr>
     <w:tblStylePr w:type="nwCell">
       <w:rPr>
+        <w:rFonts w:eastAsia="黑体"/>
         <w:color w:themeColor="background1" w:val="FFFFFF"/>
       </w:rPr>
       <w:tblPr/>
@@ -7264,6 +7608,7 @@
         <w:spacing w:after="0" w:before="0" w:line="240" w:lineRule="auto"/>
       </w:pPr>
       <w:rPr>
+        <w:rFonts w:eastAsia="黑体"/>
         <w:b/>
         <w:bCs/>
         <w:color w:themeColor="background1" w:val="FFFFFF"/>
@@ -7286,6 +7631,7 @@
         <w:spacing w:after="0" w:before="0" w:line="240" w:lineRule="auto"/>
       </w:pPr>
       <w:rPr>
+        <w:rFonts w:eastAsia="黑体"/>
         <w:color w:val="auto"/>
       </w:rPr>
       <w:tblPr/>
@@ -7303,6 +7649,7 @@
     </w:tblStylePr>
     <w:tblStylePr w:type="firstCol">
       <w:rPr>
+        <w:rFonts w:eastAsia="黑体"/>
         <w:b/>
         <w:bCs/>
         <w:color w:themeColor="background1" w:val="FFFFFF"/>
@@ -7322,6 +7669,7 @@
     </w:tblStylePr>
     <w:tblStylePr w:type="lastCol">
       <w:rPr>
+        <w:rFonts w:eastAsia="黑体"/>
         <w:b/>
         <w:bCs/>
         <w:color w:themeColor="background1" w:val="FFFFFF"/>
@@ -7370,6 +7718,7 @@
     </w:tblStylePr>
     <w:tblStylePr w:type="nwCell">
       <w:rPr>
+        <w:rFonts w:eastAsia="黑体"/>
         <w:color w:themeColor="background1" w:val="FFFFFF"/>
       </w:rPr>
       <w:tblPr/>
@@ -7413,6 +7762,7 @@
         <w:spacing w:after="0" w:before="0" w:line="240" w:lineRule="auto"/>
       </w:pPr>
       <w:rPr>
+        <w:rFonts w:eastAsia="黑体"/>
         <w:b/>
         <w:bCs/>
         <w:color w:themeColor="background1" w:val="FFFFFF"/>
@@ -7435,6 +7785,7 @@
         <w:spacing w:after="0" w:before="0" w:line="240" w:lineRule="auto"/>
       </w:pPr>
       <w:rPr>
+        <w:rFonts w:eastAsia="黑体"/>
         <w:color w:val="auto"/>
       </w:rPr>
       <w:tblPr/>
@@ -7452,6 +7803,7 @@
     </w:tblStylePr>
     <w:tblStylePr w:type="firstCol">
       <w:rPr>
+        <w:rFonts w:eastAsia="黑体"/>
         <w:b/>
         <w:bCs/>
         <w:color w:themeColor="background1" w:val="FFFFFF"/>
@@ -7471,6 +7823,7 @@
     </w:tblStylePr>
     <w:tblStylePr w:type="lastCol">
       <w:rPr>
+        <w:rFonts w:eastAsia="黑体"/>
         <w:b/>
         <w:bCs/>
         <w:color w:themeColor="background1" w:val="FFFFFF"/>
@@ -7519,6 +7872,7 @@
     </w:tblStylePr>
     <w:tblStylePr w:type="nwCell">
       <w:rPr>
+        <w:rFonts w:eastAsia="黑体"/>
         <w:color w:themeColor="background1" w:val="FFFFFF"/>
       </w:rPr>
       <w:tblPr/>
@@ -7562,6 +7916,7 @@
         <w:spacing w:after="0" w:before="0" w:line="240" w:lineRule="auto"/>
       </w:pPr>
       <w:rPr>
+        <w:rFonts w:eastAsia="黑体"/>
         <w:b/>
         <w:bCs/>
         <w:color w:themeColor="background1" w:val="FFFFFF"/>
@@ -7584,6 +7939,7 @@
         <w:spacing w:after="0" w:before="0" w:line="240" w:lineRule="auto"/>
       </w:pPr>
       <w:rPr>
+        <w:rFonts w:eastAsia="黑体"/>
         <w:color w:val="auto"/>
       </w:rPr>
       <w:tblPr/>
@@ -7601,6 +7957,7 @@
     </w:tblStylePr>
     <w:tblStylePr w:type="firstCol">
       <w:rPr>
+        <w:rFonts w:eastAsia="黑体"/>
         <w:b/>
         <w:bCs/>
         <w:color w:themeColor="background1" w:val="FFFFFF"/>
@@ -7620,6 +7977,7 @@
     </w:tblStylePr>
     <w:tblStylePr w:type="lastCol">
       <w:rPr>
+        <w:rFonts w:eastAsia="黑体"/>
         <w:b/>
         <w:bCs/>
         <w:color w:themeColor="background1" w:val="FFFFFF"/>
@@ -7668,6 +8026,7 @@
     </w:tblStylePr>
     <w:tblStylePr w:type="nwCell">
       <w:rPr>
+        <w:rFonts w:eastAsia="黑体"/>
         <w:color w:themeColor="background1" w:val="FFFFFF"/>
       </w:rPr>
       <w:tblPr/>
@@ -7711,6 +8070,7 @@
         <w:spacing w:after="0" w:before="0" w:line="240" w:lineRule="auto"/>
       </w:pPr>
       <w:rPr>
+        <w:rFonts w:eastAsia="黑体"/>
         <w:b/>
         <w:bCs/>
         <w:color w:themeColor="background1" w:val="FFFFFF"/>
@@ -7733,6 +8093,7 @@
         <w:spacing w:after="0" w:before="0" w:line="240" w:lineRule="auto"/>
       </w:pPr>
       <w:rPr>
+        <w:rFonts w:eastAsia="黑体"/>
         <w:color w:val="auto"/>
       </w:rPr>
       <w:tblPr/>
@@ -7750,6 +8111,7 @@
     </w:tblStylePr>
     <w:tblStylePr w:type="firstCol">
       <w:rPr>
+        <w:rFonts w:eastAsia="黑体"/>
         <w:b/>
         <w:bCs/>
         <w:color w:themeColor="background1" w:val="FFFFFF"/>
@@ -7769,6 +8131,7 @@
     </w:tblStylePr>
     <w:tblStylePr w:type="lastCol">
       <w:rPr>
+        <w:rFonts w:eastAsia="黑体"/>
         <w:b/>
         <w:bCs/>
         <w:color w:themeColor="background1" w:val="FFFFFF"/>
@@ -7817,6 +8180,7 @@
     </w:tblStylePr>
     <w:tblStylePr w:type="nwCell">
       <w:rPr>
+        <w:rFonts w:eastAsia="黑体"/>
         <w:color w:themeColor="background1" w:val="FFFFFF"/>
       </w:rPr>
       <w:tblPr/>
@@ -7860,6 +8224,7 @@
         <w:spacing w:after="0" w:before="0" w:line="240" w:lineRule="auto"/>
       </w:pPr>
       <w:rPr>
+        <w:rFonts w:eastAsia="黑体"/>
         <w:b/>
         <w:bCs/>
         <w:color w:themeColor="background1" w:val="FFFFFF"/>
@@ -7882,6 +8247,7 @@
         <w:spacing w:after="0" w:before="0" w:line="240" w:lineRule="auto"/>
       </w:pPr>
       <w:rPr>
+        <w:rFonts w:eastAsia="黑体"/>
         <w:color w:val="auto"/>
       </w:rPr>
       <w:tblPr/>
@@ -7899,6 +8265,7 @@
     </w:tblStylePr>
     <w:tblStylePr w:type="firstCol">
       <w:rPr>
+        <w:rFonts w:eastAsia="黑体"/>
         <w:b/>
         <w:bCs/>
         <w:color w:themeColor="background1" w:val="FFFFFF"/>
@@ -7918,6 +8285,7 @@
     </w:tblStylePr>
     <w:tblStylePr w:type="lastCol">
       <w:rPr>
+        <w:rFonts w:eastAsia="黑体"/>
         <w:b/>
         <w:bCs/>
         <w:color w:themeColor="background1" w:val="FFFFFF"/>
@@ -7966,6 +8334,7 @@
     </w:tblStylePr>
     <w:tblStylePr w:type="nwCell">
       <w:rPr>
+        <w:rFonts w:eastAsia="黑体"/>
         <w:color w:themeColor="background1" w:val="FFFFFF"/>
       </w:rPr>
       <w:tblPr/>
@@ -8009,6 +8378,7 @@
         <w:spacing w:after="0" w:before="0" w:line="240" w:lineRule="auto"/>
       </w:pPr>
       <w:rPr>
+        <w:rFonts w:eastAsia="黑体"/>
         <w:b/>
         <w:bCs/>
         <w:color w:themeColor="background1" w:val="FFFFFF"/>
@@ -8031,6 +8401,7 @@
         <w:spacing w:after="0" w:before="0" w:line="240" w:lineRule="auto"/>
       </w:pPr>
       <w:rPr>
+        <w:rFonts w:eastAsia="黑体"/>
         <w:color w:val="auto"/>
       </w:rPr>
       <w:tblPr/>
@@ -8048,6 +8419,7 @@
     </w:tblStylePr>
     <w:tblStylePr w:type="firstCol">
       <w:rPr>
+        <w:rFonts w:eastAsia="黑体"/>
         <w:b/>
         <w:bCs/>
         <w:color w:themeColor="background1" w:val="FFFFFF"/>
@@ -8067,6 +8439,7 @@
     </w:tblStylePr>
     <w:tblStylePr w:type="lastCol">
       <w:rPr>
+        <w:rFonts w:eastAsia="黑体"/>
         <w:b/>
         <w:bCs/>
         <w:color w:themeColor="background1" w:val="FFFFFF"/>
@@ -8115,6 +8488,7 @@
     </w:tblStylePr>
     <w:tblStylePr w:type="nwCell">
       <w:rPr>
+        <w:rFonts w:eastAsia="黑体"/>
         <w:color w:themeColor="background1" w:val="FFFFFF"/>
       </w:rPr>
       <w:tblPr/>
@@ -8139,6 +8513,7 @@
       <w:spacing w:after="0" w:line="240" w:lineRule="auto"/>
     </w:pPr>
     <w:rPr>
+      <w:rFonts w:eastAsia="黑体"/>
       <w:color w:themeColor="text1" w:val="000000"/>
     </w:rPr>
     <w:tblPr>
@@ -8158,7 +8533,7 @@
     </w:tblPr>
     <w:tblStylePr w:type="firstRow">
       <w:rPr>
-        <w:rFonts w:asciiTheme="majorHAnsi" w:cstheme="majorBidi" w:eastAsiaTheme="majorEastAsia" w:hAnsiTheme="majorHAnsi"/>
+        <w:rFonts w:asciiTheme="majorHAnsi" w:cstheme="majorBidi" w:hAnsiTheme="majorHAnsi" w:eastAsia="黑体"/>
       </w:rPr>
       <w:tblPr/>
       <w:tcPr>
@@ -8170,6 +8545,7 @@
     </w:tblStylePr>
     <w:tblStylePr w:type="lastRow">
       <w:rPr>
+        <w:rFonts w:eastAsia="黑体"/>
         <w:b/>
         <w:bCs/>
         <w:color w:themeColor="text2" w:val="1F497D"/>
@@ -8184,12 +8560,14 @@
     </w:tblStylePr>
     <w:tblStylePr w:type="firstCol">
       <w:rPr>
+        <w:rFonts w:eastAsia="黑体"/>
         <w:b/>
         <w:bCs/>
       </w:rPr>
     </w:tblStylePr>
     <w:tblStylePr w:type="lastCol">
       <w:rPr>
+        <w:rFonts w:eastAsia="黑体"/>
         <w:b/>
         <w:bCs/>
       </w:rPr>
@@ -8223,6 +8601,7 @@
       <w:spacing w:after="0" w:line="240" w:lineRule="auto"/>
     </w:pPr>
     <w:rPr>
+      <w:rFonts w:eastAsia="黑体"/>
       <w:color w:themeColor="text1" w:val="000000"/>
     </w:rPr>
     <w:tblPr>
@@ -8242,7 +8621,7 @@
     </w:tblPr>
     <w:tblStylePr w:type="firstRow">
       <w:rPr>
-        <w:rFonts w:asciiTheme="majorHAnsi" w:cstheme="majorBidi" w:eastAsiaTheme="majorEastAsia" w:hAnsiTheme="majorHAnsi"/>
+        <w:rFonts w:asciiTheme="majorHAnsi" w:cstheme="majorBidi" w:hAnsiTheme="majorHAnsi" w:eastAsia="黑体"/>
       </w:rPr>
       <w:tblPr/>
       <w:tcPr>
@@ -8254,6 +8633,7 @@
     </w:tblStylePr>
     <w:tblStylePr w:type="lastRow">
       <w:rPr>
+        <w:rFonts w:eastAsia="黑体"/>
         <w:b/>
         <w:bCs/>
         <w:color w:themeColor="text2" w:val="1F497D"/>
@@ -8268,12 +8648,14 @@
     </w:tblStylePr>
     <w:tblStylePr w:type="firstCol">
       <w:rPr>
+        <w:rFonts w:eastAsia="黑体"/>
         <w:b/>
         <w:bCs/>
       </w:rPr>
     </w:tblStylePr>
     <w:tblStylePr w:type="lastCol">
       <w:rPr>
+        <w:rFonts w:eastAsia="黑体"/>
         <w:b/>
         <w:bCs/>
       </w:rPr>
@@ -8307,6 +8689,7 @@
       <w:spacing w:after="0" w:line="240" w:lineRule="auto"/>
     </w:pPr>
     <w:rPr>
+      <w:rFonts w:eastAsia="黑体"/>
       <w:color w:themeColor="text1" w:val="000000"/>
     </w:rPr>
     <w:tblPr>
@@ -8326,7 +8709,7 @@
     </w:tblPr>
     <w:tblStylePr w:type="firstRow">
       <w:rPr>
-        <w:rFonts w:asciiTheme="majorHAnsi" w:cstheme="majorBidi" w:eastAsiaTheme="majorEastAsia" w:hAnsiTheme="majorHAnsi"/>
+        <w:rFonts w:asciiTheme="majorHAnsi" w:cstheme="majorBidi" w:hAnsiTheme="majorHAnsi" w:eastAsia="黑体"/>
       </w:rPr>
       <w:tblPr/>
       <w:tcPr>
@@ -8338,6 +8721,7 @@
     </w:tblStylePr>
     <w:tblStylePr w:type="lastRow">
       <w:rPr>
+        <w:rFonts w:eastAsia="黑体"/>
         <w:b/>
         <w:bCs/>
         <w:color w:themeColor="text2" w:val="1F497D"/>
@@ -8352,12 +8736,14 @@
     </w:tblStylePr>
     <w:tblStylePr w:type="firstCol">
       <w:rPr>
+        <w:rFonts w:eastAsia="黑体"/>
         <w:b/>
         <w:bCs/>
       </w:rPr>
     </w:tblStylePr>
     <w:tblStylePr w:type="lastCol">
       <w:rPr>
+        <w:rFonts w:eastAsia="黑体"/>
         <w:b/>
         <w:bCs/>
       </w:rPr>
@@ -8391,6 +8777,7 @@
       <w:spacing w:after="0" w:line="240" w:lineRule="auto"/>
     </w:pPr>
     <w:rPr>
+      <w:rFonts w:eastAsia="黑体"/>
       <w:color w:themeColor="text1" w:val="000000"/>
     </w:rPr>
     <w:tblPr>
@@ -8410,7 +8797,7 @@
     </w:tblPr>
     <w:tblStylePr w:type="firstRow">
       <w:rPr>
-        <w:rFonts w:asciiTheme="majorHAnsi" w:cstheme="majorBidi" w:eastAsiaTheme="majorEastAsia" w:hAnsiTheme="majorHAnsi"/>
+        <w:rFonts w:asciiTheme="majorHAnsi" w:cstheme="majorBidi" w:hAnsiTheme="majorHAnsi" w:eastAsia="黑体"/>
       </w:rPr>
       <w:tblPr/>
       <w:tcPr>
@@ -8422,6 +8809,7 @@
     </w:tblStylePr>
     <w:tblStylePr w:type="lastRow">
       <w:rPr>
+        <w:rFonts w:eastAsia="黑体"/>
         <w:b/>
         <w:bCs/>
         <w:color w:themeColor="text2" w:val="1F497D"/>
@@ -8436,12 +8824,14 @@
     </w:tblStylePr>
     <w:tblStylePr w:type="firstCol">
       <w:rPr>
+        <w:rFonts w:eastAsia="黑体"/>
         <w:b/>
         <w:bCs/>
       </w:rPr>
     </w:tblStylePr>
     <w:tblStylePr w:type="lastCol">
       <w:rPr>
+        <w:rFonts w:eastAsia="黑体"/>
         <w:b/>
         <w:bCs/>
       </w:rPr>
@@ -8475,6 +8865,7 @@
       <w:spacing w:after="0" w:line="240" w:lineRule="auto"/>
     </w:pPr>
     <w:rPr>
+      <w:rFonts w:eastAsia="黑体"/>
       <w:color w:themeColor="text1" w:val="000000"/>
     </w:rPr>
     <w:tblPr>
@@ -8494,7 +8885,7 @@
     </w:tblPr>
     <w:tblStylePr w:type="firstRow">
       <w:rPr>
-        <w:rFonts w:asciiTheme="majorHAnsi" w:cstheme="majorBidi" w:eastAsiaTheme="majorEastAsia" w:hAnsiTheme="majorHAnsi"/>
+        <w:rFonts w:asciiTheme="majorHAnsi" w:cstheme="majorBidi" w:hAnsiTheme="majorHAnsi" w:eastAsia="黑体"/>
       </w:rPr>
       <w:tblPr/>
       <w:tcPr>
@@ -8506,6 +8897,7 @@
     </w:tblStylePr>
     <w:tblStylePr w:type="lastRow">
       <w:rPr>
+        <w:rFonts w:eastAsia="黑体"/>
         <w:b/>
         <w:bCs/>
         <w:color w:themeColor="text2" w:val="1F497D"/>
@@ -8520,12 +8912,14 @@
     </w:tblStylePr>
     <w:tblStylePr w:type="firstCol">
       <w:rPr>
+        <w:rFonts w:eastAsia="黑体"/>
         <w:b/>
         <w:bCs/>
       </w:rPr>
     </w:tblStylePr>
     <w:tblStylePr w:type="lastCol">
       <w:rPr>
+        <w:rFonts w:eastAsia="黑体"/>
         <w:b/>
         <w:bCs/>
       </w:rPr>
@@ -8559,6 +8953,7 @@
       <w:spacing w:after="0" w:line="240" w:lineRule="auto"/>
     </w:pPr>
     <w:rPr>
+      <w:rFonts w:eastAsia="黑体"/>
       <w:color w:themeColor="text1" w:val="000000"/>
     </w:rPr>
     <w:tblPr>
@@ -8578,7 +8973,7 @@
     </w:tblPr>
     <w:tblStylePr w:type="firstRow">
       <w:rPr>
-        <w:rFonts w:asciiTheme="majorHAnsi" w:cstheme="majorBidi" w:eastAsiaTheme="majorEastAsia" w:hAnsiTheme="majorHAnsi"/>
+        <w:rFonts w:asciiTheme="majorHAnsi" w:cstheme="majorBidi" w:hAnsiTheme="majorHAnsi" w:eastAsia="黑体"/>
       </w:rPr>
       <w:tblPr/>
       <w:tcPr>
@@ -8590,6 +8985,7 @@
     </w:tblStylePr>
     <w:tblStylePr w:type="lastRow">
       <w:rPr>
+        <w:rFonts w:eastAsia="黑体"/>
         <w:b/>
         <w:bCs/>
         <w:color w:themeColor="text2" w:val="1F497D"/>
@@ -8604,12 +9000,14 @@
     </w:tblStylePr>
     <w:tblStylePr w:type="firstCol">
       <w:rPr>
+        <w:rFonts w:eastAsia="黑体"/>
         <w:b/>
         <w:bCs/>
       </w:rPr>
     </w:tblStylePr>
     <w:tblStylePr w:type="lastCol">
       <w:rPr>
+        <w:rFonts w:eastAsia="黑体"/>
         <w:b/>
         <w:bCs/>
       </w:rPr>
@@ -8643,6 +9041,7 @@
       <w:spacing w:after="0" w:line="240" w:lineRule="auto"/>
     </w:pPr>
     <w:rPr>
+      <w:rFonts w:eastAsia="黑体"/>
       <w:color w:themeColor="text1" w:val="000000"/>
     </w:rPr>
     <w:tblPr>
@@ -8662,7 +9061,7 @@
     </w:tblPr>
     <w:tblStylePr w:type="firstRow">
       <w:rPr>
-        <w:rFonts w:asciiTheme="majorHAnsi" w:cstheme="majorBidi" w:eastAsiaTheme="majorEastAsia" w:hAnsiTheme="majorHAnsi"/>
+        <w:rFonts w:asciiTheme="majorHAnsi" w:cstheme="majorBidi" w:hAnsiTheme="majorHAnsi" w:eastAsia="黑体"/>
       </w:rPr>
       <w:tblPr/>
       <w:tcPr>
@@ -8674,6 +9073,7 @@
     </w:tblStylePr>
     <w:tblStylePr w:type="lastRow">
       <w:rPr>
+        <w:rFonts w:eastAsia="黑体"/>
         <w:b/>
         <w:bCs/>
         <w:color w:themeColor="text2" w:val="1F497D"/>
@@ -8688,12 +9088,14 @@
     </w:tblStylePr>
     <w:tblStylePr w:type="firstCol">
       <w:rPr>
+        <w:rFonts w:eastAsia="黑体"/>
         <w:b/>
         <w:bCs/>
       </w:rPr>
     </w:tblStylePr>
     <w:tblStylePr w:type="lastCol">
       <w:rPr>
+        <w:rFonts w:eastAsia="黑体"/>
         <w:b/>
         <w:bCs/>
       </w:rPr>
@@ -8727,7 +9129,7 @@
       <w:spacing w:after="0" w:line="240" w:lineRule="auto"/>
     </w:pPr>
     <w:rPr>
-      <w:rFonts w:asciiTheme="majorHAnsi" w:cstheme="majorBidi" w:eastAsiaTheme="majorEastAsia" w:hAnsiTheme="majorHAnsi"/>
+      <w:rFonts w:asciiTheme="majorHAnsi" w:cstheme="majorBidi" w:hAnsiTheme="majorHAnsi" w:eastAsia="黑体"/>
       <w:color w:themeColor="text1" w:val="000000"/>
     </w:rPr>
     <w:tblPr>
@@ -8749,6 +9151,7 @@
     </w:tblPr>
     <w:tblStylePr w:type="firstRow">
       <w:rPr>
+        <w:rFonts w:eastAsia="黑体"/>
         <w:sz w:val="24"/>
         <w:szCs w:val="24"/>
       </w:rPr>
@@ -8855,7 +9258,7 @@
       <w:spacing w:after="0" w:line="240" w:lineRule="auto"/>
     </w:pPr>
     <w:rPr>
-      <w:rFonts w:asciiTheme="majorHAnsi" w:cstheme="majorBidi" w:eastAsiaTheme="majorEastAsia" w:hAnsiTheme="majorHAnsi"/>
+      <w:rFonts w:asciiTheme="majorHAnsi" w:cstheme="majorBidi" w:hAnsiTheme="majorHAnsi" w:eastAsia="黑体"/>
       <w:color w:themeColor="text1" w:val="000000"/>
     </w:rPr>
     <w:tblPr>
@@ -8877,6 +9280,7 @@
     </w:tblPr>
     <w:tblStylePr w:type="firstRow">
       <w:rPr>
+        <w:rFonts w:eastAsia="黑体"/>
         <w:sz w:val="24"/>
         <w:szCs w:val="24"/>
       </w:rPr>
@@ -8983,7 +9387,7 @@
       <w:spacing w:after="0" w:line="240" w:lineRule="auto"/>
     </w:pPr>
     <w:rPr>
-      <w:rFonts w:asciiTheme="majorHAnsi" w:cstheme="majorBidi" w:eastAsiaTheme="majorEastAsia" w:hAnsiTheme="majorHAnsi"/>
+      <w:rFonts w:asciiTheme="majorHAnsi" w:cstheme="majorBidi" w:hAnsiTheme="majorHAnsi" w:eastAsia="黑体"/>
       <w:color w:themeColor="text1" w:val="000000"/>
     </w:rPr>
     <w:tblPr>
@@ -9005,6 +9409,7 @@
     </w:tblPr>
     <w:tblStylePr w:type="firstRow">
       <w:rPr>
+        <w:rFonts w:eastAsia="黑体"/>
         <w:sz w:val="24"/>
         <w:szCs w:val="24"/>
       </w:rPr>
@@ -9111,7 +9516,7 @@
       <w:spacing w:after="0" w:line="240" w:lineRule="auto"/>
     </w:pPr>
     <w:rPr>
-      <w:rFonts w:asciiTheme="majorHAnsi" w:cstheme="majorBidi" w:eastAsiaTheme="majorEastAsia" w:hAnsiTheme="majorHAnsi"/>
+      <w:rFonts w:asciiTheme="majorHAnsi" w:cstheme="majorBidi" w:hAnsiTheme="majorHAnsi" w:eastAsia="黑体"/>
       <w:color w:themeColor="text1" w:val="000000"/>
     </w:rPr>
     <w:tblPr>
@@ -9133,6 +9538,7 @@
     </w:tblPr>
     <w:tblStylePr w:type="firstRow">
       <w:rPr>
+        <w:rFonts w:eastAsia="黑体"/>
         <w:sz w:val="24"/>
         <w:szCs w:val="24"/>
       </w:rPr>
@@ -9239,7 +9645,7 @@
       <w:spacing w:after="0" w:line="240" w:lineRule="auto"/>
     </w:pPr>
     <w:rPr>
-      <w:rFonts w:asciiTheme="majorHAnsi" w:cstheme="majorBidi" w:eastAsiaTheme="majorEastAsia" w:hAnsiTheme="majorHAnsi"/>
+      <w:rFonts w:asciiTheme="majorHAnsi" w:cstheme="majorBidi" w:hAnsiTheme="majorHAnsi" w:eastAsia="黑体"/>
       <w:color w:themeColor="text1" w:val="000000"/>
     </w:rPr>
     <w:tblPr>
@@ -9261,6 +9667,7 @@
     </w:tblPr>
     <w:tblStylePr w:type="firstRow">
       <w:rPr>
+        <w:rFonts w:eastAsia="黑体"/>
         <w:sz w:val="24"/>
         <w:szCs w:val="24"/>
       </w:rPr>
@@ -9367,7 +9774,7 @@
       <w:spacing w:after="0" w:line="240" w:lineRule="auto"/>
     </w:pPr>
     <w:rPr>
-      <w:rFonts w:asciiTheme="majorHAnsi" w:cstheme="majorBidi" w:eastAsiaTheme="majorEastAsia" w:hAnsiTheme="majorHAnsi"/>
+      <w:rFonts w:asciiTheme="majorHAnsi" w:cstheme="majorBidi" w:hAnsiTheme="majorHAnsi" w:eastAsia="黑体"/>
       <w:color w:themeColor="text1" w:val="000000"/>
     </w:rPr>
     <w:tblPr>
@@ -9389,6 +9796,7 @@
     </w:tblPr>
     <w:tblStylePr w:type="firstRow">
       <w:rPr>
+        <w:rFonts w:eastAsia="黑体"/>
         <w:sz w:val="24"/>
         <w:szCs w:val="24"/>
       </w:rPr>
@@ -9495,7 +9903,7 @@
       <w:spacing w:after="0" w:line="240" w:lineRule="auto"/>
     </w:pPr>
     <w:rPr>
-      <w:rFonts w:asciiTheme="majorHAnsi" w:cstheme="majorBidi" w:eastAsiaTheme="majorEastAsia" w:hAnsiTheme="majorHAnsi"/>
+      <w:rFonts w:asciiTheme="majorHAnsi" w:cstheme="majorBidi" w:hAnsiTheme="majorHAnsi" w:eastAsia="黑体"/>
       <w:color w:themeColor="text1" w:val="000000"/>
     </w:rPr>
     <w:tblPr>
@@ -9517,6 +9925,7 @@
     </w:tblPr>
     <w:tblStylePr w:type="firstRow">
       <w:rPr>
+        <w:rFonts w:eastAsia="黑体"/>
         <w:sz w:val="24"/>
         <w:szCs w:val="24"/>
       </w:rPr>
@@ -9646,12 +10055,14 @@
     </w:tcPr>
     <w:tblStylePr w:type="firstRow">
       <w:rPr>
+        <w:rFonts w:eastAsia="黑体"/>
         <w:b/>
         <w:bCs/>
       </w:rPr>
     </w:tblStylePr>
     <w:tblStylePr w:type="lastRow">
       <w:rPr>
+        <w:rFonts w:eastAsia="黑体"/>
         <w:b/>
         <w:bCs/>
       </w:rPr>
@@ -9664,12 +10075,14 @@
     </w:tblStylePr>
     <w:tblStylePr w:type="firstCol">
       <w:rPr>
+        <w:rFonts w:eastAsia="黑体"/>
         <w:b/>
         <w:bCs/>
       </w:rPr>
     </w:tblStylePr>
     <w:tblStylePr w:type="lastCol">
       <w:rPr>
+        <w:rFonts w:eastAsia="黑体"/>
         <w:b/>
         <w:bCs/>
       </w:rPr>
@@ -9719,12 +10132,14 @@
     </w:tcPr>
     <w:tblStylePr w:type="firstRow">
       <w:rPr>
+        <w:rFonts w:eastAsia="黑体"/>
         <w:b/>
         <w:bCs/>
       </w:rPr>
     </w:tblStylePr>
     <w:tblStylePr w:type="lastRow">
       <w:rPr>
+        <w:rFonts w:eastAsia="黑体"/>
         <w:b/>
         <w:bCs/>
       </w:rPr>
@@ -9737,12 +10152,14 @@
     </w:tblStylePr>
     <w:tblStylePr w:type="firstCol">
       <w:rPr>
+        <w:rFonts w:eastAsia="黑体"/>
         <w:b/>
         <w:bCs/>
       </w:rPr>
     </w:tblStylePr>
     <w:tblStylePr w:type="lastCol">
       <w:rPr>
+        <w:rFonts w:eastAsia="黑体"/>
         <w:b/>
         <w:bCs/>
       </w:rPr>
@@ -9792,12 +10209,14 @@
     </w:tcPr>
     <w:tblStylePr w:type="firstRow">
       <w:rPr>
+        <w:rFonts w:eastAsia="黑体"/>
         <w:b/>
         <w:bCs/>
       </w:rPr>
     </w:tblStylePr>
     <w:tblStylePr w:type="lastRow">
       <w:rPr>
+        <w:rFonts w:eastAsia="黑体"/>
         <w:b/>
         <w:bCs/>
       </w:rPr>
@@ -9810,12 +10229,14 @@
     </w:tblStylePr>
     <w:tblStylePr w:type="firstCol">
       <w:rPr>
+        <w:rFonts w:eastAsia="黑体"/>
         <w:b/>
         <w:bCs/>
       </w:rPr>
     </w:tblStylePr>
     <w:tblStylePr w:type="lastCol">
       <w:rPr>
+        <w:rFonts w:eastAsia="黑体"/>
         <w:b/>
         <w:bCs/>
       </w:rPr>
@@ -9865,12 +10286,14 @@
     </w:tcPr>
     <w:tblStylePr w:type="firstRow">
       <w:rPr>
+        <w:rFonts w:eastAsia="黑体"/>
         <w:b/>
         <w:bCs/>
       </w:rPr>
     </w:tblStylePr>
     <w:tblStylePr w:type="lastRow">
       <w:rPr>
+        <w:rFonts w:eastAsia="黑体"/>
         <w:b/>
         <w:bCs/>
       </w:rPr>
@@ -9883,12 +10306,14 @@
     </w:tblStylePr>
     <w:tblStylePr w:type="firstCol">
       <w:rPr>
+        <w:rFonts w:eastAsia="黑体"/>
         <w:b/>
         <w:bCs/>
       </w:rPr>
     </w:tblStylePr>
     <w:tblStylePr w:type="lastCol">
       <w:rPr>
+        <w:rFonts w:eastAsia="黑体"/>
         <w:b/>
         <w:bCs/>
       </w:rPr>
@@ -9938,12 +10363,14 @@
     </w:tcPr>
     <w:tblStylePr w:type="firstRow">
       <w:rPr>
+        <w:rFonts w:eastAsia="黑体"/>
         <w:b/>
         <w:bCs/>
       </w:rPr>
     </w:tblStylePr>
     <w:tblStylePr w:type="lastRow">
       <w:rPr>
+        <w:rFonts w:eastAsia="黑体"/>
         <w:b/>
         <w:bCs/>
       </w:rPr>
@@ -9956,12 +10383,14 @@
     </w:tblStylePr>
     <w:tblStylePr w:type="firstCol">
       <w:rPr>
+        <w:rFonts w:eastAsia="黑体"/>
         <w:b/>
         <w:bCs/>
       </w:rPr>
     </w:tblStylePr>
     <w:tblStylePr w:type="lastCol">
       <w:rPr>
+        <w:rFonts w:eastAsia="黑体"/>
         <w:b/>
         <w:bCs/>
       </w:rPr>
@@ -10011,12 +10440,14 @@
     </w:tcPr>
     <w:tblStylePr w:type="firstRow">
       <w:rPr>
+        <w:rFonts w:eastAsia="黑体"/>
         <w:b/>
         <w:bCs/>
       </w:rPr>
     </w:tblStylePr>
     <w:tblStylePr w:type="lastRow">
       <w:rPr>
+        <w:rFonts w:eastAsia="黑体"/>
         <w:b/>
         <w:bCs/>
       </w:rPr>
@@ -10029,12 +10460,14 @@
     </w:tblStylePr>
     <w:tblStylePr w:type="firstCol">
       <w:rPr>
+        <w:rFonts w:eastAsia="黑体"/>
         <w:b/>
         <w:bCs/>
       </w:rPr>
     </w:tblStylePr>
     <w:tblStylePr w:type="lastCol">
       <w:rPr>
+        <w:rFonts w:eastAsia="黑体"/>
         <w:b/>
         <w:bCs/>
       </w:rPr>
@@ -10084,12 +10517,14 @@
     </w:tcPr>
     <w:tblStylePr w:type="firstRow">
       <w:rPr>
+        <w:rFonts w:eastAsia="黑体"/>
         <w:b/>
         <w:bCs/>
       </w:rPr>
     </w:tblStylePr>
     <w:tblStylePr w:type="lastRow">
       <w:rPr>
+        <w:rFonts w:eastAsia="黑体"/>
         <w:b/>
         <w:bCs/>
       </w:rPr>
@@ -10102,12 +10537,14 @@
     </w:tblStylePr>
     <w:tblStylePr w:type="firstCol">
       <w:rPr>
+        <w:rFonts w:eastAsia="黑体"/>
         <w:b/>
         <w:bCs/>
       </w:rPr>
     </w:tblStylePr>
     <w:tblStylePr w:type="lastCol">
       <w:rPr>
+        <w:rFonts w:eastAsia="黑体"/>
         <w:b/>
         <w:bCs/>
       </w:rPr>
@@ -10134,7 +10571,7 @@
       <w:spacing w:after="0" w:line="240" w:lineRule="auto"/>
     </w:pPr>
     <w:rPr>
-      <w:rFonts w:asciiTheme="majorHAnsi" w:cstheme="majorBidi" w:eastAsiaTheme="majorEastAsia" w:hAnsiTheme="majorHAnsi"/>
+      <w:rFonts w:asciiTheme="majorHAnsi" w:cstheme="majorBidi" w:hAnsiTheme="majorHAnsi" w:eastAsia="黑体"/>
       <w:color w:themeColor="text1" w:val="000000"/>
     </w:rPr>
     <w:tblPr>
@@ -10161,6 +10598,7 @@
     </w:tcPr>
     <w:tblStylePr w:type="firstRow">
       <w:rPr>
+        <w:rFonts w:eastAsia="黑体"/>
         <w:b/>
         <w:bCs/>
         <w:color w:themeColor="text1" w:val="000000"/>
@@ -10172,6 +10610,7 @@
     </w:tblStylePr>
     <w:tblStylePr w:type="lastRow">
       <w:rPr>
+        <w:rFonts w:eastAsia="黑体"/>
         <w:b/>
         <w:bCs/>
         <w:color w:themeColor="text1" w:val="000000"/>
@@ -10191,6 +10630,7 @@
     </w:tblStylePr>
     <w:tblStylePr w:type="firstCol">
       <w:rPr>
+        <w:rFonts w:eastAsia="黑体"/>
         <w:b/>
         <w:bCs/>
         <w:color w:themeColor="text1" w:val="000000"/>
@@ -10210,6 +10650,7 @@
     </w:tblStylePr>
     <w:tblStylePr w:type="lastCol">
       <w:rPr>
+        <w:rFonts w:eastAsia="黑体"/>
         <w:b w:val="0"/>
         <w:bCs w:val="0"/>
         <w:color w:themeColor="text1" w:val="000000"/>
@@ -10259,7 +10700,7 @@
       <w:spacing w:after="0" w:line="240" w:lineRule="auto"/>
     </w:pPr>
     <w:rPr>
-      <w:rFonts w:asciiTheme="majorHAnsi" w:cstheme="majorBidi" w:eastAsiaTheme="majorEastAsia" w:hAnsiTheme="majorHAnsi"/>
+      <w:rFonts w:asciiTheme="majorHAnsi" w:cstheme="majorBidi" w:hAnsiTheme="majorHAnsi" w:eastAsia="黑体"/>
       <w:color w:themeColor="text1" w:val="000000"/>
     </w:rPr>
     <w:tblPr>
@@ -10286,6 +10727,7 @@
     </w:tcPr>
     <w:tblStylePr w:type="firstRow">
       <w:rPr>
+        <w:rFonts w:eastAsia="黑体"/>
         <w:b/>
         <w:bCs/>
         <w:color w:themeColor="text1" w:val="000000"/>
@@ -10297,6 +10739,7 @@
     </w:tblStylePr>
     <w:tblStylePr w:type="lastRow">
       <w:rPr>
+        <w:rFonts w:eastAsia="黑体"/>
         <w:b/>
         <w:bCs/>
         <w:color w:themeColor="text1" w:val="000000"/>
@@ -10316,6 +10759,7 @@
     </w:tblStylePr>
     <w:tblStylePr w:type="firstCol">
       <w:rPr>
+        <w:rFonts w:eastAsia="黑体"/>
         <w:b/>
         <w:bCs/>
         <w:color w:themeColor="text1" w:val="000000"/>
@@ -10335,6 +10779,7 @@
     </w:tblStylePr>
     <w:tblStylePr w:type="lastCol">
       <w:rPr>
+        <w:rFonts w:eastAsia="黑体"/>
         <w:b w:val="0"/>
         <w:bCs w:val="0"/>
         <w:color w:themeColor="text1" w:val="000000"/>
@@ -10384,7 +10829,7 @@
       <w:spacing w:after="0" w:line="240" w:lineRule="auto"/>
     </w:pPr>
     <w:rPr>
-      <w:rFonts w:asciiTheme="majorHAnsi" w:cstheme="majorBidi" w:eastAsiaTheme="majorEastAsia" w:hAnsiTheme="majorHAnsi"/>
+      <w:rFonts w:asciiTheme="majorHAnsi" w:cstheme="majorBidi" w:hAnsiTheme="majorHAnsi" w:eastAsia="黑体"/>
       <w:color w:themeColor="text1" w:val="000000"/>
     </w:rPr>
     <w:tblPr>
@@ -10411,6 +10856,7 @@
     </w:tcPr>
     <w:tblStylePr w:type="firstRow">
       <w:rPr>
+        <w:rFonts w:eastAsia="黑体"/>
         <w:b/>
         <w:bCs/>
         <w:color w:themeColor="text1" w:val="000000"/>
@@ -10422,6 +10868,7 @@
     </w:tblStylePr>
     <w:tblStylePr w:type="lastRow">
       <w:rPr>
+        <w:rFonts w:eastAsia="黑体"/>
         <w:b/>
         <w:bCs/>
         <w:color w:themeColor="text1" w:val="000000"/>
@@ -10441,6 +10888,7 @@
     </w:tblStylePr>
     <w:tblStylePr w:type="firstCol">
       <w:rPr>
+        <w:rFonts w:eastAsia="黑体"/>
         <w:b/>
         <w:bCs/>
         <w:color w:themeColor="text1" w:val="000000"/>
@@ -10460,6 +10908,7 @@
     </w:tblStylePr>
     <w:tblStylePr w:type="lastCol">
       <w:rPr>
+        <w:rFonts w:eastAsia="黑体"/>
         <w:b w:val="0"/>
         <w:bCs w:val="0"/>
         <w:color w:themeColor="text1" w:val="000000"/>
@@ -10509,7 +10958,7 @@
       <w:spacing w:after="0" w:line="240" w:lineRule="auto"/>
     </w:pPr>
     <w:rPr>
-      <w:rFonts w:asciiTheme="majorHAnsi" w:cstheme="majorBidi" w:eastAsiaTheme="majorEastAsia" w:hAnsiTheme="majorHAnsi"/>
+      <w:rFonts w:asciiTheme="majorHAnsi" w:cstheme="majorBidi" w:hAnsiTheme="majorHAnsi" w:eastAsia="黑体"/>
       <w:color w:themeColor="text1" w:val="000000"/>
     </w:rPr>
     <w:tblPr>
@@ -10536,6 +10985,7 @@
     </w:tcPr>
     <w:tblStylePr w:type="firstRow">
       <w:rPr>
+        <w:rFonts w:eastAsia="黑体"/>
         <w:b/>
         <w:bCs/>
         <w:color w:themeColor="text1" w:val="000000"/>
@@ -10547,6 +10997,7 @@
     </w:tblStylePr>
     <w:tblStylePr w:type="lastRow">
       <w:rPr>
+        <w:rFonts w:eastAsia="黑体"/>
         <w:b/>
         <w:bCs/>
         <w:color w:themeColor="text1" w:val="000000"/>
@@ -10566,6 +11017,7 @@
     </w:tblStylePr>
     <w:tblStylePr w:type="firstCol">
       <w:rPr>
+        <w:rFonts w:eastAsia="黑体"/>
         <w:b/>
         <w:bCs/>
         <w:color w:themeColor="text1" w:val="000000"/>
@@ -10585,6 +11037,7 @@
     </w:tblStylePr>
     <w:tblStylePr w:type="lastCol">
       <w:rPr>
+        <w:rFonts w:eastAsia="黑体"/>
         <w:b w:val="0"/>
         <w:bCs w:val="0"/>
         <w:color w:themeColor="text1" w:val="000000"/>
@@ -10634,7 +11087,7 @@
       <w:spacing w:after="0" w:line="240" w:lineRule="auto"/>
     </w:pPr>
     <w:rPr>
-      <w:rFonts w:asciiTheme="majorHAnsi" w:cstheme="majorBidi" w:eastAsiaTheme="majorEastAsia" w:hAnsiTheme="majorHAnsi"/>
+      <w:rFonts w:asciiTheme="majorHAnsi" w:cstheme="majorBidi" w:hAnsiTheme="majorHAnsi" w:eastAsia="黑体"/>
       <w:color w:themeColor="text1" w:val="000000"/>
     </w:rPr>
     <w:tblPr>
@@ -10661,6 +11114,7 @@
     </w:tcPr>
     <w:tblStylePr w:type="firstRow">
       <w:rPr>
+        <w:rFonts w:eastAsia="黑体"/>
         <w:b/>
         <w:bCs/>
         <w:color w:themeColor="text1" w:val="000000"/>
@@ -10672,6 +11126,7 @@
     </w:tblStylePr>
     <w:tblStylePr w:type="lastRow">
       <w:rPr>
+        <w:rFonts w:eastAsia="黑体"/>
         <w:b/>
         <w:bCs/>
         <w:color w:themeColor="text1" w:val="000000"/>
@@ -10691,6 +11146,7 @@
     </w:tblStylePr>
     <w:tblStylePr w:type="firstCol">
       <w:rPr>
+        <w:rFonts w:eastAsia="黑体"/>
         <w:b/>
         <w:bCs/>
         <w:color w:themeColor="text1" w:val="000000"/>
@@ -10710,6 +11166,7 @@
     </w:tblStylePr>
     <w:tblStylePr w:type="lastCol">
       <w:rPr>
+        <w:rFonts w:eastAsia="黑体"/>
         <w:b w:val="0"/>
         <w:bCs w:val="0"/>
         <w:color w:themeColor="text1" w:val="000000"/>
@@ -10759,7 +11216,7 @@
       <w:spacing w:after="0" w:line="240" w:lineRule="auto"/>
     </w:pPr>
     <w:rPr>
-      <w:rFonts w:asciiTheme="majorHAnsi" w:cstheme="majorBidi" w:eastAsiaTheme="majorEastAsia" w:hAnsiTheme="majorHAnsi"/>
+      <w:rFonts w:asciiTheme="majorHAnsi" w:cstheme="majorBidi" w:hAnsiTheme="majorHAnsi" w:eastAsia="黑体"/>
       <w:color w:themeColor="text1" w:val="000000"/>
     </w:rPr>
     <w:tblPr>
@@ -10786,6 +11243,7 @@
     </w:tcPr>
     <w:tblStylePr w:type="firstRow">
       <w:rPr>
+        <w:rFonts w:eastAsia="黑体"/>
         <w:b/>
         <w:bCs/>
         <w:color w:themeColor="text1" w:val="000000"/>
@@ -10797,6 +11255,7 @@
     </w:tblStylePr>
     <w:tblStylePr w:type="lastRow">
       <w:rPr>
+        <w:rFonts w:eastAsia="黑体"/>
         <w:b/>
         <w:bCs/>
         <w:color w:themeColor="text1" w:val="000000"/>
@@ -10816,6 +11275,7 @@
     </w:tblStylePr>
     <w:tblStylePr w:type="firstCol">
       <w:rPr>
+        <w:rFonts w:eastAsia="黑体"/>
         <w:b/>
         <w:bCs/>
         <w:color w:themeColor="text1" w:val="000000"/>
@@ -10835,6 +11295,7 @@
     </w:tblStylePr>
     <w:tblStylePr w:type="lastCol">
       <w:rPr>
+        <w:rFonts w:eastAsia="黑体"/>
         <w:b w:val="0"/>
         <w:bCs w:val="0"/>
         <w:color w:themeColor="text1" w:val="000000"/>
@@ -10884,7 +11345,7 @@
       <w:spacing w:after="0" w:line="240" w:lineRule="auto"/>
     </w:pPr>
     <w:rPr>
-      <w:rFonts w:asciiTheme="majorHAnsi" w:cstheme="majorBidi" w:eastAsiaTheme="majorEastAsia" w:hAnsiTheme="majorHAnsi"/>
+      <w:rFonts w:asciiTheme="majorHAnsi" w:cstheme="majorBidi" w:hAnsiTheme="majorHAnsi" w:eastAsia="黑体"/>
       <w:color w:themeColor="text1" w:val="000000"/>
     </w:rPr>
     <w:tblPr>
@@ -10911,6 +11372,7 @@
     </w:tcPr>
     <w:tblStylePr w:type="firstRow">
       <w:rPr>
+        <w:rFonts w:eastAsia="黑体"/>
         <w:b/>
         <w:bCs/>
         <w:color w:themeColor="text1" w:val="000000"/>
@@ -10922,6 +11384,7 @@
     </w:tblStylePr>
     <w:tblStylePr w:type="lastRow">
       <w:rPr>
+        <w:rFonts w:eastAsia="黑体"/>
         <w:b/>
         <w:bCs/>
         <w:color w:themeColor="text1" w:val="000000"/>
@@ -10941,6 +11404,7 @@
     </w:tblStylePr>
     <w:tblStylePr w:type="firstCol">
       <w:rPr>
+        <w:rFonts w:eastAsia="黑体"/>
         <w:b/>
         <w:bCs/>
         <w:color w:themeColor="text1" w:val="000000"/>
@@ -10960,6 +11424,7 @@
     </w:tblStylePr>
     <w:tblStylePr w:type="lastCol">
       <w:rPr>
+        <w:rFonts w:eastAsia="黑体"/>
         <w:b w:val="0"/>
         <w:bCs w:val="0"/>
         <w:color w:themeColor="text1" w:val="000000"/>
@@ -11032,6 +11497,7 @@
     </w:tcPr>
     <w:tblStylePr w:type="firstRow">
       <w:rPr>
+        <w:rFonts w:eastAsia="黑体"/>
         <w:b/>
         <w:bCs/>
         <w:i w:val="0"/>
@@ -11053,6 +11519,7 @@
     </w:tblStylePr>
     <w:tblStylePr w:type="lastRow">
       <w:rPr>
+        <w:rFonts w:eastAsia="黑体"/>
         <w:b/>
         <w:bCs/>
         <w:i w:val="0"/>
@@ -11074,6 +11541,7 @@
     </w:tblStylePr>
     <w:tblStylePr w:type="firstCol">
       <w:rPr>
+        <w:rFonts w:eastAsia="黑体"/>
         <w:b/>
         <w:bCs/>
         <w:i w:val="0"/>
@@ -11093,6 +11561,7 @@
     </w:tblStylePr>
     <w:tblStylePr w:type="lastCol">
       <w:rPr>
+        <w:rFonts w:eastAsia="黑体"/>
         <w:b/>
         <w:bCs/>
         <w:i w:val="0"/>
@@ -11173,6 +11642,7 @@
     </w:tcPr>
     <w:tblStylePr w:type="firstRow">
       <w:rPr>
+        <w:rFonts w:eastAsia="黑体"/>
         <w:b/>
         <w:bCs/>
         <w:i w:val="0"/>
@@ -11194,6 +11664,7 @@
     </w:tblStylePr>
     <w:tblStylePr w:type="lastRow">
       <w:rPr>
+        <w:rFonts w:eastAsia="黑体"/>
         <w:b/>
         <w:bCs/>
         <w:i w:val="0"/>
@@ -11215,6 +11686,7 @@
     </w:tblStylePr>
     <w:tblStylePr w:type="firstCol">
       <w:rPr>
+        <w:rFonts w:eastAsia="黑体"/>
         <w:b/>
         <w:bCs/>
         <w:i w:val="0"/>
@@ -11234,6 +11706,7 @@
     </w:tblStylePr>
     <w:tblStylePr w:type="lastCol">
       <w:rPr>
+        <w:rFonts w:eastAsia="黑体"/>
         <w:b/>
         <w:bCs/>
         <w:i w:val="0"/>
@@ -11314,6 +11787,7 @@
     </w:tcPr>
     <w:tblStylePr w:type="firstRow">
       <w:rPr>
+        <w:rFonts w:eastAsia="黑体"/>
         <w:b/>
         <w:bCs/>
         <w:i w:val="0"/>
@@ -11335,6 +11809,7 @@
     </w:tblStylePr>
     <w:tblStylePr w:type="lastRow">
       <w:rPr>
+        <w:rFonts w:eastAsia="黑体"/>
         <w:b/>
         <w:bCs/>
         <w:i w:val="0"/>
@@ -11356,6 +11831,7 @@
     </w:tblStylePr>
     <w:tblStylePr w:type="firstCol">
       <w:rPr>
+        <w:rFonts w:eastAsia="黑体"/>
         <w:b/>
         <w:bCs/>
         <w:i w:val="0"/>
@@ -11375,6 +11851,7 @@
     </w:tblStylePr>
     <w:tblStylePr w:type="lastCol">
       <w:rPr>
+        <w:rFonts w:eastAsia="黑体"/>
         <w:b/>
         <w:bCs/>
         <w:i w:val="0"/>
@@ -11455,6 +11932,7 @@
     </w:tcPr>
     <w:tblStylePr w:type="firstRow">
       <w:rPr>
+        <w:rFonts w:eastAsia="黑体"/>
         <w:b/>
         <w:bCs/>
         <w:i w:val="0"/>
@@ -11476,6 +11954,7 @@
     </w:tblStylePr>
     <w:tblStylePr w:type="lastRow">
       <w:rPr>
+        <w:rFonts w:eastAsia="黑体"/>
         <w:b/>
         <w:bCs/>
         <w:i w:val="0"/>
@@ -11497,6 +11976,7 @@
     </w:tblStylePr>
     <w:tblStylePr w:type="firstCol">
       <w:rPr>
+        <w:rFonts w:eastAsia="黑体"/>
         <w:b/>
         <w:bCs/>
         <w:i w:val="0"/>
@@ -11516,6 +11996,7 @@
     </w:tblStylePr>
     <w:tblStylePr w:type="lastCol">
       <w:rPr>
+        <w:rFonts w:eastAsia="黑体"/>
         <w:b/>
         <w:bCs/>
         <w:i w:val="0"/>
@@ -11596,6 +12077,7 @@
     </w:tcPr>
     <w:tblStylePr w:type="firstRow">
       <w:rPr>
+        <w:rFonts w:eastAsia="黑体"/>
         <w:b/>
         <w:bCs/>
         <w:i w:val="0"/>
@@ -11617,6 +12099,7 @@
     </w:tblStylePr>
     <w:tblStylePr w:type="lastRow">
       <w:rPr>
+        <w:rFonts w:eastAsia="黑体"/>
         <w:b/>
         <w:bCs/>
         <w:i w:val="0"/>
@@ -11638,6 +12121,7 @@
     </w:tblStylePr>
     <w:tblStylePr w:type="firstCol">
       <w:rPr>
+        <w:rFonts w:eastAsia="黑体"/>
         <w:b/>
         <w:bCs/>
         <w:i w:val="0"/>
@@ -11657,6 +12141,7 @@
     </w:tblStylePr>
     <w:tblStylePr w:type="lastCol">
       <w:rPr>
+        <w:rFonts w:eastAsia="黑体"/>
         <w:b/>
         <w:bCs/>
         <w:i w:val="0"/>
@@ -11737,6 +12222,7 @@
     </w:tcPr>
     <w:tblStylePr w:type="firstRow">
       <w:rPr>
+        <w:rFonts w:eastAsia="黑体"/>
         <w:b/>
         <w:bCs/>
         <w:i w:val="0"/>
@@ -11758,6 +12244,7 @@
     </w:tblStylePr>
     <w:tblStylePr w:type="lastRow">
       <w:rPr>
+        <w:rFonts w:eastAsia="黑体"/>
         <w:b/>
         <w:bCs/>
         <w:i w:val="0"/>
@@ -11779,6 +12266,7 @@
     </w:tblStylePr>
     <w:tblStylePr w:type="firstCol">
       <w:rPr>
+        <w:rFonts w:eastAsia="黑体"/>
         <w:b/>
         <w:bCs/>
         <w:i w:val="0"/>
@@ -11798,6 +12286,7 @@
     </w:tblStylePr>
     <w:tblStylePr w:type="lastCol">
       <w:rPr>
+        <w:rFonts w:eastAsia="黑体"/>
         <w:b/>
         <w:bCs/>
         <w:i w:val="0"/>
@@ -11878,6 +12367,7 @@
     </w:tcPr>
     <w:tblStylePr w:type="firstRow">
       <w:rPr>
+        <w:rFonts w:eastAsia="黑体"/>
         <w:b/>
         <w:bCs/>
         <w:i w:val="0"/>
@@ -11899,6 +12389,7 @@
     </w:tblStylePr>
     <w:tblStylePr w:type="lastRow">
       <w:rPr>
+        <w:rFonts w:eastAsia="黑体"/>
         <w:b/>
         <w:bCs/>
         <w:i w:val="0"/>
@@ -11920,6 +12411,7 @@
     </w:tblStylePr>
     <w:tblStylePr w:type="firstCol">
       <w:rPr>
+        <w:rFonts w:eastAsia="黑体"/>
         <w:b/>
         <w:bCs/>
         <w:i w:val="0"/>
@@ -11939,6 +12431,7 @@
     </w:tblStylePr>
     <w:tblStylePr w:type="lastCol">
       <w:rPr>
+        <w:rFonts w:eastAsia="黑体"/>
         <w:b/>
         <w:bCs/>
         <w:i w:val="0"/>
@@ -11996,6 +12489,7 @@
       <w:spacing w:after="0" w:line="240" w:lineRule="auto"/>
     </w:pPr>
     <w:rPr>
+      <w:rFonts w:eastAsia="黑体"/>
       <w:color w:themeColor="background1" w:val="FFFFFF"/>
     </w:rPr>
     <w:tblPr>
@@ -12014,6 +12508,7 @@
     </w:tcPr>
     <w:tblStylePr w:type="firstRow">
       <w:rPr>
+        <w:rFonts w:eastAsia="黑体"/>
         <w:b/>
         <w:bCs/>
       </w:rPr>
@@ -12110,6 +12605,7 @@
       <w:spacing w:after="0" w:line="240" w:lineRule="auto"/>
     </w:pPr>
     <w:rPr>
+      <w:rFonts w:eastAsia="黑体"/>
       <w:color w:themeColor="background1" w:val="FFFFFF"/>
     </w:rPr>
     <w:tblPr>
@@ -12128,6 +12624,7 @@
     </w:tcPr>
     <w:tblStylePr w:type="firstRow">
       <w:rPr>
+        <w:rFonts w:eastAsia="黑体"/>
         <w:b/>
         <w:bCs/>
       </w:rPr>
@@ -12224,6 +12721,7 @@
       <w:spacing w:after="0" w:line="240" w:lineRule="auto"/>
     </w:pPr>
     <w:rPr>
+      <w:rFonts w:eastAsia="黑体"/>
       <w:color w:themeColor="background1" w:val="FFFFFF"/>
     </w:rPr>
     <w:tblPr>
@@ -12242,6 +12740,7 @@
     </w:tcPr>
     <w:tblStylePr w:type="firstRow">
       <w:rPr>
+        <w:rFonts w:eastAsia="黑体"/>
         <w:b/>
         <w:bCs/>
       </w:rPr>
@@ -12338,6 +12837,7 @@
       <w:spacing w:after="0" w:line="240" w:lineRule="auto"/>
     </w:pPr>
     <w:rPr>
+      <w:rFonts w:eastAsia="黑体"/>
       <w:color w:themeColor="background1" w:val="FFFFFF"/>
     </w:rPr>
     <w:tblPr>
@@ -12356,6 +12856,7 @@
     </w:tcPr>
     <w:tblStylePr w:type="firstRow">
       <w:rPr>
+        <w:rFonts w:eastAsia="黑体"/>
         <w:b/>
         <w:bCs/>
       </w:rPr>
@@ -12452,6 +12953,7 @@
       <w:spacing w:after="0" w:line="240" w:lineRule="auto"/>
     </w:pPr>
     <w:rPr>
+      <w:rFonts w:eastAsia="黑体"/>
       <w:color w:themeColor="background1" w:val="FFFFFF"/>
     </w:rPr>
     <w:tblPr>
@@ -12470,6 +12972,7 @@
     </w:tcPr>
     <w:tblStylePr w:type="firstRow">
       <w:rPr>
+        <w:rFonts w:eastAsia="黑体"/>
         <w:b/>
         <w:bCs/>
       </w:rPr>
@@ -12566,6 +13069,7 @@
       <w:spacing w:after="0" w:line="240" w:lineRule="auto"/>
     </w:pPr>
     <w:rPr>
+      <w:rFonts w:eastAsia="黑体"/>
       <w:color w:themeColor="background1" w:val="FFFFFF"/>
     </w:rPr>
     <w:tblPr>
@@ -12584,6 +13088,7 @@
     </w:tcPr>
     <w:tblStylePr w:type="firstRow">
       <w:rPr>
+        <w:rFonts w:eastAsia="黑体"/>
         <w:b/>
         <w:bCs/>
       </w:rPr>
@@ -12680,6 +13185,7 @@
       <w:spacing w:after="0" w:line="240" w:lineRule="auto"/>
     </w:pPr>
     <w:rPr>
+      <w:rFonts w:eastAsia="黑体"/>
       <w:color w:themeColor="background1" w:val="FFFFFF"/>
     </w:rPr>
     <w:tblPr>
@@ -12698,6 +13204,7 @@
     </w:tcPr>
     <w:tblStylePr w:type="firstRow">
       <w:rPr>
+        <w:rFonts w:eastAsia="黑体"/>
         <w:b/>
         <w:bCs/>
       </w:rPr>
@@ -12794,6 +13301,7 @@
       <w:spacing w:after="0" w:line="240" w:lineRule="auto"/>
     </w:pPr>
     <w:rPr>
+      <w:rFonts w:eastAsia="黑体"/>
       <w:color w:themeColor="text1" w:val="000000"/>
     </w:rPr>
     <w:tblPr>
@@ -12820,6 +13328,7 @@
     </w:tcPr>
     <w:tblStylePr w:type="firstRow">
       <w:rPr>
+        <w:rFonts w:eastAsia="黑体"/>
         <w:b/>
         <w:bCs/>
       </w:rPr>
@@ -12838,6 +13347,7 @@
     </w:tblStylePr>
     <w:tblStylePr w:type="lastRow">
       <w:rPr>
+        <w:rFonts w:eastAsia="黑体"/>
         <w:b/>
         <w:bCs/>
         <w:color w:themeColor="background1" w:val="FFFFFF"/>
@@ -12852,6 +13362,7 @@
     </w:tblStylePr>
     <w:tblStylePr w:type="firstCol">
       <w:rPr>
+        <w:rFonts w:eastAsia="黑体"/>
         <w:color w:themeColor="background1" w:val="FFFFFF"/>
       </w:rPr>
       <w:tblPr/>
@@ -12869,6 +13380,7 @@
     </w:tblStylePr>
     <w:tblStylePr w:type="lastCol">
       <w:rPr>
+        <w:rFonts w:eastAsia="黑体"/>
         <w:color w:themeColor="background1" w:val="FFFFFF"/>
       </w:rPr>
       <w:tblPr/>
@@ -12898,11 +13410,13 @@
     </w:tblStylePr>
     <w:tblStylePr w:type="neCell">
       <w:rPr>
+        <w:rFonts w:eastAsia="黑体"/>
         <w:color w:themeColor="text1" w:val="000000"/>
       </w:rPr>
     </w:tblStylePr>
     <w:tblStylePr w:type="nwCell">
       <w:rPr>
+        <w:rFonts w:eastAsia="黑体"/>
         <w:color w:themeColor="text1" w:val="000000"/>
       </w:rPr>
     </w:tblStylePr>
@@ -12916,6 +13430,7 @@
       <w:spacing w:after="0" w:line="240" w:lineRule="auto"/>
     </w:pPr>
     <w:rPr>
+      <w:rFonts w:eastAsia="黑体"/>
       <w:color w:themeColor="text1" w:val="000000"/>
     </w:rPr>
     <w:tblPr>
@@ -12942,6 +13457,7 @@
     </w:tcPr>
     <w:tblStylePr w:type="firstRow">
       <w:rPr>
+        <w:rFonts w:eastAsia="黑体"/>
         <w:b/>
         <w:bCs/>
       </w:rPr>
@@ -12960,6 +13476,7 @@
     </w:tblStylePr>
     <w:tblStylePr w:type="lastRow">
       <w:rPr>
+        <w:rFonts w:eastAsia="黑体"/>
         <w:b/>
         <w:bCs/>
         <w:color w:themeColor="background1" w:val="FFFFFF"/>
@@ -12974,6 +13491,7 @@
     </w:tblStylePr>
     <w:tblStylePr w:type="firstCol">
       <w:rPr>
+        <w:rFonts w:eastAsia="黑体"/>
         <w:color w:themeColor="background1" w:val="FFFFFF"/>
       </w:rPr>
       <w:tblPr/>
@@ -12991,6 +13509,7 @@
     </w:tblStylePr>
     <w:tblStylePr w:type="lastCol">
       <w:rPr>
+        <w:rFonts w:eastAsia="黑体"/>
         <w:color w:themeColor="background1" w:val="FFFFFF"/>
       </w:rPr>
       <w:tblPr/>
@@ -13020,11 +13539,13 @@
     </w:tblStylePr>
     <w:tblStylePr w:type="neCell">
       <w:rPr>
+        <w:rFonts w:eastAsia="黑体"/>
         <w:color w:themeColor="text1" w:val="000000"/>
       </w:rPr>
     </w:tblStylePr>
     <w:tblStylePr w:type="nwCell">
       <w:rPr>
+        <w:rFonts w:eastAsia="黑体"/>
         <w:color w:themeColor="text1" w:val="000000"/>
       </w:rPr>
     </w:tblStylePr>
@@ -13038,6 +13559,7 @@
       <w:spacing w:after="0" w:line="240" w:lineRule="auto"/>
     </w:pPr>
     <w:rPr>
+      <w:rFonts w:eastAsia="黑体"/>
       <w:color w:themeColor="text1" w:val="000000"/>
     </w:rPr>
     <w:tblPr>
@@ -13064,6 +13586,7 @@
     </w:tcPr>
     <w:tblStylePr w:type="firstRow">
       <w:rPr>
+        <w:rFonts w:eastAsia="黑体"/>
         <w:b/>
         <w:bCs/>
       </w:rPr>
@@ -13082,6 +13605,7 @@
     </w:tblStylePr>
     <w:tblStylePr w:type="lastRow">
       <w:rPr>
+        <w:rFonts w:eastAsia="黑体"/>
         <w:b/>
         <w:bCs/>
         <w:color w:themeColor="background1" w:val="FFFFFF"/>
@@ -13096,6 +13620,7 @@
     </w:tblStylePr>
     <w:tblStylePr w:type="firstCol">
       <w:rPr>
+        <w:rFonts w:eastAsia="黑体"/>
         <w:color w:themeColor="background1" w:val="FFFFFF"/>
       </w:rPr>
       <w:tblPr/>
@@ -13113,6 +13638,7 @@
     </w:tblStylePr>
     <w:tblStylePr w:type="lastCol">
       <w:rPr>
+        <w:rFonts w:eastAsia="黑体"/>
         <w:color w:themeColor="background1" w:val="FFFFFF"/>
       </w:rPr>
       <w:tblPr/>
@@ -13142,11 +13668,13 @@
     </w:tblStylePr>
     <w:tblStylePr w:type="neCell">
       <w:rPr>
+        <w:rFonts w:eastAsia="黑体"/>
         <w:color w:themeColor="text1" w:val="000000"/>
       </w:rPr>
     </w:tblStylePr>
     <w:tblStylePr w:type="nwCell">
       <w:rPr>
+        <w:rFonts w:eastAsia="黑体"/>
         <w:color w:themeColor="text1" w:val="000000"/>
       </w:rPr>
     </w:tblStylePr>
@@ -13160,6 +13688,7 @@
       <w:spacing w:after="0" w:line="240" w:lineRule="auto"/>
     </w:pPr>
     <w:rPr>
+      <w:rFonts w:eastAsia="黑体"/>
       <w:color w:themeColor="text1" w:val="000000"/>
     </w:rPr>
     <w:tblPr>
@@ -13186,6 +13715,7 @@
     </w:tcPr>
     <w:tblStylePr w:type="firstRow">
       <w:rPr>
+        <w:rFonts w:eastAsia="黑体"/>
         <w:b/>
         <w:bCs/>
       </w:rPr>
@@ -13204,6 +13734,7 @@
     </w:tblStylePr>
     <w:tblStylePr w:type="lastRow">
       <w:rPr>
+        <w:rFonts w:eastAsia="黑体"/>
         <w:b/>
         <w:bCs/>
         <w:color w:themeColor="background1" w:val="FFFFFF"/>
@@ -13218,6 +13749,7 @@
     </w:tblStylePr>
     <w:tblStylePr w:type="firstCol">
       <w:rPr>
+        <w:rFonts w:eastAsia="黑体"/>
         <w:color w:themeColor="background1" w:val="FFFFFF"/>
       </w:rPr>
       <w:tblPr/>
@@ -13235,6 +13767,7 @@
     </w:tblStylePr>
     <w:tblStylePr w:type="lastCol">
       <w:rPr>
+        <w:rFonts w:eastAsia="黑体"/>
         <w:color w:themeColor="background1" w:val="FFFFFF"/>
       </w:rPr>
       <w:tblPr/>
@@ -13272,6 +13805,7 @@
       <w:spacing w:after="0" w:line="240" w:lineRule="auto"/>
     </w:pPr>
     <w:rPr>
+      <w:rFonts w:eastAsia="黑体"/>
       <w:color w:themeColor="text1" w:val="000000"/>
     </w:rPr>
     <w:tblPr>
@@ -13298,6 +13832,7 @@
     </w:tcPr>
     <w:tblStylePr w:type="firstRow">
       <w:rPr>
+        <w:rFonts w:eastAsia="黑体"/>
         <w:b/>
         <w:bCs/>
       </w:rPr>
@@ -13316,6 +13851,7 @@
     </w:tblStylePr>
     <w:tblStylePr w:type="lastRow">
       <w:rPr>
+        <w:rFonts w:eastAsia="黑体"/>
         <w:b/>
         <w:bCs/>
         <w:color w:themeColor="background1" w:val="FFFFFF"/>
@@ -13330,6 +13866,7 @@
     </w:tblStylePr>
     <w:tblStylePr w:type="firstCol">
       <w:rPr>
+        <w:rFonts w:eastAsia="黑体"/>
         <w:color w:themeColor="background1" w:val="FFFFFF"/>
       </w:rPr>
       <w:tblPr/>
@@ -13347,6 +13884,7 @@
     </w:tblStylePr>
     <w:tblStylePr w:type="lastCol">
       <w:rPr>
+        <w:rFonts w:eastAsia="黑体"/>
         <w:color w:themeColor="background1" w:val="FFFFFF"/>
       </w:rPr>
       <w:tblPr/>
@@ -13376,11 +13914,13 @@
     </w:tblStylePr>
     <w:tblStylePr w:type="neCell">
       <w:rPr>
+        <w:rFonts w:eastAsia="黑体"/>
         <w:color w:themeColor="text1" w:val="000000"/>
       </w:rPr>
     </w:tblStylePr>
     <w:tblStylePr w:type="nwCell">
       <w:rPr>
+        <w:rFonts w:eastAsia="黑体"/>
         <w:color w:themeColor="text1" w:val="000000"/>
       </w:rPr>
     </w:tblStylePr>
@@ -13394,6 +13934,7 @@
       <w:spacing w:after="0" w:line="240" w:lineRule="auto"/>
     </w:pPr>
     <w:rPr>
+      <w:rFonts w:eastAsia="黑体"/>
       <w:color w:themeColor="text1" w:val="000000"/>
     </w:rPr>
     <w:tblPr>
@@ -13420,6 +13961,7 @@
     </w:tcPr>
     <w:tblStylePr w:type="firstRow">
       <w:rPr>
+        <w:rFonts w:eastAsia="黑体"/>
         <w:b/>
         <w:bCs/>
       </w:rPr>
@@ -13438,6 +13980,7 @@
     </w:tblStylePr>
     <w:tblStylePr w:type="lastRow">
       <w:rPr>
+        <w:rFonts w:eastAsia="黑体"/>
         <w:b/>
         <w:bCs/>
         <w:color w:themeColor="background1" w:val="FFFFFF"/>
@@ -13452,6 +13995,7 @@
     </w:tblStylePr>
     <w:tblStylePr w:type="firstCol">
       <w:rPr>
+        <w:rFonts w:eastAsia="黑体"/>
         <w:color w:themeColor="background1" w:val="FFFFFF"/>
       </w:rPr>
       <w:tblPr/>
@@ -13469,6 +14013,7 @@
     </w:tblStylePr>
     <w:tblStylePr w:type="lastCol">
       <w:rPr>
+        <w:rFonts w:eastAsia="黑体"/>
         <w:color w:themeColor="background1" w:val="FFFFFF"/>
       </w:rPr>
       <w:tblPr/>
@@ -13498,11 +14043,13 @@
     </w:tblStylePr>
     <w:tblStylePr w:type="neCell">
       <w:rPr>
+        <w:rFonts w:eastAsia="黑体"/>
         <w:color w:themeColor="text1" w:val="000000"/>
       </w:rPr>
     </w:tblStylePr>
     <w:tblStylePr w:type="nwCell">
       <w:rPr>
+        <w:rFonts w:eastAsia="黑体"/>
         <w:color w:themeColor="text1" w:val="000000"/>
       </w:rPr>
     </w:tblStylePr>
@@ -13516,6 +14063,7 @@
       <w:spacing w:after="0" w:line="240" w:lineRule="auto"/>
     </w:pPr>
     <w:rPr>
+      <w:rFonts w:eastAsia="黑体"/>
       <w:color w:themeColor="text1" w:val="000000"/>
     </w:rPr>
     <w:tblPr>
@@ -13542,6 +14090,7 @@
     </w:tcPr>
     <w:tblStylePr w:type="firstRow">
       <w:rPr>
+        <w:rFonts w:eastAsia="黑体"/>
         <w:b/>
         <w:bCs/>
       </w:rPr>
@@ -13560,6 +14109,7 @@
     </w:tblStylePr>
     <w:tblStylePr w:type="lastRow">
       <w:rPr>
+        <w:rFonts w:eastAsia="黑体"/>
         <w:b/>
         <w:bCs/>
         <w:color w:themeColor="background1" w:val="FFFFFF"/>
@@ -13574,6 +14124,7 @@
     </w:tblStylePr>
     <w:tblStylePr w:type="firstCol">
       <w:rPr>
+        <w:rFonts w:eastAsia="黑体"/>
         <w:color w:themeColor="background1" w:val="FFFFFF"/>
       </w:rPr>
       <w:tblPr/>
@@ -13591,6 +14142,7 @@
     </w:tblStylePr>
     <w:tblStylePr w:type="lastCol">
       <w:rPr>
+        <w:rFonts w:eastAsia="黑体"/>
         <w:color w:themeColor="background1" w:val="FFFFFF"/>
       </w:rPr>
       <w:tblPr/>
@@ -13620,11 +14172,13 @@
     </w:tblStylePr>
     <w:tblStylePr w:type="neCell">
       <w:rPr>
+        <w:rFonts w:eastAsia="黑体"/>
         <w:color w:themeColor="text1" w:val="000000"/>
       </w:rPr>
     </w:tblStylePr>
     <w:tblStylePr w:type="nwCell">
       <w:rPr>
+        <w:rFonts w:eastAsia="黑体"/>
         <w:color w:themeColor="text1" w:val="000000"/>
       </w:rPr>
     </w:tblStylePr>
@@ -13638,6 +14192,7 @@
       <w:spacing w:after="0" w:line="240" w:lineRule="auto"/>
     </w:pPr>
     <w:rPr>
+      <w:rFonts w:eastAsia="黑体"/>
       <w:color w:themeColor="text1" w:val="000000"/>
     </w:rPr>
     <w:tblPr>
@@ -13656,6 +14211,7 @@
     </w:tcPr>
     <w:tblStylePr w:type="firstRow">
       <w:rPr>
+        <w:rFonts w:eastAsia="黑体"/>
         <w:b/>
         <w:bCs/>
         <w:color w:themeColor="background1" w:val="FFFFFF"/>
@@ -13670,6 +14226,7 @@
     </w:tblStylePr>
     <w:tblStylePr w:type="lastRow">
       <w:rPr>
+        <w:rFonts w:eastAsia="黑体"/>
         <w:b/>
         <w:bCs/>
         <w:color w:themeColor="accent2" w:themeShade="CC" w:val="9E3A38"/>
@@ -13684,12 +14241,14 @@
     </w:tblStylePr>
     <w:tblStylePr w:type="firstCol">
       <w:rPr>
+        <w:rFonts w:eastAsia="黑体"/>
         <w:b/>
         <w:bCs/>
       </w:rPr>
     </w:tblStylePr>
     <w:tblStylePr w:type="lastCol">
       <w:rPr>
+        <w:rFonts w:eastAsia="黑体"/>
         <w:b/>
         <w:bCs/>
       </w:rPr>
@@ -13724,6 +14283,7 @@
       <w:spacing w:after="0" w:line="240" w:lineRule="auto"/>
     </w:pPr>
     <w:rPr>
+      <w:rFonts w:eastAsia="黑体"/>
       <w:color w:themeColor="text1" w:val="000000"/>
     </w:rPr>
     <w:tblPr>
@@ -13742,6 +14302,7 @@
     </w:tcPr>
     <w:tblStylePr w:type="firstRow">
       <w:rPr>
+        <w:rFonts w:eastAsia="黑体"/>
         <w:b/>
         <w:bCs/>
         <w:color w:themeColor="background1" w:val="FFFFFF"/>
@@ -13756,6 +14317,7 @@
     </w:tblStylePr>
     <w:tblStylePr w:type="lastRow">
       <w:rPr>
+        <w:rFonts w:eastAsia="黑体"/>
         <w:b/>
         <w:bCs/>
         <w:color w:themeColor="accent2" w:themeShade="CC" w:val="9E3A38"/>
@@ -13770,12 +14332,14 @@
     </w:tblStylePr>
     <w:tblStylePr w:type="firstCol">
       <w:rPr>
+        <w:rFonts w:eastAsia="黑体"/>
         <w:b/>
         <w:bCs/>
       </w:rPr>
     </w:tblStylePr>
     <w:tblStylePr w:type="lastCol">
       <w:rPr>
+        <w:rFonts w:eastAsia="黑体"/>
         <w:b/>
         <w:bCs/>
       </w:rPr>
@@ -13810,6 +14374,7 @@
       <w:spacing w:after="0" w:line="240" w:lineRule="auto"/>
     </w:pPr>
     <w:rPr>
+      <w:rFonts w:eastAsia="黑体"/>
       <w:color w:themeColor="text1" w:val="000000"/>
     </w:rPr>
     <w:tblPr>
@@ -13828,6 +14393,7 @@
     </w:tcPr>
     <w:tblStylePr w:type="firstRow">
       <w:rPr>
+        <w:rFonts w:eastAsia="黑体"/>
         <w:b/>
         <w:bCs/>
         <w:color w:themeColor="background1" w:val="FFFFFF"/>
@@ -13842,6 +14408,7 @@
     </w:tblStylePr>
     <w:tblStylePr w:type="lastRow">
       <w:rPr>
+        <w:rFonts w:eastAsia="黑体"/>
         <w:b/>
         <w:bCs/>
         <w:color w:themeColor="accent2" w:themeShade="CC" w:val="9E3A38"/>
@@ -13856,12 +14423,14 @@
     </w:tblStylePr>
     <w:tblStylePr w:type="firstCol">
       <w:rPr>
+        <w:rFonts w:eastAsia="黑体"/>
         <w:b/>
         <w:bCs/>
       </w:rPr>
     </w:tblStylePr>
     <w:tblStylePr w:type="lastCol">
       <w:rPr>
+        <w:rFonts w:eastAsia="黑体"/>
         <w:b/>
         <w:bCs/>
       </w:rPr>
@@ -13896,6 +14465,7 @@
       <w:spacing w:after="0" w:line="240" w:lineRule="auto"/>
     </w:pPr>
     <w:rPr>
+      <w:rFonts w:eastAsia="黑体"/>
       <w:color w:themeColor="text1" w:val="000000"/>
     </w:rPr>
     <w:tblPr>
@@ -13914,6 +14484,7 @@
     </w:tcPr>
     <w:tblStylePr w:type="firstRow">
       <w:rPr>
+        <w:rFonts w:eastAsia="黑体"/>
         <w:b/>
         <w:bCs/>
         <w:color w:themeColor="background1" w:val="FFFFFF"/>
@@ -13928,6 +14499,7 @@
     </w:tblStylePr>
     <w:tblStylePr w:type="lastRow">
       <w:rPr>
+        <w:rFonts w:eastAsia="黑体"/>
         <w:b/>
         <w:bCs/>
         <w:color w:themeColor="accent4" w:themeShade="CC" w:val="664E82"/>
@@ -13942,12 +14514,14 @@
     </w:tblStylePr>
     <w:tblStylePr w:type="firstCol">
       <w:rPr>
+        <w:rFonts w:eastAsia="黑体"/>
         <w:b/>
         <w:bCs/>
       </w:rPr>
     </w:tblStylePr>
     <w:tblStylePr w:type="lastCol">
       <w:rPr>
+        <w:rFonts w:eastAsia="黑体"/>
         <w:b/>
         <w:bCs/>
       </w:rPr>
@@ -13982,6 +14556,7 @@
       <w:spacing w:after="0" w:line="240" w:lineRule="auto"/>
     </w:pPr>
     <w:rPr>
+      <w:rFonts w:eastAsia="黑体"/>
       <w:color w:themeColor="text1" w:val="000000"/>
     </w:rPr>
     <w:tblPr>
@@ -14000,6 +14575,7 @@
     </w:tcPr>
     <w:tblStylePr w:type="firstRow">
       <w:rPr>
+        <w:rFonts w:eastAsia="黑体"/>
         <w:b/>
         <w:bCs/>
         <w:color w:themeColor="background1" w:val="FFFFFF"/>
@@ -14014,6 +14590,7 @@
     </w:tblStylePr>
     <w:tblStylePr w:type="lastRow">
       <w:rPr>
+        <w:rFonts w:eastAsia="黑体"/>
         <w:b/>
         <w:bCs/>
         <w:color w:themeColor="accent3" w:themeShade="CC" w:val="7E9C40"/>
@@ -14028,12 +14605,14 @@
     </w:tblStylePr>
     <w:tblStylePr w:type="firstCol">
       <w:rPr>
+        <w:rFonts w:eastAsia="黑体"/>
         <w:b/>
         <w:bCs/>
       </w:rPr>
     </w:tblStylePr>
     <w:tblStylePr w:type="lastCol">
       <w:rPr>
+        <w:rFonts w:eastAsia="黑体"/>
         <w:b/>
         <w:bCs/>
       </w:rPr>
@@ -14068,6 +14647,7 @@
       <w:spacing w:after="0" w:line="240" w:lineRule="auto"/>
     </w:pPr>
     <w:rPr>
+      <w:rFonts w:eastAsia="黑体"/>
       <w:color w:themeColor="text1" w:val="000000"/>
     </w:rPr>
     <w:tblPr>
@@ -14086,6 +14666,7 @@
     </w:tcPr>
     <w:tblStylePr w:type="firstRow">
       <w:rPr>
+        <w:rFonts w:eastAsia="黑体"/>
         <w:b/>
         <w:bCs/>
         <w:color w:themeColor="background1" w:val="FFFFFF"/>
@@ -14100,6 +14681,7 @@
     </w:tblStylePr>
     <w:tblStylePr w:type="lastRow">
       <w:rPr>
+        <w:rFonts w:eastAsia="黑体"/>
         <w:b/>
         <w:bCs/>
         <w:color w:themeColor="accent6" w:themeShade="CC" w:val="F2730A"/>
@@ -14114,12 +14696,14 @@
     </w:tblStylePr>
     <w:tblStylePr w:type="firstCol">
       <w:rPr>
+        <w:rFonts w:eastAsia="黑体"/>
         <w:b/>
         <w:bCs/>
       </w:rPr>
     </w:tblStylePr>
     <w:tblStylePr w:type="lastCol">
       <w:rPr>
+        <w:rFonts w:eastAsia="黑体"/>
         <w:b/>
         <w:bCs/>
       </w:rPr>
@@ -14154,6 +14738,7 @@
       <w:spacing w:after="0" w:line="240" w:lineRule="auto"/>
     </w:pPr>
     <w:rPr>
+      <w:rFonts w:eastAsia="黑体"/>
       <w:color w:themeColor="text1" w:val="000000"/>
     </w:rPr>
     <w:tblPr>
@@ -14172,6 +14757,7 @@
     </w:tcPr>
     <w:tblStylePr w:type="firstRow">
       <w:rPr>
+        <w:rFonts w:eastAsia="黑体"/>
         <w:b/>
         <w:bCs/>
         <w:color w:themeColor="background1" w:val="FFFFFF"/>
@@ -14186,6 +14772,7 @@
     </w:tblStylePr>
     <w:tblStylePr w:type="lastRow">
       <w:rPr>
+        <w:rFonts w:eastAsia="黑体"/>
         <w:b/>
         <w:bCs/>
         <w:color w:themeColor="accent5" w:themeShade="CC" w:val="348DA5"/>
@@ -14200,12 +14787,14 @@
     </w:tblStylePr>
     <w:tblStylePr w:type="firstCol">
       <w:rPr>
+        <w:rFonts w:eastAsia="黑体"/>
         <w:b/>
         <w:bCs/>
       </w:rPr>
     </w:tblStylePr>
     <w:tblStylePr w:type="lastCol">
       <w:rPr>
+        <w:rFonts w:eastAsia="黑体"/>
         <w:b/>
         <w:bCs/>
       </w:rPr>
@@ -14240,6 +14829,7 @@
       <w:spacing w:after="0" w:line="240" w:lineRule="auto"/>
     </w:pPr>
     <w:rPr>
+      <w:rFonts w:eastAsia="黑体"/>
       <w:color w:themeColor="text1" w:val="000000"/>
     </w:rPr>
     <w:tblPr>
@@ -14261,6 +14851,7 @@
     </w:tcPr>
     <w:tblStylePr w:type="firstRow">
       <w:rPr>
+        <w:rFonts w:eastAsia="黑体"/>
         <w:b/>
         <w:bCs/>
       </w:rPr>
@@ -14271,6 +14862,7 @@
     </w:tblStylePr>
     <w:tblStylePr w:type="lastRow">
       <w:rPr>
+        <w:rFonts w:eastAsia="黑体"/>
         <w:b/>
         <w:bCs/>
         <w:color w:themeColor="text1" w:val="000000"/>
@@ -14282,6 +14874,7 @@
     </w:tblStylePr>
     <w:tblStylePr w:type="firstCol">
       <w:rPr>
+        <w:rFonts w:eastAsia="黑体"/>
         <w:color w:themeColor="background1" w:val="FFFFFF"/>
       </w:rPr>
       <w:tblPr/>
@@ -14291,6 +14884,7 @@
     </w:tblStylePr>
     <w:tblStylePr w:type="lastCol">
       <w:rPr>
+        <w:rFonts w:eastAsia="黑体"/>
         <w:color w:themeColor="background1" w:val="FFFFFF"/>
       </w:rPr>
       <w:tblPr/>
@@ -14320,6 +14914,7 @@
       <w:spacing w:after="0" w:line="240" w:lineRule="auto"/>
     </w:pPr>
     <w:rPr>
+      <w:rFonts w:eastAsia="黑体"/>
       <w:color w:themeColor="text1" w:val="000000"/>
     </w:rPr>
     <w:tblPr>
@@ -14341,6 +14936,7 @@
     </w:tcPr>
     <w:tblStylePr w:type="firstRow">
       <w:rPr>
+        <w:rFonts w:eastAsia="黑体"/>
         <w:b/>
         <w:bCs/>
       </w:rPr>
@@ -14351,6 +14947,7 @@
     </w:tblStylePr>
     <w:tblStylePr w:type="lastRow">
       <w:rPr>
+        <w:rFonts w:eastAsia="黑体"/>
         <w:b/>
         <w:bCs/>
         <w:color w:themeColor="text1" w:val="000000"/>
@@ -14362,6 +14959,7 @@
     </w:tblStylePr>
     <w:tblStylePr w:type="firstCol">
       <w:rPr>
+        <w:rFonts w:eastAsia="黑体"/>
         <w:color w:themeColor="background1" w:val="FFFFFF"/>
       </w:rPr>
       <w:tblPr/>
@@ -14371,6 +14969,7 @@
     </w:tblStylePr>
     <w:tblStylePr w:type="lastCol">
       <w:rPr>
+        <w:rFonts w:eastAsia="黑体"/>
         <w:color w:themeColor="background1" w:val="FFFFFF"/>
       </w:rPr>
       <w:tblPr/>
@@ -14400,6 +14999,7 @@
       <w:spacing w:after="0" w:line="240" w:lineRule="auto"/>
     </w:pPr>
     <w:rPr>
+      <w:rFonts w:eastAsia="黑体"/>
       <w:color w:themeColor="text1" w:val="000000"/>
     </w:rPr>
     <w:tblPr>
@@ -14421,6 +15021,7 @@
     </w:tcPr>
     <w:tblStylePr w:type="firstRow">
       <w:rPr>
+        <w:rFonts w:eastAsia="黑体"/>
         <w:b/>
         <w:bCs/>
       </w:rPr>
@@ -14431,6 +15032,7 @@
     </w:tblStylePr>
     <w:tblStylePr w:type="lastRow">
       <w:rPr>
+        <w:rFonts w:eastAsia="黑体"/>
         <w:b/>
         <w:bCs/>
         <w:color w:themeColor="text1" w:val="000000"/>
@@ -14442,6 +15044,7 @@
     </w:tblStylePr>
     <w:tblStylePr w:type="firstCol">
       <w:rPr>
+        <w:rFonts w:eastAsia="黑体"/>
         <w:color w:themeColor="background1" w:val="FFFFFF"/>
       </w:rPr>
       <w:tblPr/>
@@ -14451,6 +15054,7 @@
     </w:tblStylePr>
     <w:tblStylePr w:type="lastCol">
       <w:rPr>
+        <w:rFonts w:eastAsia="黑体"/>
         <w:color w:themeColor="background1" w:val="FFFFFF"/>
       </w:rPr>
       <w:tblPr/>
@@ -14480,6 +15084,7 @@
       <w:spacing w:after="0" w:line="240" w:lineRule="auto"/>
     </w:pPr>
     <w:rPr>
+      <w:rFonts w:eastAsia="黑体"/>
       <w:color w:themeColor="text1" w:val="000000"/>
     </w:rPr>
     <w:tblPr>
@@ -14501,6 +15106,7 @@
     </w:tcPr>
     <w:tblStylePr w:type="firstRow">
       <w:rPr>
+        <w:rFonts w:eastAsia="黑体"/>
         <w:b/>
         <w:bCs/>
       </w:rPr>
@@ -14511,6 +15117,7 @@
     </w:tblStylePr>
     <w:tblStylePr w:type="lastRow">
       <w:rPr>
+        <w:rFonts w:eastAsia="黑体"/>
         <w:b/>
         <w:bCs/>
         <w:color w:themeColor="text1" w:val="000000"/>
@@ -14522,6 +15129,7 @@
     </w:tblStylePr>
     <w:tblStylePr w:type="firstCol">
       <w:rPr>
+        <w:rFonts w:eastAsia="黑体"/>
         <w:color w:themeColor="background1" w:val="FFFFFF"/>
       </w:rPr>
       <w:tblPr/>
@@ -14531,6 +15139,7 @@
     </w:tblStylePr>
     <w:tblStylePr w:type="lastCol">
       <w:rPr>
+        <w:rFonts w:eastAsia="黑体"/>
         <w:color w:themeColor="background1" w:val="FFFFFF"/>
       </w:rPr>
       <w:tblPr/>
@@ -14560,6 +15169,7 @@
       <w:spacing w:after="0" w:line="240" w:lineRule="auto"/>
     </w:pPr>
     <w:rPr>
+      <w:rFonts w:eastAsia="黑体"/>
       <w:color w:themeColor="text1" w:val="000000"/>
     </w:rPr>
     <w:tblPr>
@@ -14581,6 +15191,7 @@
     </w:tcPr>
     <w:tblStylePr w:type="firstRow">
       <w:rPr>
+        <w:rFonts w:eastAsia="黑体"/>
         <w:b/>
         <w:bCs/>
       </w:rPr>
@@ -14591,6 +15202,7 @@
     </w:tblStylePr>
     <w:tblStylePr w:type="lastRow">
       <w:rPr>
+        <w:rFonts w:eastAsia="黑体"/>
         <w:b/>
         <w:bCs/>
         <w:color w:themeColor="text1" w:val="000000"/>
@@ -14602,6 +15214,7 @@
     </w:tblStylePr>
     <w:tblStylePr w:type="firstCol">
       <w:rPr>
+        <w:rFonts w:eastAsia="黑体"/>
         <w:color w:themeColor="background1" w:val="FFFFFF"/>
       </w:rPr>
       <w:tblPr/>
@@ -14611,6 +15224,7 @@
     </w:tblStylePr>
     <w:tblStylePr w:type="lastCol">
       <w:rPr>
+        <w:rFonts w:eastAsia="黑体"/>
         <w:color w:themeColor="background1" w:val="FFFFFF"/>
       </w:rPr>
       <w:tblPr/>
@@ -14640,6 +15254,7 @@
       <w:spacing w:after="0" w:line="240" w:lineRule="auto"/>
     </w:pPr>
     <w:rPr>
+      <w:rFonts w:eastAsia="黑体"/>
       <w:color w:themeColor="text1" w:val="000000"/>
     </w:rPr>
     <w:tblPr>
@@ -14661,6 +15276,7 @@
     </w:tcPr>
     <w:tblStylePr w:type="firstRow">
       <w:rPr>
+        <w:rFonts w:eastAsia="黑体"/>
         <w:b/>
         <w:bCs/>
       </w:rPr>
@@ -14671,6 +15287,7 @@
     </w:tblStylePr>
     <w:tblStylePr w:type="lastRow">
       <w:rPr>
+        <w:rFonts w:eastAsia="黑体"/>
         <w:b/>
         <w:bCs/>
         <w:color w:themeColor="text1" w:val="000000"/>
@@ -14682,6 +15299,7 @@
     </w:tblStylePr>
     <w:tblStylePr w:type="firstCol">
       <w:rPr>
+        <w:rFonts w:eastAsia="黑体"/>
         <w:color w:themeColor="background1" w:val="FFFFFF"/>
       </w:rPr>
       <w:tblPr/>
@@ -14691,6 +15309,7 @@
     </w:tblStylePr>
     <w:tblStylePr w:type="lastCol">
       <w:rPr>
+        <w:rFonts w:eastAsia="黑体"/>
         <w:color w:themeColor="background1" w:val="FFFFFF"/>
       </w:rPr>
       <w:tblPr/>
@@ -14720,6 +15339,7 @@
       <w:spacing w:after="0" w:line="240" w:lineRule="auto"/>
     </w:pPr>
     <w:rPr>
+      <w:rFonts w:eastAsia="黑体"/>
       <w:color w:themeColor="text1" w:val="000000"/>
     </w:rPr>
     <w:tblPr>
@@ -14741,6 +15361,7 @@
     </w:tcPr>
     <w:tblStylePr w:type="firstRow">
       <w:rPr>
+        <w:rFonts w:eastAsia="黑体"/>
         <w:b/>
         <w:bCs/>
       </w:rPr>
@@ -14751,6 +15372,7 @@
     </w:tblStylePr>
     <w:tblStylePr w:type="lastRow">
       <w:rPr>
+        <w:rFonts w:eastAsia="黑体"/>
         <w:b/>
         <w:bCs/>
         <w:color w:themeColor="text1" w:val="000000"/>
@@ -14762,6 +15384,7 @@
     </w:tblStylePr>
     <w:tblStylePr w:type="firstCol">
       <w:rPr>
+        <w:rFonts w:eastAsia="黑体"/>
         <w:color w:themeColor="background1" w:val="FFFFFF"/>
       </w:rPr>
       <w:tblPr/>
@@ -14771,6 +15394,7 @@
     </w:tblStylePr>
     <w:tblStylePr w:type="lastCol">
       <w:rPr>
+        <w:rFonts w:eastAsia="黑体"/>
         <w:color w:themeColor="background1" w:val="FFFFFF"/>
       </w:rPr>
       <w:tblPr/>
@@ -14803,6 +15427,7 @@
     <w:name w:val="KeywordTok"/>
     <w:basedOn w:val="VerbatimChar"/>
     <w:rPr>
+      <w:rFonts w:eastAsia="黑体"/>
       <w:b/>
       <w:color w:val="007020"/>
     </w:rPr>
@@ -14811,6 +15436,7 @@
     <w:name w:val="DataTypeTok"/>
     <w:basedOn w:val="VerbatimChar"/>
     <w:rPr>
+      <w:rFonts w:eastAsia="黑体"/>
       <w:color w:val="902000"/>
     </w:rPr>
   </w:style>
@@ -14818,6 +15444,7 @@
     <w:name w:val="DecValTok"/>
     <w:basedOn w:val="VerbatimChar"/>
     <w:rPr>
+      <w:rFonts w:eastAsia="黑体"/>
       <w:color w:val="40a070"/>
     </w:rPr>
   </w:style>
@@ -14825,6 +15452,7 @@
     <w:name w:val="BaseNTok"/>
     <w:basedOn w:val="VerbatimChar"/>
     <w:rPr>
+      <w:rFonts w:eastAsia="黑体"/>
       <w:color w:val="40a070"/>
     </w:rPr>
   </w:style>
@@ -14832,6 +15460,7 @@
     <w:name w:val="FloatTok"/>
     <w:basedOn w:val="VerbatimChar"/>
     <w:rPr>
+      <w:rFonts w:eastAsia="黑体"/>
       <w:color w:val="40a070"/>
     </w:rPr>
   </w:style>
@@ -14839,6 +15468,7 @@
     <w:name w:val="ConstantTok"/>
     <w:basedOn w:val="VerbatimChar"/>
     <w:rPr>
+      <w:rFonts w:eastAsia="黑体"/>
       <w:color w:val="880000"/>
     </w:rPr>
   </w:style>
@@ -14846,6 +15476,7 @@
     <w:name w:val="CharTok"/>
     <w:basedOn w:val="VerbatimChar"/>
     <w:rPr>
+      <w:rFonts w:eastAsia="黑体"/>
       <w:color w:val="4070a0"/>
     </w:rPr>
   </w:style>
@@ -14853,6 +15484,7 @@
     <w:name w:val="SpecialCharTok"/>
     <w:basedOn w:val="VerbatimChar"/>
     <w:rPr>
+      <w:rFonts w:eastAsia="黑体"/>
       <w:color w:val="4070a0"/>
     </w:rPr>
   </w:style>
@@ -14860,6 +15492,7 @@
     <w:name w:val="StringTok"/>
     <w:basedOn w:val="VerbatimChar"/>
     <w:rPr>
+      <w:rFonts w:eastAsia="黑体"/>
       <w:color w:val="4070a0"/>
     </w:rPr>
   </w:style>
@@ -14867,6 +15500,7 @@
     <w:name w:val="VerbatimStringTok"/>
     <w:basedOn w:val="VerbatimChar"/>
     <w:rPr>
+      <w:rFonts w:eastAsia="黑体"/>
       <w:color w:val="4070a0"/>
     </w:rPr>
   </w:style>
@@ -14874,6 +15508,7 @@
     <w:name w:val="SpecialStringTok"/>
     <w:basedOn w:val="VerbatimChar"/>
     <w:rPr>
+      <w:rFonts w:eastAsia="黑体"/>
       <w:color w:val="bb6688"/>
     </w:rPr>
   </w:style>
@@ -14881,6 +15516,7 @@
     <w:name w:val="ImportTok"/>
     <w:basedOn w:val="VerbatimChar"/>
     <w:rPr>
+      <w:rFonts w:eastAsia="黑体"/>
       <w:b/>
       <w:color w:val="008000"/>
     </w:rPr>
@@ -14889,6 +15525,7 @@
     <w:name w:val="CommentTok"/>
     <w:basedOn w:val="VerbatimChar"/>
     <w:rPr>
+      <w:rFonts w:eastAsia="黑体"/>
       <w:i/>
       <w:color w:val="60a0b0"/>
     </w:rPr>
@@ -14897,6 +15534,7 @@
     <w:name w:val="DocumentationTok"/>
     <w:basedOn w:val="VerbatimChar"/>
     <w:rPr>
+      <w:rFonts w:eastAsia="黑体"/>
       <w:i/>
       <w:color w:val="ba2121"/>
     </w:rPr>
@@ -14905,6 +15543,7 @@
     <w:name w:val="AnnotationTok"/>
     <w:basedOn w:val="VerbatimChar"/>
     <w:rPr>
+      <w:rFonts w:eastAsia="黑体"/>
       <w:b/>
       <w:i/>
       <w:color w:val="60a0b0"/>
@@ -14914,6 +15553,7 @@
     <w:name w:val="CommentVarTok"/>
     <w:basedOn w:val="VerbatimChar"/>
     <w:rPr>
+      <w:rFonts w:eastAsia="黑体"/>
       <w:b/>
       <w:i/>
       <w:color w:val="60a0b0"/>
@@ -14923,6 +15563,7 @@
     <w:name w:val="OtherTok"/>
     <w:basedOn w:val="VerbatimChar"/>
     <w:rPr>
+      <w:rFonts w:eastAsia="黑体"/>
       <w:color w:val="007020"/>
     </w:rPr>
   </w:style>
@@ -14930,6 +15571,7 @@
     <w:name w:val="FunctionTok"/>
     <w:basedOn w:val="VerbatimChar"/>
     <w:rPr>
+      <w:rFonts w:eastAsia="黑体"/>
       <w:color w:val="06287e"/>
     </w:rPr>
   </w:style>
@@ -14937,6 +15579,7 @@
     <w:name w:val="VariableTok"/>
     <w:basedOn w:val="VerbatimChar"/>
     <w:rPr>
+      <w:rFonts w:eastAsia="黑体"/>
       <w:color w:val="19177c"/>
     </w:rPr>
   </w:style>
@@ -14944,6 +15587,7 @@
     <w:name w:val="ControlFlowTok"/>
     <w:basedOn w:val="VerbatimChar"/>
     <w:rPr>
+      <w:rFonts w:eastAsia="黑体"/>
       <w:b/>
       <w:color w:val="007020"/>
     </w:rPr>
@@ -14952,6 +15596,7 @@
     <w:name w:val="OperatorTok"/>
     <w:basedOn w:val="VerbatimChar"/>
     <w:rPr>
+      <w:rFonts w:eastAsia="黑体"/>
       <w:color w:val="666666"/>
     </w:rPr>
   </w:style>
@@ -14959,18 +15604,22 @@
     <w:name w:val="BuiltInTok"/>
     <w:basedOn w:val="VerbatimChar"/>
     <w:rPr>
+      <w:rFonts w:eastAsia="黑体"/>
       <w:color w:val="008000"/>
     </w:rPr>
   </w:style>
   <w:style w:type="character" w:customStyle="1" w:styleId="ExtensionTok">
     <w:name w:val="ExtensionTok"/>
     <w:basedOn w:val="VerbatimChar"/>
-    <w:rPr/>
+    <w:rPr>
+      <w:rFonts w:eastAsia="黑体"/>
+    </w:rPr>
   </w:style>
   <w:style w:type="character" w:customStyle="1" w:styleId="PreprocessorTok">
     <w:name w:val="PreprocessorTok"/>
     <w:basedOn w:val="VerbatimChar"/>
     <w:rPr>
+      <w:rFonts w:eastAsia="黑体"/>
       <w:color w:val="bc7a00"/>
     </w:rPr>
   </w:style>
@@ -14978,18 +15627,22 @@
     <w:name w:val="AttributeTok"/>
     <w:basedOn w:val="VerbatimChar"/>
     <w:rPr>
+      <w:rFonts w:eastAsia="黑体"/>
       <w:color w:val="7d9029"/>
     </w:rPr>
   </w:style>
   <w:style w:type="character" w:customStyle="1" w:styleId="RegionMarkerTok">
     <w:name w:val="RegionMarkerTok"/>
     <w:basedOn w:val="VerbatimChar"/>
-    <w:rPr/>
+    <w:rPr>
+      <w:rFonts w:eastAsia="黑体"/>
+    </w:rPr>
   </w:style>
   <w:style w:type="character" w:customStyle="1" w:styleId="InformationTok">
     <w:name w:val="InformationTok"/>
     <w:basedOn w:val="VerbatimChar"/>
     <w:rPr>
+      <w:rFonts w:eastAsia="黑体"/>
       <w:b/>
       <w:i/>
       <w:color w:val="60a0b0"/>
@@ -14999,6 +15652,7 @@
     <w:name w:val="WarningTok"/>
     <w:basedOn w:val="VerbatimChar"/>
     <w:rPr>
+      <w:rFonts w:eastAsia="黑体"/>
       <w:b/>
       <w:i/>
       <w:color w:val="60a0b0"/>
@@ -15008,6 +15662,7 @@
     <w:name w:val="AlertTok"/>
     <w:basedOn w:val="VerbatimChar"/>
     <w:rPr>
+      <w:rFonts w:eastAsia="黑体"/>
       <w:b/>
       <w:color w:val="ff0000"/>
     </w:rPr>
@@ -15016,6 +15671,7 @@
     <w:name w:val="ErrorTok"/>
     <w:basedOn w:val="VerbatimChar"/>
     <w:rPr>
+      <w:rFonts w:eastAsia="黑体"/>
       <w:b/>
       <w:color w:val="ff0000"/>
     </w:rPr>
@@ -15023,7 +15679,9 @@
   <w:style w:type="character" w:customStyle="1" w:styleId="NormalTok">
     <w:name w:val="NormalTok"/>
     <w:basedOn w:val="VerbatimChar"/>
-    <w:rPr/>
+    <w:rPr>
+      <w:rFonts w:eastAsia="黑体"/>
+    </w:rPr>
   </w:style>
 </w:styles>
 </file>
@@ -15072,12 +15730,12 @@
     <a:fontScheme name="Office">
       <a:majorFont>
         <a:latin typeface="Calibri"/>
-        <a:ea typeface=""/>
+        <a:ea typeface="黑体"/>
         <a:cs typeface=""/>
         <a:font script="Jpan" typeface="ＭＳ ゴシック"/>
         <a:font script="Hang" typeface="맑은 고딕"/>
-        <a:font script="Hans" typeface="宋体"/>
-        <a:font script="Hant" typeface="新細明體"/>
+        <a:font script="Hans" typeface="黑体"/>
+        <a:font script="Hant" typeface="黑体"/>
         <a:font script="Arab" typeface="Times New Roman"/>
         <a:font script="Hebr" typeface="Times New Roman"/>
         <a:font script="Thai" typeface="Angsana New"/>
@@ -15107,12 +15765,12 @@
       </a:majorFont>
       <a:minorFont>
         <a:latin typeface="Cambria"/>
-        <a:ea typeface=""/>
+        <a:ea typeface="黑体"/>
         <a:cs typeface=""/>
         <a:font script="Jpan" typeface="ＭＳ 明朝"/>
         <a:font script="Hang" typeface="맑은 고딕"/>
-        <a:font script="Hans" typeface="宋体"/>
-        <a:font script="Hant" typeface="新細明體"/>
+        <a:font script="Hans" typeface="黑体"/>
+        <a:font script="Hant" typeface="黑体"/>
         <a:font script="Arab" typeface="Arial"/>
         <a:font script="Hebr" typeface="Arial"/>
         <a:font script="Thai" typeface="Cordia New"/>

--- a/08-传感器电路/09-距离与位置传感器电路/旋转变压器电路/旋转变压器电路.docx
+++ b/08-传感器电路/09-距离与位置传感器电路/旋转变压器电路/旋转变压器电路.docx
@@ -2659,7 +2659,7 @@
           <w:color w:val="555555"/>
           <w:sz w:val="21"/>
         </w:rPr>
-        <w:t>材料收集者：杜文杰，WX手机：19519196569，QQ:3478827729</w:t>
+        <w:t>材料收集者：杜文杰，微信/手机：19519196569，QQ:3478827729</w:t>
       </w:r>
     </w:p>
     <w:sectPr>
